--- a/downloads/student/ai-6-week-30.docx
+++ b/downloads/student/ai-6-week-30.docx
@@ -777,6 +777,16 @@
     <w:p>
       <w:r>
         <w:t>Tiny-group aggregates can still reveal individuals; evaluate linkability, access and retention.</w:t>
+      </w:r>
+    </w:p>
+    <w:p>
+      <w:r>
+        <w:t>Read the labelled picture: Trace private note content and analytics counts to their permitted readers. Why is storing full notes in the dashboard outside this design, and what risk can remain for tiny-group counts?</w:t>
+      </w:r>
+    </w:p>
+    <w:p>
+      <w:r>
+        <w:t>Change one thing: The dashboard starts storing full notes. Predict the result before checking the explanation. What remains the same?</w:t>
       </w:r>
     </w:p>
     <w:p>
@@ -1875,6 +1885,187 @@
         <w:t>Attempt the independent case before hints. Record whether you worked alone, used a hint or followed a model. After feedback, fix the first unsupported step and explain why it changed. A later check uses a changed case, not a copied answer.</w:t>
       </w:r>
     </w:p>
+    <w:p>
+      <w:pPr>
+        <w:pStyle w:val="Heading1"/>
+      </w:pPr>
+      <w:r>
+        <w:t>15. Your lesson route</w:t>
+      </w:r>
+    </w:p>
+    <w:p>
+      <w:r>
+        <w:t>Start with this question: Review a private note’s path. A revision service reads a learner’s private practice note; analytics need counts only.</w:t>
+      </w:r>
+    </w:p>
+    <w:tbl>
+      <w:tblPr>
+        <w:tblStyle w:val="LightShading-Accent1"/>
+        <w:tblW w:type="auto" w:w="0"/>
+        <w:tblLook w:firstColumn="1" w:firstRow="1" w:lastColumn="0" w:lastRow="0" w:noHBand="0" w:noVBand="1" w:val="04A0"/>
+      </w:tblPr>
+      <w:tblGrid>
+        <w:gridCol w:w="5112"/>
+        <w:gridCol w:w="5112"/>
+      </w:tblGrid>
+      <w:tr>
+        <w:trPr>
+          <w:tblHeader/>
+        </w:trPr>
+        <w:tc>
+          <w:tcPr>
+            <w:tcW w:type="dxa" w:w="5112"/>
+          </w:tcPr>
+          <w:p>
+            <w:r>
+              <w:t>By the end, I can</w:t>
+            </w:r>
+          </w:p>
+        </w:tc>
+        <w:tc>
+          <w:tcPr>
+            <w:tcW w:type="dxa" w:w="5112"/>
+          </w:tcPr>
+          <w:p>
+            <w:r>
+              <w:t>How I will show it</w:t>
+            </w:r>
+          </w:p>
+        </w:tc>
+      </w:tr>
+      <w:tr>
+        <w:tc>
+          <w:tcPr>
+            <w:tcW w:type="dxa" w:w="5112"/>
+          </w:tcPr>
+          <w:p>
+            <w:r>
+              <w:t>Explain the mechanism and terminology of security and privacy review</w:t>
+            </w:r>
+          </w:p>
+        </w:tc>
+        <w:tc>
+          <w:tcPr>
+            <w:tcW w:type="dxa" w:w="5112"/>
+          </w:tcPr>
+          <w:p>
+            <w:r>
+              <w:t>Explain the deciding step, show a trace or test, and state one limit.</w:t>
+            </w:r>
+          </w:p>
+        </w:tc>
+      </w:tr>
+      <w:tr>
+        <w:tc>
+          <w:tcPr>
+            <w:tcW w:type="dxa" w:w="5112"/>
+          </w:tcPr>
+          <w:p>
+            <w:r>
+              <w:t>Apply the stated procedure to a new case with a traceable result</w:t>
+            </w:r>
+          </w:p>
+        </w:tc>
+        <w:tc>
+          <w:tcPr>
+            <w:tcW w:type="dxa" w:w="5112"/>
+          </w:tcPr>
+          <w:p>
+            <w:r>
+              <w:t>Explain the deciding step, show a trace or test, and state one limit.</w:t>
+            </w:r>
+          </w:p>
+        </w:tc>
+      </w:tr>
+      <w:tr>
+        <w:tc>
+          <w:tcPr>
+            <w:tcW w:type="dxa" w:w="5112"/>
+          </w:tcPr>
+          <w:p>
+            <w:r>
+              <w:t>Identify an assumption or limitation and design a revealing follow-up</w:t>
+            </w:r>
+          </w:p>
+        </w:tc>
+        <w:tc>
+          <w:tcPr>
+            <w:tcW w:type="dxa" w:w="5112"/>
+          </w:tcPr>
+          <w:p>
+            <w:r>
+              <w:t>Explain the deciding step, show a trace or test, and state one limit.</w:t>
+            </w:r>
+          </w:p>
+        </w:tc>
+      </w:tr>
+    </w:tbl>
+    <w:p>
+      <w:r>
+        <w:t>Remember → watch and explain → try with help → investigate → try independently → keep project evidence. Your teacher may spread this lesson across several classes.</w:t>
+      </w:r>
+    </w:p>
+    <w:p>
+      <w:r>
+        <w:t>Keep your first prediction. Compare it with what the evidence shows and explain any change.</w:t>
+      </w:r>
+    </w:p>
+    <w:p>
+      <w:pPr>
+        <w:pStyle w:val="Heading1"/>
+      </w:pPr>
+      <w:r>
+        <w:t>16. Finish and return</w:t>
+      </w:r>
+    </w:p>
+    <w:p>
+      <w:r>
+        <w:t>Close your notes. Explain this goal in your own words: Explain the mechanism and terminology of security and privacy review</w:t>
+      </w:r>
+    </w:p>
+    <w:p>
+      <w:pPr>
+        <w:pStyle w:val="Heading3"/>
+      </w:pPr>
+      <w:r>
+        <w:t>My deciding step, evidence and one remaining question</w:t>
+      </w:r>
+    </w:p>
+    <w:p>
+      <w:r>
+        <w:t>________________________________________________________________</w:t>
+      </w:r>
+    </w:p>
+    <w:p>
+      <w:r>
+        <w:t>________________________________________________________________</w:t>
+      </w:r>
+    </w:p>
+    <w:p>
+      <w:r>
+        <w:t>________________________________________________________________</w:t>
+      </w:r>
+    </w:p>
+    <w:p>
+      <w:r>
+        <w:t>________________________________________________________________</w:t>
+      </w:r>
+    </w:p>
+    <w:p>
+      <w:r>
+        <w:t>________________________________________________________________</w:t>
+      </w:r>
+    </w:p>
+    <w:p>
+      <w:r>
+        <w:t>If you are unsure, return to the worked picture and explain one arrow. If you are ready, change an input or assumption and justify your prediction.</w:t>
+      </w:r>
+    </w:p>
+    <w:p>
+      <w:r>
+        <w:t>Save your workbook evidence. At the next review, try a different case before opening your old answer.</w:t>
+      </w:r>
+    </w:p>
     <w:sectPr>
       <w:pgSz w:w="12240" w:h="15840"/>
       <w:pgMar w:top="936" w:right="1008" w:bottom="936" w:left="1008" w:header="720" w:footer="720" w:gutter="0"/>

--- a/downloads/student/ai-6-week-30.docx
+++ b/downloads/student/ai-6-week-30.docx
@@ -2066,6 +2066,202 @@
         <w:t>Save your workbook evidence. At the next review, try a different case before opening your old answer.</w:t>
       </w:r>
     </w:p>
+    <w:p>
+      <w:pPr>
+        <w:pStyle w:val="Heading1"/>
+      </w:pPr>
+      <w:r>
+        <w:t>17. Supported practice, repair and portfolio</w:t>
+      </w:r>
+    </w:p>
+    <w:p>
+      <w:r>
+        <w:t>Use this supported practice once, in the browser or on paper. Keep the reserved independent assessment for a separate first attempt before teacher feedback.</w:t>
+      </w:r>
+    </w:p>
+    <w:p>
+      <w:r>
+        <w:t>Review a private note’s path. A revision service reads a learner’s private practice note; analytics need counts only.</w:t>
+      </w:r>
+    </w:p>
+    <w:p>
+      <w:pPr>
+        <w:pStyle w:val="Heading3"/>
+      </w:pPr>
+      <w:r>
+        <w:t>Practice 1: explain the deciding evidence</w:t>
+      </w:r>
+    </w:p>
+    <w:p>
+      <w:r>
+        <w:t>Which labelled step matches this detail? Send revision counts without copying private notes.</w:t>
+      </w:r>
+    </w:p>
+    <w:p>
+      <w:r>
+        <w:t>1. Map content path</w:t>
+      </w:r>
+    </w:p>
+    <w:p>
+      <w:r>
+        <w:t>2. Check readers</w:t>
+      </w:r>
+    </w:p>
+    <w:p>
+      <w:r>
+        <w:t>3. Minimise analytics</w:t>
+      </w:r>
+    </w:p>
+    <w:p>
+      <w:pPr>
+        <w:pStyle w:val="Heading3"/>
+      </w:pPr>
+      <w:r>
+        <w:t>My selected conclusion, deciding fact and explanation</w:t>
+      </w:r>
+    </w:p>
+    <w:p>
+      <w:r>
+        <w:t>________________________________________________________________</w:t>
+      </w:r>
+    </w:p>
+    <w:p>
+      <w:r>
+        <w:t>________________________________________________________________</w:t>
+      </w:r>
+    </w:p>
+    <w:p>
+      <w:r>
+        <w:t>________________________________________________________________</w:t>
+      </w:r>
+    </w:p>
+    <w:p>
+      <w:r>
+        <w:t>________________________________________________________________</w:t>
+      </w:r>
+    </w:p>
+    <w:p>
+      <w:r>
+        <w:t>________________________________________________________________</w:t>
+      </w:r>
+    </w:p>
+    <w:p>
+      <w:r>
+        <w:t>Hint if needed: Read the steps in the pictorial case. Match the supplied detail to the stage that performs or records it.</w:t>
+      </w:r>
+    </w:p>
+    <w:p>
+      <w:r>
+        <w:t>After your attempt, compare with the supported explanation: Minimise analytics Send revision counts without copying private notes. A privacy review follows data and authority through components. A useful dashboard does not automatically need every underlying private detail.</w:t>
+      </w:r>
+    </w:p>
+    <w:p>
+      <w:pPr>
+        <w:pStyle w:val="Heading3"/>
+      </w:pPr>
+      <w:r>
+        <w:t>Practice 2: explain the deciding evidence</w:t>
+      </w:r>
+    </w:p>
+    <w:p>
+      <w:r>
+        <w:t>Changed-case practice: The dashboard starts storing full notes. Which conclusion is supported by the supplied facts?</w:t>
+      </w:r>
+    </w:p>
+    <w:p>
+      <w:r>
+        <w:t>1. This one example guarantees correct results for every future input.</w:t>
+      </w:r>
+    </w:p>
+    <w:p>
+      <w:r>
+        <w:t>2. Flag the unapproved content path and remove it from the design.</w:t>
+      </w:r>
+    </w:p>
+    <w:p>
+      <w:r>
+        <w:t>3. We can decide the result without examining the changed input or the procedure.</w:t>
+      </w:r>
+    </w:p>
+    <w:p>
+      <w:pPr>
+        <w:pStyle w:val="Heading3"/>
+      </w:pPr>
+      <w:r>
+        <w:t>My selected conclusion, deciding fact and explanation</w:t>
+      </w:r>
+    </w:p>
+    <w:p>
+      <w:r>
+        <w:t>________________________________________________________________</w:t>
+      </w:r>
+    </w:p>
+    <w:p>
+      <w:r>
+        <w:t>________________________________________________________________</w:t>
+      </w:r>
+    </w:p>
+    <w:p>
+      <w:r>
+        <w:t>________________________________________________________________</w:t>
+      </w:r>
+    </w:p>
+    <w:p>
+      <w:r>
+        <w:t>________________________________________________________________</w:t>
+      </w:r>
+    </w:p>
+    <w:p>
+      <w:r>
+        <w:t>________________________________________________________________</w:t>
+      </w:r>
+    </w:p>
+    <w:p>
+      <w:r>
+        <w:t>Hint if needed: Use the changed condition and the deciding step in the pictorial trace. The answer must say what follows from those facts.</w:t>
+      </w:r>
+    </w:p>
+    <w:p>
+      <w:r>
+        <w:t>After your attempt, compare with the supported explanation: Flag the unapproved content path and remove it from the design. Its count-only purpose does not grant note-reading permission.</w:t>
+      </w:r>
+    </w:p>
+    <w:p>
+      <w:pPr>
+        <w:pStyle w:val="Heading3"/>
+      </w:pPr>
+      <w:r>
+        <w:t>Repair a missing building block</w:t>
+      </w:r>
+    </w:p>
+    <w:p>
+      <w:r>
+        <w:t>Review Performance and cost experiments (ai-6/29). Goal: Explain the mechanism and terminology of performance and cost experiments. Short practice: Calculate per-case seconds and cost units for A and B. Which meets a budget of at most 2 cost units per case, and what speed trade-off does that choice make?. Return to this week and explain what you changed.</w:t>
+      </w:r>
+    </w:p>
+    <w:p>
+      <w:r>
+        <w:t>Review Human escalation workflows (ai-6/27). Goal: Explain the mechanism and terminology of human escalation workflows. Short practice: Identify the exact service boundary in the bottle question. What accurate information belongs in the supervisor handoff, and what remains unresolved if nobody is reachable?. Return to this week and explain what you changed.</w:t>
+      </w:r>
+    </w:p>
+    <w:p>
+      <w:r>
+        <w:t>Review Release and rollback (ai-6/24). Goal: Explain the mechanism and terminology of release and rollback. Short practice: Compute A’s and B’s correctness percentages. Why is B still blocked, and does passing a fresh privacy check automatically satisfy every release gate?. Return to this week and explain what you changed.</w:t>
+      </w:r>
+    </w:p>
+    <w:p>
+      <w:pPr>
+        <w:pStyle w:val="Heading3"/>
+      </w:pPr>
+      <w:r>
+        <w:t>Keep your completed work</w:t>
+      </w:r>
+    </w:p>
+    <w:p>
+      <w:r>
+        <w:t>Use Download completed work in the hosted lesson to export your answers, reflections, practice feedback and code-run evidence. Open the HTML copy to read or print it. Drafts stay in this browser when storage is available; clear drafts on a shared device.</w:t>
+      </w:r>
+    </w:p>
     <w:sectPr>
       <w:pgSz w:w="12240" w:h="15840"/>
       <w:pgMar w:top="936" w:right="1008" w:bottom="936" w:left="1008" w:header="720" w:footer="720" w:gutter="0"/>

--- a/downloads/student/ai-6-week-30.docx
+++ b/downloads/student/ai-6-week-30.docx
@@ -42,6 +42,11 @@
       </w:r>
     </w:p>
     <w:p>
+      <w:r>
+        <w:t>Start with the target: Explain the mechanism and terminology of security and privacy review. Try the recall before opening notes.</w:t>
+      </w:r>
+    </w:p>
+    <w:p>
       <w:pPr>
         <w:pStyle w:val="Heading3"/>
       </w:pPr>
@@ -50,17 +55,59 @@
       </w:r>
     </w:p>
     <w:p>
-      <w:r>
-        <w:t>I can explain the mechanism and terminology of security and privacy review.</w:t>
-      </w:r>
-    </w:p>
-    <w:p>
-      <w:r>
+      <w:pPr>
+        <w:spacing w:line="336" w:lineRule="auto" w:after="180"/>
+      </w:pPr>
+      <w:r>
+        <w:rPr>
+          <w:b w:val="0"/>
+        </w:rPr>
+        <w:t xml:space="preserve">I can explain the </w:t>
+      </w:r>
+      <w:r>
+        <w:rPr>
+          <w:b/>
+        </w:rPr>
+        <w:t>mechanism</w:t>
+      </w:r>
+      <w:r>
+        <w:rPr>
+          <w:b w:val="0"/>
+        </w:rPr>
+        <w:t xml:space="preserve"> and terminology of security and </w:t>
+      </w:r>
+      <w:r>
+        <w:rPr>
+          <w:b/>
+        </w:rPr>
+        <w:t>privacy review</w:t>
+      </w:r>
+      <w:r>
+        <w:rPr>
+          <w:b w:val="0"/>
+        </w:rPr>
+        <w:t>.</w:t>
+      </w:r>
+    </w:p>
+    <w:p>
+      <w:pPr>
+        <w:spacing w:line="336" w:lineRule="auto" w:after="180"/>
+      </w:pPr>
+      <w:r>
+        <w:rPr>
+          <w:b w:val="0"/>
+        </w:rPr>
         <w:t>I can apply the stated procedure to a new case with a traceable result.</w:t>
       </w:r>
     </w:p>
     <w:p>
-      <w:r>
+      <w:pPr>
+        <w:spacing w:line="336" w:lineRule="auto" w:after="180"/>
+      </w:pPr>
+      <w:r>
+        <w:rPr>
+          <w:b w:val="0"/>
+        </w:rPr>
         <w:t>I can identify an assumption or limitation and design a revealing follow-up.</w:t>
       </w:r>
     </w:p>
@@ -73,47 +120,131 @@
       </w:r>
     </w:p>
     <w:p>
-      <w:r>
+      <w:pPr>
+        <w:spacing w:line="336" w:lineRule="auto" w:after="180"/>
+      </w:pPr>
+      <w:r>
+        <w:rPr>
+          <w:b w:val="0"/>
+        </w:rPr>
         <w:t>Close your notes first. A rough first answer helps us choose the right starting point; it is not a score for your ability.</w:t>
       </w:r>
     </w:p>
     <w:p>
-      <w:r>
+      <w:pPr>
+        <w:spacing w:line="336" w:lineRule="auto" w:after="180"/>
+      </w:pPr>
+      <w:r>
+        <w:rPr>
+          <w:b w:val="0"/>
+        </w:rPr>
         <w:t>Without opening the old lesson, explain one key idea from Performance and cost experiments. Give an example and a mistake that the idea helps you avoid.</w:t>
       </w:r>
     </w:p>
     <w:p>
-      <w:r>
+      <w:pPr>
+        <w:spacing w:line="336" w:lineRule="auto" w:after="180"/>
+      </w:pPr>
+      <w:r>
+        <w:rPr>
+          <w:b w:val="0"/>
+        </w:rPr>
         <w:t>Without opening the old lesson, explain one key idea from Human escalation workflows. Give an example and a mistake that the idea helps you avoid.</w:t>
       </w:r>
     </w:p>
     <w:p>
-      <w:r>
+      <w:pPr>
+        <w:spacing w:line="336" w:lineRule="auto" w:after="180"/>
+      </w:pPr>
+      <w:r>
+        <w:rPr>
+          <w:b w:val="0"/>
+        </w:rPr>
         <w:t>Without opening the old lesson, explain one key idea from Release and rollback. Give an example and a mistake that the idea helps you avoid.</w:t>
       </w:r>
     </w:p>
     <w:p>
-      <w:r>
-        <w:t>After trying, check the relevant lesson or ask your teacher. Change the part of your explanation that the evidence shows was wrong.</w:t>
-      </w:r>
-    </w:p>
-    <w:p>
-      <w:r>
+      <w:pPr>
+        <w:spacing w:line="336" w:lineRule="auto" w:after="180"/>
+      </w:pPr>
+      <w:r>
+        <w:rPr>
+          <w:b w:val="0"/>
+        </w:rPr>
+        <w:t xml:space="preserve">After trying, check the relevant lesson or ask your teacher. Change the part of your explanation that the </w:t>
+      </w:r>
+      <w:r>
+        <w:rPr>
+          <w:b/>
+        </w:rPr>
+        <w:t>evidence</w:t>
+      </w:r>
+      <w:r>
+        <w:rPr>
+          <w:b w:val="0"/>
+        </w:rPr>
+        <w:t xml:space="preserve"> shows was wrong.</w:t>
+      </w:r>
+    </w:p>
+    <w:p>
+      <w:pPr>
+        <w:spacing w:line="336" w:lineRule="auto" w:after="180"/>
+      </w:pPr>
+      <w:r>
+        <w:rPr>
+          <w:b w:val="0"/>
+        </w:rPr>
         <w:t>This week you will practise:</w:t>
       </w:r>
     </w:p>
     <w:p>
-      <w:r>
-        <w:t>Explain the mechanism and terminology of security and privacy review</w:t>
-      </w:r>
-    </w:p>
-    <w:p>
-      <w:r>
+      <w:pPr>
+        <w:spacing w:line="336" w:lineRule="auto" w:after="180"/>
+      </w:pPr>
+      <w:r>
+        <w:rPr>
+          <w:b w:val="0"/>
+        </w:rPr>
+        <w:t xml:space="preserve">Explain the </w:t>
+      </w:r>
+      <w:r>
+        <w:rPr>
+          <w:b/>
+        </w:rPr>
+        <w:t>mechanism</w:t>
+      </w:r>
+      <w:r>
+        <w:rPr>
+          <w:b w:val="0"/>
+        </w:rPr>
+        <w:t xml:space="preserve"> and terminology of security and </w:t>
+      </w:r>
+      <w:r>
+        <w:rPr>
+          <w:b/>
+        </w:rPr>
+        <w:t>privacy review</w:t>
+      </w:r>
+    </w:p>
+    <w:p>
+      <w:pPr>
+        <w:spacing w:line="336" w:lineRule="auto" w:after="180"/>
+      </w:pPr>
+      <w:r>
+        <w:rPr>
+          <w:b w:val="0"/>
+        </w:rPr>
         <w:t>Apply the stated procedure to a new case with a traceable result</w:t>
       </w:r>
     </w:p>
     <w:p>
-      <w:r>
+      <w:pPr>
+        <w:spacing w:line="336" w:lineRule="auto" w:after="180"/>
+      </w:pPr>
+      <w:r>
+        <w:rPr>
+          <w:b w:val="0"/>
+        </w:rPr>
         <w:t>Identify an assumption or limitation and design a revealing follow-up</w:t>
       </w:r>
     </w:p>
@@ -126,8 +257,38 @@
       </w:r>
     </w:p>
     <w:p>
-      <w:r>
-        <w:t>Recall Performance and cost experiments. Explain why a recorded result needs its input conditions and evidence source before it can support a claim.</w:t>
+      <w:pPr>
+        <w:spacing w:line="336" w:lineRule="auto" w:after="180"/>
+      </w:pPr>
+      <w:r>
+        <w:rPr>
+          <w:b w:val="0"/>
+        </w:rPr>
+        <w:t xml:space="preserve">Recall Performance and cost experiments. Explain why a recorded result needs its </w:t>
+      </w:r>
+      <w:r>
+        <w:rPr>
+          <w:b/>
+        </w:rPr>
+        <w:t>input</w:t>
+      </w:r>
+      <w:r>
+        <w:rPr>
+          <w:b w:val="0"/>
+        </w:rPr>
+        <w:t xml:space="preserve"> conditions and </w:t>
+      </w:r>
+      <w:r>
+        <w:rPr>
+          <w:b/>
+        </w:rPr>
+        <w:t>evidence</w:t>
+      </w:r>
+      <w:r>
+        <w:rPr>
+          <w:b w:val="0"/>
+        </w:rPr>
+        <w:t xml:space="preserve"> source before it can support a claim.</w:t>
       </w:r>
     </w:p>
     <w:p>
@@ -162,8 +323,26 @@
       </w:r>
     </w:p>
     <w:p>
-      <w:r>
-        <w:t>Explain security and privacy review using the deciding step in this fictional service.</w:t>
+      <w:pPr>
+        <w:spacing w:line="336" w:lineRule="auto" w:after="180"/>
+      </w:pPr>
+      <w:r>
+        <w:rPr>
+          <w:b w:val="0"/>
+        </w:rPr>
+        <w:t xml:space="preserve">Explain security and </w:t>
+      </w:r>
+      <w:r>
+        <w:rPr>
+          <w:b/>
+        </w:rPr>
+        <w:t>privacy review</w:t>
+      </w:r>
+      <w:r>
+        <w:rPr>
+          <w:b w:val="0"/>
+        </w:rPr>
+        <w:t xml:space="preserve"> using the deciding step in this fictional service.</w:t>
       </w:r>
     </w:p>
     <w:p>
@@ -176,12 +355,52 @@
     </w:p>
     <w:p>
       <w:r>
-        <w:t>Security and privacy review checks assets, actors, data flows and permissions against explicit threats. A clean happy path does not test misuse.</w:t>
-      </w:r>
-    </w:p>
-    <w:p>
-      <w:r>
-        <w:t>Begin by writing the question the procedure is intended to answer. Identify the information already supplied, the information it will produce and the information still missing. These are constructed classroom examples; they do not require live accounts, private records or an external service. Do not treat a plausible explanation as a measured outcome.</w:t>
+        <w:t>Investigate the supplied Security and privacy review case. Separate observations, given facts and assumptions before choosing an explanation.</w:t>
+      </w:r>
+    </w:p>
+    <w:p>
+      <w:pPr>
+        <w:spacing w:line="336" w:lineRule="auto" w:after="180"/>
+      </w:pPr>
+      <w:r>
+        <w:rPr>
+          <w:b w:val="0"/>
+        </w:rPr>
+        <w:t xml:space="preserve">Security and </w:t>
+      </w:r>
+      <w:r>
+        <w:rPr>
+          <w:b/>
+        </w:rPr>
+        <w:t>privacy review</w:t>
+      </w:r>
+      <w:r>
+        <w:rPr>
+          <w:b w:val="0"/>
+        </w:rPr>
+        <w:t xml:space="preserve"> checks assets, actors, data flows and permissions against explicit threats. A clean happy path does not test misuse.</w:t>
+      </w:r>
+    </w:p>
+    <w:p>
+      <w:pPr>
+        <w:spacing w:line="336" w:lineRule="auto" w:after="180"/>
+      </w:pPr>
+      <w:r>
+        <w:rPr>
+          <w:b w:val="0"/>
+        </w:rPr>
+        <w:t>Begin by writing the question the procedure is intended to answer. Identify the information already supplied, the information it will produce and the information still missing.</w:t>
+      </w:r>
+    </w:p>
+    <w:p>
+      <w:pPr>
+        <w:spacing w:line="336" w:lineRule="auto" w:after="180"/>
+      </w:pPr>
+      <w:r>
+        <w:rPr>
+          <w:b w:val="0"/>
+        </w:rPr>
+        <w:t>These are constructed classroom examples; they do not require live accounts, private records or an external service. Do not treat a plausible explanation as a measured outcome.</w:t>
       </w:r>
     </w:p>
     <w:p>
@@ -217,6 +436,17 @@
     </w:p>
     <w:p>
       <w:r>
+        <w:t>Follow the mechanism for Security and privacy review. Connect each labelled input, deciding step and result.</w:t>
+      </w:r>
+    </w:p>
+    <w:p>
+      <w:pPr>
+        <w:spacing w:line="336" w:lineRule="auto" w:after="180"/>
+      </w:pPr>
+      <w:r>
+        <w:rPr>
+          <w:b w:val="0"/>
+        </w:rPr>
         <w:t>For the classroom service identify restricted guides, session secrets and student content. Test denied roles, unexpected fields, source injection and minimised logging without real credentials.</w:t>
       </w:r>
     </w:p>
@@ -313,8 +543,49 @@
       </w:r>
     </w:p>
     <w:p>
-      <w:r>
-        <w:t>Before applying the procedure, write its units, denominator or decision boundary where relevant. A partner should be able to repeat each step using the same inputs. If a required input is absent or violates the stated contract, record that condition explicitly instead of quietly replacing it with a convenient value.</w:t>
+      <w:pPr>
+        <w:spacing w:line="336" w:lineRule="auto" w:after="180"/>
+      </w:pPr>
+      <w:r>
+        <w:rPr>
+          <w:b w:val="0"/>
+        </w:rPr>
+        <w:t xml:space="preserve">Before applying the procedure, write its units, denominator or decision boundary where relevant. A partner should be able to repeat each step using the same </w:t>
+      </w:r>
+      <w:r>
+        <w:rPr>
+          <w:b/>
+        </w:rPr>
+        <w:t>input</w:t>
+      </w:r>
+      <w:r>
+        <w:rPr>
+          <w:b w:val="0"/>
+        </w:rPr>
+        <w:t>s.</w:t>
+      </w:r>
+    </w:p>
+    <w:p>
+      <w:pPr>
+        <w:spacing w:line="336" w:lineRule="auto" w:after="180"/>
+      </w:pPr>
+      <w:r>
+        <w:rPr>
+          <w:b w:val="0"/>
+        </w:rPr>
+        <w:t xml:space="preserve">If a required </w:t>
+      </w:r>
+      <w:r>
+        <w:rPr>
+          <w:b/>
+        </w:rPr>
+        <w:t>input</w:t>
+      </w:r>
+      <w:r>
+        <w:rPr>
+          <w:b w:val="0"/>
+        </w:rPr>
+        <w:t xml:space="preserve"> is absent or violates the stated contract, record that condition explicitly instead of quietly replacing it with a convenient value.</w:t>
       </w:r>
     </w:p>
     <w:p>
@@ -326,8 +597,26 @@
       </w:r>
     </w:p>
     <w:p>
-      <w:r>
-        <w:t>Point to the input, the deciding step and the result in this week’s visual. Explain the same step in ordinary words. A picture helps when you can say what each part represents.</w:t>
+      <w:pPr>
+        <w:spacing w:line="336" w:lineRule="auto" w:after="180"/>
+      </w:pPr>
+      <w:r>
+        <w:rPr>
+          <w:b w:val="0"/>
+        </w:rPr>
+        <w:t xml:space="preserve">Point to the </w:t>
+      </w:r>
+      <w:r>
+        <w:rPr>
+          <w:b/>
+        </w:rPr>
+        <w:t>input</w:t>
+      </w:r>
+      <w:r>
+        <w:rPr>
+          <w:b w:val="0"/>
+        </w:rPr>
+        <w:t>, the deciding step and the result in this week’s visual. Explain the same step in ordinary words. A picture helps when you can say what each part represents.</w:t>
       </w:r>
     </w:p>
     <w:p>
@@ -339,6 +628,11 @@
       </w:r>
     </w:p>
     <w:p>
+      <w:r>
+        <w:t>Compare the supplied cases for Security and privacy review. Identify the detail that changes the conclusion.</w:t>
+      </w:r>
+    </w:p>
+    <w:p>
       <w:pPr>
         <w:pStyle w:val="Heading3"/>
       </w:pPr>
@@ -347,8 +641,20 @@
       </w:r>
     </w:p>
     <w:p>
-      <w:r>
-        <w:t>Output denies teacher guide, but cache contains it under a student-accessible key. Show the intermediate steps and give the conclusion with its scope.</w:t>
+      <w:pPr>
+        <w:spacing w:line="336" w:lineRule="auto" w:after="180"/>
+      </w:pPr>
+      <w:r>
+        <w:rPr>
+          <w:b/>
+        </w:rPr>
+        <w:t>Output</w:t>
+      </w:r>
+      <w:r>
+        <w:rPr>
+          <w:b w:val="0"/>
+        </w:rPr>
+        <w:t xml:space="preserve"> denies teacher guide, but cache contains it under a student-accessible key. Show the intermediate steps and give the conclusion with its scope.</w:t>
       </w:r>
     </w:p>
     <w:p>
@@ -393,17 +699,68 @@
       </w:r>
     </w:p>
     <w:p>
-      <w:r>
+      <w:pPr>
+        <w:pStyle w:val="Heading3"/>
+      </w:pPr>
+      <w:r>
+        <w:t>Change one thing</w:t>
+      </w:r>
+    </w:p>
+    <w:p>
+      <w:pPr>
+        <w:spacing w:line="336" w:lineRule="auto" w:after="180"/>
+        <w:shd w:fill="F5F1FB"/>
+      </w:pPr>
+      <w:r>
+        <w:rPr>
+          <w:b w:val="0"/>
+        </w:rPr>
         <w:t>Change: The dashboard starts storing full notes.</w:t>
       </w:r>
     </w:p>
     <w:p>
-      <w:r>
-        <w:t>Prediction: Flag the unapproved content path and remove it from the design.</w:t>
-      </w:r>
-    </w:p>
-    <w:p>
-      <w:r>
+      <w:pPr>
+        <w:pStyle w:val="Heading3"/>
+      </w:pPr>
+      <w:r>
+        <w:t>Predicted result</w:t>
+      </w:r>
+    </w:p>
+    <w:p>
+      <w:pPr>
+        <w:spacing w:line="336" w:lineRule="auto" w:after="180"/>
+        <w:shd w:fill="F1F6FC"/>
+      </w:pPr>
+      <w:r>
+        <w:rPr>
+          <w:b/>
+        </w:rPr>
+        <w:t>Prediction</w:t>
+      </w:r>
+      <w:r>
+        <w:rPr>
+          <w:b w:val="0"/>
+        </w:rPr>
+        <w:t>: Flag the unapproved content path and remove it from the design.</w:t>
+      </w:r>
+    </w:p>
+    <w:p>
+      <w:pPr>
+        <w:pStyle w:val="Heading3"/>
+      </w:pPr>
+      <w:r>
+        <w:t>Why the result follows</w:t>
+      </w:r>
+    </w:p>
+    <w:p>
+      <w:pPr>
+        <w:spacing w:line="336" w:lineRule="auto" w:after="180"/>
+        <w:shd w:fill="F1F6FC"/>
+      </w:pPr>
+      <w:r>
+        <w:rPr>
+          <w:b w:val="0"/>
+        </w:rPr>
         <w:t>Reason: Its count-only purpose does not grant note-reading permission.</w:t>
       </w:r>
     </w:p>
@@ -413,6 +770,11 @@
       </w:pPr>
       <w:r>
         <w:t>05. Words that unlock the idea</w:t>
+      </w:r>
+    </w:p>
+    <w:p>
+      <w:r>
+        <w:t>Use the vocabulary of Security and privacy review to explain a concrete decision, rather than only memorising definitions.</w:t>
       </w:r>
     </w:p>
     <w:tbl>
@@ -550,17 +912,47 @@
     </w:p>
     <w:p>
       <w:r>
-        <w:t>Output denies teacher guide, but cache contains it under a student-accessible key.</w:t>
-      </w:r>
-    </w:p>
-    <w:p>
-      <w:r>
-        <w:t>Access remains broken through the cache path. Review every storage/return path and assert restricted data never reaches student output/context.</w:t>
-      </w:r>
-    </w:p>
-    <w:p>
-      <w:r>
-        <w:t>Compare the intermediate evidence with the final statement. Explain why each number or decision follows from the stated inputs. The conclusion belongs to this scenario and procedure; changing the inputs, evaluation population or authority can change what it establishes. Retain the raw record so a later revision can be compared honestly.</w:t>
+        <w:t>Follow the worked trace for Security and privacy review, predict a step, then compare with its explanation.</w:t>
+      </w:r>
+    </w:p>
+    <w:p>
+      <w:pPr>
+        <w:spacing w:line="336" w:lineRule="auto" w:after="180"/>
+      </w:pPr>
+      <w:r>
+        <w:rPr>
+          <w:b/>
+        </w:rPr>
+        <w:t>Output</w:t>
+      </w:r>
+      <w:r>
+        <w:rPr>
+          <w:b w:val="0"/>
+        </w:rPr>
+        <w:t xml:space="preserve"> denies teacher guide, but cache contains it under a student-accessible key.</w:t>
+      </w:r>
+    </w:p>
+    <w:p>
+      <w:pPr>
+        <w:spacing w:line="336" w:lineRule="auto" w:after="180"/>
+      </w:pPr>
+      <w:r>
+        <w:rPr>
+          <w:b w:val="0"/>
+        </w:rPr>
+        <w:t xml:space="preserve">Access remains broken through the cache path. Review every storage/return path and assert restricted data never reaches student </w:t>
+      </w:r>
+      <w:r>
+        <w:rPr>
+          <w:b/>
+        </w:rPr>
+        <w:t>output</w:t>
+      </w:r>
+      <w:r>
+        <w:rPr>
+          <w:b w:val="0"/>
+        </w:rPr>
+        <w:t>/context.</w:t>
       </w:r>
     </w:p>
     <w:p>
@@ -568,11 +960,85 @@
         <w:pStyle w:val="Heading3"/>
       </w:pPr>
       <w:r>
+        <w:t>Worked explanation · Security and privacy review</w:t>
+      </w:r>
+    </w:p>
+    <w:p>
+      <w:pPr>
+        <w:spacing w:line="336" w:lineRule="auto" w:after="180"/>
+        <w:shd w:fill="F1F6FC"/>
+      </w:pPr>
+      <w:r>
+        <w:rPr>
+          <w:b w:val="0"/>
+        </w:rPr>
+        <w:t xml:space="preserve">Compare the intermediate </w:t>
+      </w:r>
+      <w:r>
+        <w:rPr>
+          <w:b/>
+        </w:rPr>
+        <w:t>evidence</w:t>
+      </w:r>
+      <w:r>
+        <w:rPr>
+          <w:b w:val="0"/>
+        </w:rPr>
+        <w:t xml:space="preserve"> with the final statement. Explain why each number or decision follows from the stated </w:t>
+      </w:r>
+      <w:r>
+        <w:rPr>
+          <w:b/>
+        </w:rPr>
+        <w:t>input</w:t>
+      </w:r>
+      <w:r>
+        <w:rPr>
+          <w:b w:val="0"/>
+        </w:rPr>
+        <w:t>s.</w:t>
+      </w:r>
+    </w:p>
+    <w:p>
+      <w:pPr>
+        <w:spacing w:line="336" w:lineRule="auto" w:after="180"/>
+        <w:shd w:fill="F1F6FC"/>
+      </w:pPr>
+      <w:r>
+        <w:rPr>
+          <w:b w:val="0"/>
+        </w:rPr>
+        <w:t xml:space="preserve">The conclusion belongs to this scenario and procedure; changing the </w:t>
+      </w:r>
+      <w:r>
+        <w:rPr>
+          <w:b/>
+        </w:rPr>
+        <w:t>input</w:t>
+      </w:r>
+      <w:r>
+        <w:rPr>
+          <w:b w:val="0"/>
+        </w:rPr>
+        <w:t>s, evaluation population or authority can change what it establishes. Retain the raw record so a later revision can be compared honestly.</w:t>
+      </w:r>
+    </w:p>
+    <w:p>
+      <w:pPr>
+        <w:pStyle w:val="Heading3"/>
+      </w:pPr>
+      <w:r>
         <w:t>Learn from the worked case</w:t>
       </w:r>
     </w:p>
     <w:p>
-      <w:r>
+      <w:pPr>
+        <w:spacing w:line="336" w:lineRule="auto" w:after="180"/>
+      </w:pPr>
+      <w:r>
+        <w:rPr>
+          <w:b w:val="0"/>
+        </w:rPr>
         <w:t>Cover the result before checking it. Say what is given, choose the procedure, and follow one step at a time. Then uncover the result and explain your first mismatch. Ask why a step is allowed, not only what number it produces.</w:t>
       </w:r>
     </w:p>
@@ -585,7 +1051,13 @@
       </w:r>
     </w:p>
     <w:p>
-      <w:r>
+      <w:pPr>
+        <w:spacing w:line="336" w:lineRule="auto" w:after="180"/>
+      </w:pPr>
+      <w:r>
+        <w:rPr>
+          <w:b w:val="0"/>
+        </w:rPr>
         <w:t>Review a private note’s path. A revision service reads a learner’s private practice note; analytics need counts only.</w:t>
       </w:r>
     </w:p>
@@ -598,7 +1070,22 @@
       </w:r>
     </w:p>
     <w:p>
-      <w:r>
+      <w:pPr>
+        <w:pStyle w:val="Heading3"/>
+      </w:pPr>
+      <w:r>
+        <w:t>Supplied facts</w:t>
+      </w:r>
+    </w:p>
+    <w:p>
+      <w:pPr>
+        <w:spacing w:line="336" w:lineRule="auto" w:after="180"/>
+        <w:shd w:fill="F1F6FC"/>
+      </w:pPr>
+      <w:r>
+        <w:rPr>
+          <w:b w:val="0"/>
+        </w:rPr>
         <w:t>Only the learner and assigned teacher may read note text. The dashboard is authorised for aggregate counts, not notes.</w:t>
       </w:r>
     </w:p>
@@ -762,30 +1249,102 @@
       </w:r>
     </w:p>
     <w:p>
-      <w:r>
-        <w:t>A privacy review follows data and authority through components. A useful dashboard does not automatically need every underlying private detail.</w:t>
-      </w:r>
-    </w:p>
-    <w:p>
       <w:pPr>
         <w:pStyle w:val="Heading3"/>
       </w:pPr>
       <w:r>
+        <w:t>Why the result follows</w:t>
+      </w:r>
+    </w:p>
+    <w:p>
+      <w:pPr>
+        <w:spacing w:line="336" w:lineRule="auto" w:after="180"/>
+        <w:shd w:fill="F1F6FC"/>
+      </w:pPr>
+      <w:r>
+        <w:rPr>
+          <w:b w:val="0"/>
+        </w:rPr>
+        <w:t xml:space="preserve">A </w:t>
+      </w:r>
+      <w:r>
+        <w:rPr>
+          <w:b/>
+        </w:rPr>
+        <w:t>privacy review</w:t>
+      </w:r>
+      <w:r>
+        <w:rPr>
+          <w:b w:val="0"/>
+        </w:rPr>
+        <w:t xml:space="preserve"> follows data and authority through components. A useful dashboard does not automatically need every underlying private detail.</w:t>
+      </w:r>
+    </w:p>
+    <w:p>
+      <w:pPr>
+        <w:pStyle w:val="Heading3"/>
+      </w:pPr>
+      <w:r>
         <w:t>What this example does not establish</w:t>
       </w:r>
     </w:p>
     <w:p>
-      <w:r>
+      <w:pPr>
+        <w:pStyle w:val="Heading3"/>
+      </w:pPr>
+      <w:r>
+        <w:t>Keep the stated limit</w:t>
+      </w:r>
+    </w:p>
+    <w:p>
+      <w:pPr>
+        <w:spacing w:line="336" w:lineRule="auto" w:after="180"/>
+        <w:shd w:fill="FFF5E6"/>
+      </w:pPr>
+      <w:r>
+        <w:rPr>
+          <w:b w:val="0"/>
+        </w:rPr>
         <w:t>Tiny-group aggregates can still reveal individuals; evaluate linkability, access and retention.</w:t>
       </w:r>
     </w:p>
     <w:p>
-      <w:r>
+      <w:pPr>
+        <w:pStyle w:val="Heading3"/>
+      </w:pPr>
+      <w:r>
+        <w:t>Keep the stated limit</w:t>
+      </w:r>
+    </w:p>
+    <w:p>
+      <w:pPr>
+        <w:spacing w:line="336" w:lineRule="auto" w:after="180"/>
+        <w:shd w:fill="FFF5E6"/>
+      </w:pPr>
+      <w:r>
+        <w:rPr>
+          <w:b w:val="0"/>
+        </w:rPr>
         <w:t>Read the labelled picture: Trace private note content and analytics counts to their permitted readers. Why is storing full notes in the dashboard outside this design, and what risk can remain for tiny-group counts?</w:t>
       </w:r>
     </w:p>
     <w:p>
-      <w:r>
+      <w:pPr>
+        <w:pStyle w:val="Heading3"/>
+      </w:pPr>
+      <w:r>
+        <w:t>Keep the stated limit</w:t>
+      </w:r>
+    </w:p>
+    <w:p>
+      <w:pPr>
+        <w:spacing w:line="336" w:lineRule="auto" w:after="180"/>
+        <w:shd w:fill="FFF5E6"/>
+      </w:pPr>
+      <w:r>
+        <w:rPr>
+          <w:b w:val="0"/>
+        </w:rPr>
         <w:t>Change one thing: The dashboard starts storing full notes. Predict the result before checking the explanation. What remains the same?</w:t>
       </w:r>
     </w:p>
@@ -799,19 +1358,69 @@
     </w:p>
     <w:p>
       <w:r>
+        <w:t>Find the unsupported step in the Security and privacy review claim and explain a repair using the supplied evidence.</w:t>
+      </w:r>
+    </w:p>
+    <w:p>
+      <w:pPr>
+        <w:spacing w:line="336" w:lineRule="auto" w:after="180"/>
+      </w:pPr>
+      <w:r>
+        <w:rPr>
+          <w:b w:val="0"/>
+        </w:rPr>
         <w:t>Review findings are bounded by tested paths and threat assumptions, not a proof of complete security.</w:t>
       </w:r>
     </w:p>
     <w:p>
-      <w:r>
-        <w:t>A useful check asks what would make the reasoning fail. Distinguish a failure to execute the declared procedure from a weakness in the procedure itself. The first may require a correction; the second requires an explicitly revised method and new evidence. Preserve unsuccessful cases so an improved result cannot hide the original problem.</w:t>
-      </w:r>
-    </w:p>
-    <w:p>
       <w:pPr>
         <w:pStyle w:val="Heading3"/>
       </w:pPr>
       <w:r>
+        <w:t>Check the claim against the facts</w:t>
+      </w:r>
+    </w:p>
+    <w:p>
+      <w:pPr>
+        <w:spacing w:line="336" w:lineRule="auto" w:after="180"/>
+        <w:shd w:fill="FFF5E6"/>
+      </w:pPr>
+      <w:r>
+        <w:rPr>
+          <w:b w:val="0"/>
+        </w:rPr>
+        <w:t>A useful check asks what would make the reasoning fail. Distinguish a failure to execute the declared procedure from a weakness in the procedure itself.</w:t>
+      </w:r>
+    </w:p>
+    <w:p>
+      <w:pPr>
+        <w:spacing w:line="336" w:lineRule="auto" w:after="180"/>
+        <w:shd w:fill="FFF5E6"/>
+      </w:pPr>
+      <w:r>
+        <w:rPr>
+          <w:b w:val="0"/>
+        </w:rPr>
+        <w:t xml:space="preserve">The first may require a correction; the second requires an explicitly revised method and new </w:t>
+      </w:r>
+      <w:r>
+        <w:rPr>
+          <w:b/>
+        </w:rPr>
+        <w:t>evidence</w:t>
+      </w:r>
+      <w:r>
+        <w:rPr>
+          <w:b w:val="0"/>
+        </w:rPr>
+        <w:t>. Preserve unsuccessful cases so an improved result cannot hide the original problem.</w:t>
+      </w:r>
+    </w:p>
+    <w:p>
+      <w:pPr>
+        <w:pStyle w:val="Heading3"/>
+      </w:pPr>
+      <w:r>
         <w:t>Guided: restate the worked result, then name the assumption or limitation that prevents a broader conclusion.</w:t>
       </w:r>
     </w:p>
@@ -849,8 +1458,25 @@
       </w:r>
     </w:p>
     <w:p>
-      <w:r>
-        <w:t>A report omits this qualification: Review findings are bounded by tested paths and threat assumptions, not a proof of complete security. Explain how omitting it could change a reader's interpretation, and write an accurate replacement.</w:t>
+      <w:pPr>
+        <w:spacing w:line="336" w:lineRule="auto" w:after="180"/>
+      </w:pPr>
+      <w:r>
+        <w:rPr>
+          <w:b w:val="0"/>
+        </w:rPr>
+        <w:t>A report omits this qualification: Review findings are bounded by tested paths and threat assumptions, not a proof of complete security.</w:t>
+      </w:r>
+    </w:p>
+    <w:p>
+      <w:pPr>
+        <w:spacing w:line="336" w:lineRule="auto" w:after="180"/>
+      </w:pPr>
+      <w:r>
+        <w:rPr>
+          <w:b w:val="0"/>
+        </w:rPr>
+        <w:t>Explain how omitting it could change a reader's interpretation, and write an accurate replacement.</w:t>
       </w:r>
     </w:p>
     <w:p>
@@ -901,7 +1527,54 @@
     </w:p>
     <w:p>
       <w:r>
-        <w:t>Explain the weekly mechanism in your own words. Use the worked scenario to name its input, decision rule and output.</w:t>
+        <w:t>Practise Security and privacy review with support, then explain the deciding step in your own words.</w:t>
+      </w:r>
+    </w:p>
+    <w:p>
+      <w:pPr>
+        <w:spacing w:line="336" w:lineRule="auto" w:after="180"/>
+      </w:pPr>
+      <w:r>
+        <w:rPr>
+          <w:b w:val="0"/>
+        </w:rPr>
+        <w:t xml:space="preserve">Explain the weekly </w:t>
+      </w:r>
+      <w:r>
+        <w:rPr>
+          <w:b/>
+        </w:rPr>
+        <w:t>mechanism</w:t>
+      </w:r>
+      <w:r>
+        <w:rPr>
+          <w:b w:val="0"/>
+        </w:rPr>
+        <w:t xml:space="preserve"> in your own words. Use the worked scenario to name its </w:t>
+      </w:r>
+      <w:r>
+        <w:rPr>
+          <w:b/>
+        </w:rPr>
+        <w:t>input</w:t>
+      </w:r>
+      <w:r>
+        <w:rPr>
+          <w:b w:val="0"/>
+        </w:rPr>
+        <w:t xml:space="preserve">, decision rule and </w:t>
+      </w:r>
+      <w:r>
+        <w:rPr>
+          <w:b/>
+        </w:rPr>
+        <w:t>output</w:t>
+      </w:r>
+      <w:r>
+        <w:rPr>
+          <w:b w:val="0"/>
+        </w:rPr>
+        <w:t>.</w:t>
       </w:r>
     </w:p>
     <w:p>
@@ -974,8 +1647,38 @@
       </w:r>
     </w:p>
     <w:p>
-      <w:r>
-        <w:t>Use workbook W2 for the connected example “Security and privacy review”. First fill the input and rule boxes. Try the middle steps before asking for a hint. After a hint, try the next step yourself.</w:t>
+      <w:pPr>
+        <w:spacing w:line="336" w:lineRule="auto" w:after="180"/>
+      </w:pPr>
+      <w:r>
+        <w:rPr>
+          <w:b w:val="0"/>
+        </w:rPr>
+        <w:t xml:space="preserve">Use workbook W2 for the connected example “Security and </w:t>
+      </w:r>
+      <w:r>
+        <w:rPr>
+          <w:b/>
+        </w:rPr>
+        <w:t>privacy review</w:t>
+      </w:r>
+      <w:r>
+        <w:rPr>
+          <w:b w:val="0"/>
+        </w:rPr>
+        <w:t xml:space="preserve">”. First fill the </w:t>
+      </w:r>
+      <w:r>
+        <w:rPr>
+          <w:b/>
+        </w:rPr>
+        <w:t>input</w:t>
+      </w:r>
+      <w:r>
+        <w:rPr>
+          <w:b w:val="0"/>
+        </w:rPr>
+        <w:t xml:space="preserve"> and rule boxes. Try the middle steps before asking for a hint. After a hint, try the next step yourself.</w:t>
       </w:r>
     </w:p>
     <w:tbl>
@@ -1058,7 +1761,13 @@
       </w:tr>
     </w:tbl>
     <w:p>
-      <w:r>
+      <w:pPr>
+        <w:spacing w:line="336" w:lineRule="auto" w:after="180"/>
+      </w:pPr>
+      <w:r>
+        <w:rPr>
+          <w:b w:val="0"/>
+        </w:rPr>
         <w:t>Explain your trace to a partner. Your partner points to one step to check. Swap roles on the next case. Each person writes their own explanation.</w:t>
       </w:r>
     </w:p>
@@ -1071,12 +1780,47 @@
       </w:r>
     </w:p>
     <w:p>
-      <w:r>
-        <w:t>Use the worked case for Security and privacy review. Proposed explanation: “The worked result establishes every future case”. Decide whether this explanation is supported. Point to the step or supplied fact that decides; explain your repair if needed.</w:t>
-      </w:r>
-    </w:p>
-    <w:p>
-      <w:r>
+      <w:pPr>
+        <w:spacing w:line="336" w:lineRule="auto" w:after="180"/>
+      </w:pPr>
+      <w:r>
+        <w:rPr>
+          <w:b w:val="0"/>
+        </w:rPr>
+        <w:t xml:space="preserve">Use the worked case for Security and </w:t>
+      </w:r>
+      <w:r>
+        <w:rPr>
+          <w:b/>
+        </w:rPr>
+        <w:t>privacy review</w:t>
+      </w:r>
+      <w:r>
+        <w:rPr>
+          <w:b w:val="0"/>
+        </w:rPr>
+        <w:t>. Proposed explanation: “The worked result establishes every future case”. Decide whether this explanation is supported.</w:t>
+      </w:r>
+    </w:p>
+    <w:p>
+      <w:pPr>
+        <w:spacing w:line="336" w:lineRule="auto" w:after="180"/>
+      </w:pPr>
+      <w:r>
+        <w:rPr>
+          <w:b w:val="0"/>
+        </w:rPr>
+        <w:t>Point to the step or supplied fact that decides; explain your repair if needed.</w:t>
+      </w:r>
+    </w:p>
+    <w:p>
+      <w:pPr>
+        <w:spacing w:line="336" w:lineRule="auto" w:after="180"/>
+      </w:pPr>
+      <w:r>
+        <w:rPr>
+          <w:b w:val="0"/>
+        </w:rPr>
         <w:t>Answer on your own before discussion. If you are unsure, say which step you need help with.</w:t>
       </w:r>
     </w:p>
@@ -1089,7 +1833,14 @@
       </w:r>
     </w:p>
     <w:p>
-      <w:r>
+      <w:pPr>
+        <w:spacing w:line="336" w:lineRule="auto" w:after="180"/>
+        <w:shd w:fill="F5F1FB"/>
+      </w:pPr>
+      <w:r>
+        <w:rPr>
+          <w:b w:val="0"/>
+        </w:rPr>
         <w:t>Trace private note content and analytics counts to their permitted readers. Why is storing full notes in the dashboard outside this design, and what risk can remain for tiny-group counts?</w:t>
       </w:r>
     </w:p>
@@ -1122,7 +1873,13 @@
       </w:r>
     </w:p>
     <w:p>
-      <w:r>
+      <w:pPr>
+        <w:spacing w:line="336" w:lineRule="auto" w:after="180"/>
+      </w:pPr>
+      <w:r>
+        <w:rPr>
+          <w:b w:val="0"/>
+        </w:rPr>
         <w:t>This is supported practice. Keep the separately named independent case for an attempt before feedback.</w:t>
       </w:r>
     </w:p>
@@ -1135,6 +1892,11 @@
       </w:r>
     </w:p>
     <w:p>
+      <w:r>
+        <w:t>Investigate Security and privacy review. Record the prediction, actual observation or labelled paper trace, explanation and next test separately.</w:t>
+      </w:r>
+    </w:p>
+    <w:p>
       <w:pPr>
         <w:pStyle w:val="Heading3"/>
       </w:pPr>
@@ -1143,8 +1905,20 @@
       </w:r>
     </w:p>
     <w:p>
-      <w:r>
-        <w:t>Output denies teacher guide, but cache contains it under a student-accessible key. Show the intermediate steps and give the conclusion with its scope.</w:t>
+      <w:pPr>
+        <w:spacing w:line="336" w:lineRule="auto" w:after="180"/>
+      </w:pPr>
+      <w:r>
+        <w:rPr>
+          <w:b/>
+        </w:rPr>
+        <w:t>Output</w:t>
+      </w:r>
+      <w:r>
+        <w:rPr>
+          <w:b w:val="0"/>
+        </w:rPr>
+        <w:t xml:space="preserve"> denies teacher guide, but cache contains it under a student-accessible key. Show the intermediate steps and give the conclusion with its scope.</w:t>
       </w:r>
     </w:p>
     <w:tbl>
@@ -1284,7 +2058,13 @@
       </w:tr>
     </w:tbl>
     <w:p>
-      <w:r>
+      <w:pPr>
+        <w:spacing w:line="336" w:lineRule="auto" w:after="180"/>
+      </w:pPr>
+      <w:r>
+        <w:rPr>
+          <w:b w:val="0"/>
+        </w:rPr>
         <w:t>On paper, trace the supplied procedure. If code is provided, predict before running it in a local practice file. Never write an expected answer as though it were an observed run.</w:t>
       </w:r>
     </w:p>
@@ -1297,7 +2077,13 @@
       </w:r>
     </w:p>
     <w:p>
-      <w:r>
+      <w:pPr>
+        <w:spacing w:line="336" w:lineRule="auto" w:after="180"/>
+      </w:pPr>
+      <w:r>
+        <w:rPr>
+          <w:b w:val="0"/>
+        </w:rPr>
         <w:t>Before trying: what do I expect, and why? While trying: which step could first go wrong? Afterwards: what did I actually observe, and what should change? Keep “not run” if you only traced the procedure.</w:t>
       </w:r>
     </w:p>
@@ -1310,6 +2096,11 @@
       </w:r>
     </w:p>
     <w:p>
+      <w:r>
+        <w:t>Move from recall to tracing, diagnosis and transfer in Security and privacy review. Explain why each step is justified.</w:t>
+      </w:r>
+    </w:p>
+    <w:p>
       <w:pPr>
         <w:pStyle w:val="Heading3"/>
       </w:pPr>
@@ -1318,18 +2109,94 @@
       </w:r>
     </w:p>
     <w:p>
-      <w:r>
-        <w:t>Explain the weekly mechanism in your own words. Use the worked scenario to name its input, decision rule and output.</w:t>
-      </w:r>
-    </w:p>
-    <w:p>
-      <w:r>
-        <w:t>A report omits this qualification: Review findings are bounded by tested paths and threat assumptions, not a proof of complete security. Explain how omitting it could change a reader's interpretation, and write an accurate replacement.</w:t>
-      </w:r>
-    </w:p>
-    <w:p>
-      <w:r>
-        <w:t>For the worked scenario, propose one additional case that could reveal a failure, describe its expected outcome before running it, and explain what would need to remain fixed for a fair comparison. Do not reuse W4 as a new final test after receiving feedback.</w:t>
+      <w:pPr>
+        <w:spacing w:line="336" w:lineRule="auto" w:after="180"/>
+      </w:pPr>
+      <w:r>
+        <w:rPr>
+          <w:b w:val="0"/>
+        </w:rPr>
+        <w:t xml:space="preserve">Explain the weekly </w:t>
+      </w:r>
+      <w:r>
+        <w:rPr>
+          <w:b/>
+        </w:rPr>
+        <w:t>mechanism</w:t>
+      </w:r>
+      <w:r>
+        <w:rPr>
+          <w:b w:val="0"/>
+        </w:rPr>
+        <w:t xml:space="preserve"> in your own words. Use the worked scenario to name its </w:t>
+      </w:r>
+      <w:r>
+        <w:rPr>
+          <w:b/>
+        </w:rPr>
+        <w:t>input</w:t>
+      </w:r>
+      <w:r>
+        <w:rPr>
+          <w:b w:val="0"/>
+        </w:rPr>
+        <w:t xml:space="preserve">, decision rule and </w:t>
+      </w:r>
+      <w:r>
+        <w:rPr>
+          <w:b/>
+        </w:rPr>
+        <w:t>output</w:t>
+      </w:r>
+      <w:r>
+        <w:rPr>
+          <w:b w:val="0"/>
+        </w:rPr>
+        <w:t>.</w:t>
+      </w:r>
+    </w:p>
+    <w:p>
+      <w:pPr>
+        <w:spacing w:line="336" w:lineRule="auto" w:after="180"/>
+      </w:pPr>
+      <w:r>
+        <w:rPr>
+          <w:b w:val="0"/>
+        </w:rPr>
+        <w:t>A report omits this qualification: Review findings are bounded by tested paths and threat assumptions, not a proof of complete security.</w:t>
+      </w:r>
+    </w:p>
+    <w:p>
+      <w:pPr>
+        <w:spacing w:line="336" w:lineRule="auto" w:after="180"/>
+      </w:pPr>
+      <w:r>
+        <w:rPr>
+          <w:b w:val="0"/>
+        </w:rPr>
+        <w:t>Explain how omitting it could change a reader's interpretation, and write an accurate replacement.</w:t>
+      </w:r>
+    </w:p>
+    <w:p>
+      <w:pPr>
+        <w:spacing w:line="336" w:lineRule="auto" w:after="180"/>
+      </w:pPr>
+      <w:r>
+        <w:rPr>
+          <w:b w:val="0"/>
+        </w:rPr>
+        <w:t>For the worked scenario, propose one additional case that could reveal a failure, describe its expected outcome before running it, and explain what would need to remain fixed for a fair comparison.</w:t>
+      </w:r>
+    </w:p>
+    <w:p>
+      <w:pPr>
+        <w:spacing w:line="336" w:lineRule="auto" w:after="180"/>
+      </w:pPr>
+      <w:r>
+        <w:rPr>
+          <w:b w:val="0"/>
+        </w:rPr>
+        <w:t>Do not reuse W4 as a new final test after receiving feedback.</w:t>
       </w:r>
     </w:p>
     <w:p>
@@ -1375,7 +2242,101 @@
     </w:p>
     <w:p>
       <w:r>
-        <w:t>Add a labelled security and privacy review evidence sheet to Grounded Learning Service. Show how you can explain the mechanism and terminology of security and privacy review. Use the supplied fictional case and keep its inputs, intermediate steps, calculation or prediction, and limitation. Connect this record to last week’s record; a matching answer without a trace is insufficient.</w:t>
+        <w:t>Apply this week’s idea to Grounded Learning Service. Keep an annotated decision and the evidence supporting it.</w:t>
+      </w:r>
+    </w:p>
+    <w:p>
+      <w:pPr>
+        <w:spacing w:line="336" w:lineRule="auto" w:after="180"/>
+      </w:pPr>
+      <w:r>
+        <w:rPr>
+          <w:b w:val="0"/>
+        </w:rPr>
+        <w:t xml:space="preserve">Add a labelled security and </w:t>
+      </w:r>
+      <w:r>
+        <w:rPr>
+          <w:b/>
+        </w:rPr>
+        <w:t>privacy review</w:t>
+      </w:r>
+      <w:r>
+        <w:rPr>
+          <w:b w:val="0"/>
+        </w:rPr>
+        <w:t xml:space="preserve"> </w:t>
+      </w:r>
+      <w:r>
+        <w:rPr>
+          <w:b/>
+        </w:rPr>
+        <w:t>evidence</w:t>
+      </w:r>
+      <w:r>
+        <w:rPr>
+          <w:b w:val="0"/>
+        </w:rPr>
+        <w:t xml:space="preserve"> sheet to Grounded Learning Service. Show how you can explain the </w:t>
+      </w:r>
+      <w:r>
+        <w:rPr>
+          <w:b/>
+        </w:rPr>
+        <w:t>mechanism</w:t>
+      </w:r>
+      <w:r>
+        <w:rPr>
+          <w:b w:val="0"/>
+        </w:rPr>
+        <w:t xml:space="preserve"> and terminology of security and </w:t>
+      </w:r>
+      <w:r>
+        <w:rPr>
+          <w:b/>
+        </w:rPr>
+        <w:t>privacy review</w:t>
+      </w:r>
+      <w:r>
+        <w:rPr>
+          <w:b w:val="0"/>
+        </w:rPr>
+        <w:t>.</w:t>
+      </w:r>
+    </w:p>
+    <w:p>
+      <w:pPr>
+        <w:spacing w:line="336" w:lineRule="auto" w:after="180"/>
+      </w:pPr>
+      <w:r>
+        <w:rPr>
+          <w:b w:val="0"/>
+        </w:rPr>
+        <w:t xml:space="preserve">Use the supplied fictional case and keep its </w:t>
+      </w:r>
+      <w:r>
+        <w:rPr>
+          <w:b/>
+        </w:rPr>
+        <w:t>input</w:t>
+      </w:r>
+      <w:r>
+        <w:rPr>
+          <w:b w:val="0"/>
+        </w:rPr>
+        <w:t xml:space="preserve">s, intermediate steps, calculation or </w:t>
+      </w:r>
+      <w:r>
+        <w:rPr>
+          <w:b/>
+        </w:rPr>
+        <w:t>prediction</w:t>
+      </w:r>
+      <w:r>
+        <w:rPr>
+          <w:b w:val="0"/>
+        </w:rPr>
+        <w:t>, and limitation. Connect this record to last week’s record; a matching answer without a trace is insufficient.</w:t>
       </w:r>
     </w:p>
     <w:tbl>
@@ -1503,8 +2464,26 @@
       </w:r>
     </w:p>
     <w:p>
-      <w:r>
-        <w:t>For the Grounded Learning Service, retain an annotated trace and the changed-case result. Name the contract or evidence that makes the deciding step valid, so another team can review it.</w:t>
+      <w:pPr>
+        <w:spacing w:line="336" w:lineRule="auto" w:after="180"/>
+      </w:pPr>
+      <w:r>
+        <w:rPr>
+          <w:b w:val="0"/>
+        </w:rPr>
+        <w:t xml:space="preserve">For the Grounded Learning Service, retain an annotated trace and the changed-case result. Name the contract or </w:t>
+      </w:r>
+      <w:r>
+        <w:rPr>
+          <w:b/>
+        </w:rPr>
+        <w:t>evidence</w:t>
+      </w:r>
+      <w:r>
+        <w:rPr>
+          <w:b w:val="0"/>
+        </w:rPr>
+        <w:t xml:space="preserve"> that makes the deciding step valid, so another team can review it.</w:t>
       </w:r>
     </w:p>
     <w:p>
@@ -1517,7 +2496,29 @@
     </w:p>
     <w:p>
       <w:r>
-        <w:t>Complete the supported workbook tasks before attempting W4 independently. Record any hints or help used. After feedback, use the teacher's fresh retry rather than copying the earlier answer. For a project, select a relevant new case, predict the outcome from the declared rule and preserve the result alongside any revision.</w:t>
+        <w:t>Use a genuinely new case for independent evidence. Previously discussed examples remain practice; use the separately named independent case before feedback.</w:t>
+      </w:r>
+    </w:p>
+    <w:p>
+      <w:pPr>
+        <w:spacing w:line="336" w:lineRule="auto" w:after="180"/>
+      </w:pPr>
+      <w:r>
+        <w:rPr>
+          <w:b w:val="0"/>
+        </w:rPr>
+        <w:t>Complete the supported workbook tasks before attempting W4 independently. Record any hints or help used. After feedback, use the teacher's fresh retry rather than copying the earlier answer.</w:t>
+      </w:r>
+    </w:p>
+    <w:p>
+      <w:pPr>
+        <w:spacing w:line="336" w:lineRule="auto" w:after="180"/>
+      </w:pPr>
+      <w:r>
+        <w:rPr>
+          <w:b w:val="0"/>
+        </w:rPr>
+        <w:t>For a project, select a relevant new case, predict the outcome from the declared rule and preserve the result alongside any revision.</w:t>
       </w:r>
     </w:p>
     <w:p>
@@ -1554,8 +2555,25 @@
       </w:r>
     </w:p>
     <w:p>
-      <w:r>
-        <w:t>For the worked scenario, propose one additional case that could reveal a failure, describe its expected outcome before running it, and explain what would need to remain fixed for a fair comparison. Do not reuse W4 as a new final test after receiving feedback.</w:t>
+      <w:pPr>
+        <w:spacing w:line="336" w:lineRule="auto" w:after="180"/>
+      </w:pPr>
+      <w:r>
+        <w:rPr>
+          <w:b w:val="0"/>
+        </w:rPr>
+        <w:t>For the worked scenario, propose one additional case that could reveal a failure, describe its expected outcome before running it, and explain what would need to remain fixed for a fair comparison.</w:t>
+      </w:r>
+    </w:p>
+    <w:p>
+      <w:pPr>
+        <w:spacing w:line="336" w:lineRule="auto" w:after="180"/>
+      </w:pPr>
+      <w:r>
+        <w:rPr>
+          <w:b w:val="0"/>
+        </w:rPr>
+        <w:t>Do not reuse W4 as a new final test after receiving feedback.</w:t>
       </w:r>
     </w:p>
     <w:p>
@@ -1592,6 +2610,11 @@
       </w:pPr>
       <w:r>
         <w:t>13. Study a complete case</w:t>
+      </w:r>
+    </w:p>
+    <w:p>
+      <w:r>
+        <w:t>Revisit the complete Security and privacy review case for supported practice. Repeated examples do not become fresh assessments.</w:t>
       </w:r>
     </w:p>
     <w:p>
@@ -1695,8 +2718,26 @@
       </w:r>
     </w:p>
     <w:p>
-      <w:r>
-        <w:t>Follow the input through the stated procedure to its result. Cover the result first, predict it, then explain every intermediate step. The text/table accompanies the figure so the example can be read without colour.</w:t>
+      <w:pPr>
+        <w:spacing w:line="336" w:lineRule="auto" w:after="180"/>
+      </w:pPr>
+      <w:r>
+        <w:rPr>
+          <w:b w:val="0"/>
+        </w:rPr>
+        <w:t xml:space="preserve">Follow the </w:t>
+      </w:r>
+      <w:r>
+        <w:rPr>
+          <w:b/>
+        </w:rPr>
+        <w:t>input</w:t>
+      </w:r>
+      <w:r>
+        <w:rPr>
+          <w:b w:val="0"/>
+        </w:rPr>
+        <w:t xml:space="preserve"> through the stated procedure to its result. Cover the result first, predict it, then explain every intermediate step. The text/table accompanies the figure so the example can be read without colour.</w:t>
       </w:r>
     </w:p>
     <w:p>
@@ -1746,6 +2787,11 @@
       </w:r>
     </w:p>
     <w:p>
+      <w:r>
+        <w:t>Attempt the reserved new case before feedback. Record support; the earlier examples below remain additional practice.</w:t>
+      </w:r>
+    </w:p>
+    <w:p>
       <w:pPr>
         <w:pStyle w:val="Heading3"/>
       </w:pPr>
@@ -1754,7 +2800,13 @@
       </w:r>
     </w:p>
     <w:p>
-      <w:r>
+      <w:pPr>
+        <w:spacing w:line="336" w:lineRule="auto" w:after="180"/>
+      </w:pPr>
+      <w:r>
+        <w:rPr>
+          <w:b w:val="0"/>
+        </w:rPr>
         <w:t>Service blocks direct teacher lookup but diagnostic export includes full teacher answers. Identify defect and a test.</w:t>
       </w:r>
     </w:p>
@@ -1802,7 +2854,13 @@
       </w:r>
     </w:p>
     <w:p>
-      <w:r>
+      <w:pPr>
+        <w:spacing w:line="336" w:lineRule="auto" w:after="180"/>
+      </w:pPr>
+      <w:r>
+        <w:rPr>
+          <w:b w:val="0"/>
+        </w:rPr>
         <w:t>Attempt this case before feedback. Record any help. Earlier examples below are further practice; a case already practised with feedback cannot establish fresh transfer.</w:t>
       </w:r>
     </w:p>
@@ -1815,7 +2873,13 @@
       </w:r>
     </w:p>
     <w:p>
-      <w:r>
+      <w:pPr>
+        <w:spacing w:line="336" w:lineRule="auto" w:after="180"/>
+      </w:pPr>
+      <w:r>
+        <w:rPr>
+          <w:b w:val="0"/>
+        </w:rPr>
         <w:t>Service blocks direct teacher lookup but diagnostic export includes full teacher answers. Identify defect and a test.</w:t>
       </w:r>
     </w:p>
@@ -1868,7 +2932,13 @@
       </w:r>
     </w:p>
     <w:p>
-      <w:r>
+      <w:pPr>
+        <w:spacing w:line="336" w:lineRule="auto" w:after="180"/>
+      </w:pPr>
+      <w:r>
+        <w:rPr>
+          <w:b w:val="0"/>
+        </w:rPr>
         <w:t>Record support used: none, hint or teacher explanation. After feedback, a different case is needed to demonstrate independence.</w:t>
       </w:r>
     </w:p>
@@ -1881,8 +2951,25 @@
       </w:r>
     </w:p>
     <w:p>
-      <w:r>
-        <w:t>Attempt the independent case before hints. Record whether you worked alone, used a hint or followed a model. After feedback, fix the first unsupported step and explain why it changed. A later check uses a changed case, not a copied answer.</w:t>
+      <w:pPr>
+        <w:spacing w:line="336" w:lineRule="auto" w:after="180"/>
+      </w:pPr>
+      <w:r>
+        <w:rPr>
+          <w:b w:val="0"/>
+        </w:rPr>
+        <w:t>Attempt the independent case before hints. Record whether you worked alone, used a hint or followed a model. After feedback, fix the first unsupported step and explain why it changed.</w:t>
+      </w:r>
+    </w:p>
+    <w:p>
+      <w:pPr>
+        <w:spacing w:line="336" w:lineRule="auto" w:after="180"/>
+      </w:pPr>
+      <w:r>
+        <w:rPr>
+          <w:b w:val="0"/>
+        </w:rPr>
+        <w:t>A later check uses a changed case, not a copied answer.</w:t>
       </w:r>
     </w:p>
     <w:p>
@@ -1895,6 +2982,17 @@
     </w:p>
     <w:p>
       <w:r>
+        <w:t>Use this map to navigate Security and privacy review, connect the goals to tasks and keep one evidence record for each attempt.</w:t>
+      </w:r>
+    </w:p>
+    <w:p>
+      <w:pPr>
+        <w:spacing w:line="336" w:lineRule="auto" w:after="180"/>
+      </w:pPr>
+      <w:r>
+        <w:rPr>
+          <w:b w:val="0"/>
+        </w:rPr>
         <w:t>Start with this question: Review a private note’s path. A revision service reads a learner’s private practice note; analytics need counts only.</w:t>
       </w:r>
     </w:p>
@@ -2001,13 +3099,61 @@
       </w:tr>
     </w:tbl>
     <w:p>
-      <w:r>
-        <w:t>Remember → watch and explain → try with help → investigate → try independently → keep project evidence. Your teacher may spread this lesson across several classes.</w:t>
-      </w:r>
-    </w:p>
-    <w:p>
-      <w:r>
-        <w:t>Keep your first prediction. Compare it with what the evidence shows and explain any change.</w:t>
+      <w:pPr>
+        <w:spacing w:line="336" w:lineRule="auto" w:after="180"/>
+      </w:pPr>
+      <w:r>
+        <w:rPr>
+          <w:b w:val="0"/>
+        </w:rPr>
+        <w:t xml:space="preserve">Remember → watch and explain → try with help → investigate → try independently → keep project </w:t>
+      </w:r>
+      <w:r>
+        <w:rPr>
+          <w:b/>
+        </w:rPr>
+        <w:t>evidence</w:t>
+      </w:r>
+      <w:r>
+        <w:rPr>
+          <w:b w:val="0"/>
+        </w:rPr>
+        <w:t>. Your teacher may spread this lesson across several classes.</w:t>
+      </w:r>
+    </w:p>
+    <w:p>
+      <w:pPr>
+        <w:spacing w:line="336" w:lineRule="auto" w:after="180"/>
+      </w:pPr>
+      <w:r>
+        <w:rPr>
+          <w:b w:val="0"/>
+        </w:rPr>
+        <w:t xml:space="preserve">Keep your first </w:t>
+      </w:r>
+      <w:r>
+        <w:rPr>
+          <w:b/>
+        </w:rPr>
+        <w:t>prediction</w:t>
+      </w:r>
+      <w:r>
+        <w:rPr>
+          <w:b w:val="0"/>
+        </w:rPr>
+        <w:t xml:space="preserve">. Compare it with what the </w:t>
+      </w:r>
+      <w:r>
+        <w:rPr>
+          <w:b/>
+        </w:rPr>
+        <w:t>evidence</w:t>
+      </w:r>
+      <w:r>
+        <w:rPr>
+          <w:b w:val="0"/>
+        </w:rPr>
+        <w:t xml:space="preserve"> shows and explain any change.</w:t>
       </w:r>
     </w:p>
     <w:p>
@@ -2020,7 +3166,36 @@
     </w:p>
     <w:p>
       <w:r>
-        <w:t>Close your notes. Explain this goal in your own words: Explain the mechanism and terminology of security and privacy review</w:t>
+        <w:t>Explain Security and privacy review without notes, identify a remaining question and plan a later check with a changed case.</w:t>
+      </w:r>
+    </w:p>
+    <w:p>
+      <w:pPr>
+        <w:spacing w:line="336" w:lineRule="auto" w:after="180"/>
+      </w:pPr>
+      <w:r>
+        <w:rPr>
+          <w:b w:val="0"/>
+        </w:rPr>
+        <w:t xml:space="preserve">Close your notes. Explain this goal in your own words: Explain the </w:t>
+      </w:r>
+      <w:r>
+        <w:rPr>
+          <w:b/>
+        </w:rPr>
+        <w:t>mechanism</w:t>
+      </w:r>
+      <w:r>
+        <w:rPr>
+          <w:b w:val="0"/>
+        </w:rPr>
+        <w:t xml:space="preserve"> and terminology of security and </w:t>
+      </w:r>
+      <w:r>
+        <w:rPr>
+          <w:b/>
+        </w:rPr>
+        <w:t>privacy review</w:t>
       </w:r>
     </w:p>
     <w:p>
@@ -2057,13 +3232,61 @@
       </w:r>
     </w:p>
     <w:p>
-      <w:r>
-        <w:t>If you are unsure, return to the worked picture and explain one arrow. If you are ready, change an input or assumption and justify your prediction.</w:t>
-      </w:r>
-    </w:p>
-    <w:p>
-      <w:r>
-        <w:t>Save your workbook evidence. At the next review, try a different case before opening your old answer.</w:t>
+      <w:pPr>
+        <w:spacing w:line="336" w:lineRule="auto" w:after="180"/>
+      </w:pPr>
+      <w:r>
+        <w:rPr>
+          <w:b w:val="0"/>
+        </w:rPr>
+        <w:t xml:space="preserve">If you are unsure, return to the worked picture and explain one arrow. If you are ready, change an </w:t>
+      </w:r>
+      <w:r>
+        <w:rPr>
+          <w:b/>
+        </w:rPr>
+        <w:t>input</w:t>
+      </w:r>
+      <w:r>
+        <w:rPr>
+          <w:b w:val="0"/>
+        </w:rPr>
+        <w:t xml:space="preserve"> or assumption and justify your </w:t>
+      </w:r>
+      <w:r>
+        <w:rPr>
+          <w:b/>
+        </w:rPr>
+        <w:t>prediction</w:t>
+      </w:r>
+      <w:r>
+        <w:rPr>
+          <w:b w:val="0"/>
+        </w:rPr>
+        <w:t>.</w:t>
+      </w:r>
+    </w:p>
+    <w:p>
+      <w:pPr>
+        <w:spacing w:line="336" w:lineRule="auto" w:after="180"/>
+      </w:pPr>
+      <w:r>
+        <w:rPr>
+          <w:b w:val="0"/>
+        </w:rPr>
+        <w:t xml:space="preserve">Save your workbook </w:t>
+      </w:r>
+      <w:r>
+        <w:rPr>
+          <w:b/>
+        </w:rPr>
+        <w:t>evidence</w:t>
+      </w:r>
+      <w:r>
+        <w:rPr>
+          <w:b w:val="0"/>
+        </w:rPr>
+        <w:t>. At the next review, try a different case before opening your old answer.</w:t>
       </w:r>
     </w:p>
     <w:p>
@@ -2076,11 +3299,28 @@
     </w:p>
     <w:p>
       <w:r>
+        <w:t>Attempt supported questions before using hints or feedback. Review a missing building block, then keep the completed work.</w:t>
+      </w:r>
+    </w:p>
+    <w:p>
+      <w:pPr>
+        <w:spacing w:line="336" w:lineRule="auto" w:after="180"/>
+      </w:pPr>
+      <w:r>
+        <w:rPr>
+          <w:b w:val="0"/>
+        </w:rPr>
         <w:t>Use this supported practice once, in the browser or on paper. Keep the reserved independent assessment for a separate first attempt before teacher feedback.</w:t>
       </w:r>
     </w:p>
     <w:p>
-      <w:r>
+      <w:pPr>
+        <w:spacing w:line="336" w:lineRule="auto" w:after="180"/>
+      </w:pPr>
+      <w:r>
+        <w:rPr>
+          <w:b w:val="0"/>
+        </w:rPr>
         <w:t>Review a private note’s path. A revision service reads a learner’s private practice note; analytics need counts only.</w:t>
       </w:r>
     </w:p>
@@ -2093,22 +3333,49 @@
       </w:r>
     </w:p>
     <w:p>
-      <w:r>
+      <w:pPr>
+        <w:spacing w:line="336" w:lineRule="auto" w:after="180"/>
+      </w:pPr>
+      <w:r>
+        <w:rPr>
+          <w:b w:val="0"/>
+        </w:rPr>
         <w:t>Which labelled step matches this detail? Send revision counts without copying private notes.</w:t>
       </w:r>
     </w:p>
     <w:p>
-      <w:r>
+      <w:pPr>
+        <w:spacing w:line="336" w:lineRule="auto" w:after="180"/>
+        <w:shd w:fill="F4F9FC"/>
+      </w:pPr>
+      <w:r>
+        <w:rPr>
+          <w:b w:val="0"/>
+        </w:rPr>
         <w:t>1. Map content path</w:t>
       </w:r>
     </w:p>
     <w:p>
-      <w:r>
+      <w:pPr>
+        <w:spacing w:line="336" w:lineRule="auto" w:after="180"/>
+        <w:shd w:fill="F4F9FC"/>
+      </w:pPr>
+      <w:r>
+        <w:rPr>
+          <w:b w:val="0"/>
+        </w:rPr>
         <w:t>2. Check readers</w:t>
       </w:r>
     </w:p>
     <w:p>
-      <w:r>
+      <w:pPr>
+        <w:spacing w:line="336" w:lineRule="auto" w:after="180"/>
+        <w:shd w:fill="F4F9FC"/>
+      </w:pPr>
+      <w:r>
+        <w:rPr>
+          <w:b w:val="0"/>
+        </w:rPr>
         <w:t>3. Minimise analytics</w:t>
       </w:r>
     </w:p>
@@ -2146,41 +3413,155 @@
       </w:r>
     </w:p>
     <w:p>
-      <w:r>
+      <w:pPr>
+        <w:pStyle w:val="Heading3"/>
+      </w:pPr>
+      <w:r>
+        <w:t>Hint · try first</w:t>
+      </w:r>
+    </w:p>
+    <w:p>
+      <w:pPr>
+        <w:spacing w:line="336" w:lineRule="auto" w:after="180"/>
+        <w:shd w:fill="F1F6F8"/>
+      </w:pPr>
+      <w:r>
+        <w:rPr>
+          <w:b w:val="0"/>
+        </w:rPr>
         <w:t>Hint if needed: Read the steps in the pictorial case. Match the supplied detail to the stage that performs or records it.</w:t>
       </w:r>
     </w:p>
     <w:p>
-      <w:r>
-        <w:t>After your attempt, compare with the supported explanation: Minimise analytics Send revision counts without copying private notes. A privacy review follows data and authority through components. A useful dashboard does not automatically need every underlying private detail.</w:t>
-      </w:r>
-    </w:p>
-    <w:p>
       <w:pPr>
         <w:pStyle w:val="Heading3"/>
       </w:pPr>
       <w:r>
+        <w:t>Feedback · compare after trying</w:t>
+      </w:r>
+    </w:p>
+    <w:p>
+      <w:pPr>
+        <w:spacing w:line="336" w:lineRule="auto" w:after="180"/>
+        <w:shd w:fill="F1F6FC"/>
+      </w:pPr>
+      <w:r>
+        <w:rPr>
+          <w:b w:val="0"/>
+        </w:rPr>
+        <w:t xml:space="preserve">After your attempt, compare with the supported explanation: Minimise analytics Send revision counts without copying private notes. A </w:t>
+      </w:r>
+      <w:r>
+        <w:rPr>
+          <w:b/>
+        </w:rPr>
+        <w:t>privacy review</w:t>
+      </w:r>
+      <w:r>
+        <w:rPr>
+          <w:b w:val="0"/>
+        </w:rPr>
+        <w:t xml:space="preserve"> follows data and authority through components.</w:t>
+      </w:r>
+    </w:p>
+    <w:p>
+      <w:pPr>
+        <w:spacing w:line="336" w:lineRule="auto" w:after="180"/>
+        <w:shd w:fill="F1F6FC"/>
+      </w:pPr>
+      <w:r>
+        <w:rPr>
+          <w:b w:val="0"/>
+        </w:rPr>
+        <w:t>A useful dashboard does not automatically need every underlying private detail.</w:t>
+      </w:r>
+    </w:p>
+    <w:p>
+      <w:pPr>
+        <w:pStyle w:val="Heading3"/>
+      </w:pPr>
+      <w:r>
         <w:t>Practice 2: explain the deciding evidence</w:t>
       </w:r>
     </w:p>
     <w:p>
-      <w:r>
+      <w:pPr>
+        <w:pStyle w:val="Heading3"/>
+      </w:pPr>
+      <w:r>
+        <w:t>Changed case · predict first</w:t>
+      </w:r>
+    </w:p>
+    <w:p>
+      <w:pPr>
+        <w:spacing w:line="336" w:lineRule="auto" w:after="180"/>
+        <w:shd w:fill="F5F1FB"/>
+      </w:pPr>
+      <w:r>
+        <w:rPr>
+          <w:b w:val="0"/>
+        </w:rPr>
         <w:t>Changed-case practice: The dashboard starts storing full notes. Which conclusion is supported by the supplied facts?</w:t>
       </w:r>
     </w:p>
     <w:p>
-      <w:r>
-        <w:t>1. This one example guarantees correct results for every future input.</w:t>
-      </w:r>
-    </w:p>
-    <w:p>
-      <w:r>
+      <w:pPr>
+        <w:spacing w:line="336" w:lineRule="auto" w:after="180"/>
+        <w:shd w:fill="F4F9FC"/>
+      </w:pPr>
+      <w:r>
+        <w:rPr>
+          <w:b w:val="0"/>
+        </w:rPr>
+        <w:t xml:space="preserve">1. This one example guarantees correct results for every future </w:t>
+      </w:r>
+      <w:r>
+        <w:rPr>
+          <w:b/>
+        </w:rPr>
+        <w:t>input</w:t>
+      </w:r>
+      <w:r>
+        <w:rPr>
+          <w:b w:val="0"/>
+        </w:rPr>
+        <w:t>.</w:t>
+      </w:r>
+    </w:p>
+    <w:p>
+      <w:pPr>
+        <w:spacing w:line="336" w:lineRule="auto" w:after="180"/>
+        <w:shd w:fill="F4F9FC"/>
+      </w:pPr>
+      <w:r>
+        <w:rPr>
+          <w:b w:val="0"/>
+        </w:rPr>
         <w:t>2. Flag the unapproved content path and remove it from the design.</w:t>
       </w:r>
     </w:p>
     <w:p>
-      <w:r>
-        <w:t>3. We can decide the result without examining the changed input or the procedure.</w:t>
+      <w:pPr>
+        <w:spacing w:line="336" w:lineRule="auto" w:after="180"/>
+        <w:shd w:fill="F4F9FC"/>
+      </w:pPr>
+      <w:r>
+        <w:rPr>
+          <w:b w:val="0"/>
+        </w:rPr>
+        <w:t xml:space="preserve">3. We can decide the result without examining the changed </w:t>
+      </w:r>
+      <w:r>
+        <w:rPr>
+          <w:b/>
+        </w:rPr>
+        <w:t>input</w:t>
+      </w:r>
+      <w:r>
+        <w:rPr>
+          <w:b w:val="0"/>
+        </w:rPr>
+        <w:t xml:space="preserve"> or the procedure.</w:t>
       </w:r>
     </w:p>
     <w:p>
@@ -2217,12 +3598,42 @@
       </w:r>
     </w:p>
     <w:p>
-      <w:r>
+      <w:pPr>
+        <w:pStyle w:val="Heading3"/>
+      </w:pPr>
+      <w:r>
+        <w:t>Hint · try first</w:t>
+      </w:r>
+    </w:p>
+    <w:p>
+      <w:pPr>
+        <w:spacing w:line="336" w:lineRule="auto" w:after="180"/>
+        <w:shd w:fill="F1F6F8"/>
+      </w:pPr>
+      <w:r>
+        <w:rPr>
+          <w:b w:val="0"/>
+        </w:rPr>
         <w:t>Hint if needed: Use the changed condition and the deciding step in the pictorial trace. The answer must say what follows from those facts.</w:t>
       </w:r>
     </w:p>
     <w:p>
-      <w:r>
+      <w:pPr>
+        <w:pStyle w:val="Heading3"/>
+      </w:pPr>
+      <w:r>
+        <w:t>Feedback · compare after trying</w:t>
+      </w:r>
+    </w:p>
+    <w:p>
+      <w:pPr>
+        <w:spacing w:line="336" w:lineRule="auto" w:after="180"/>
+        <w:shd w:fill="F1F6FC"/>
+      </w:pPr>
+      <w:r>
+        <w:rPr>
+          <w:b w:val="0"/>
+        </w:rPr>
         <w:t>After your attempt, compare with the supported explanation: Flag the unapproved content path and remove it from the design. Its count-only purpose does not grant note-reading permission.</w:t>
       </w:r>
     </w:p>
@@ -2235,18 +3646,105 @@
       </w:r>
     </w:p>
     <w:p>
-      <w:r>
-        <w:t>Review Performance and cost experiments (ai-6/29). Goal: Explain the mechanism and terminology of performance and cost experiments. Short practice: Calculate per-case seconds and cost units for A and B. Which meets a budget of at most 2 cost units per case, and what speed trade-off does that choice make?. Return to this week and explain what you changed.</w:t>
-      </w:r>
-    </w:p>
-    <w:p>
-      <w:r>
-        <w:t>Review Human escalation workflows (ai-6/27). Goal: Explain the mechanism and terminology of human escalation workflows. Short practice: Identify the exact service boundary in the bottle question. What accurate information belongs in the supervisor handoff, and what remains unresolved if nobody is reachable?. Return to this week and explain what you changed.</w:t>
-      </w:r>
-    </w:p>
-    <w:p>
-      <w:r>
-        <w:t>Review Release and rollback (ai-6/24). Goal: Explain the mechanism and terminology of release and rollback. Short practice: Compute A’s and B’s correctness percentages. Why is B still blocked, and does passing a fresh privacy check automatically satisfy every release gate?. Return to this week and explain what you changed.</w:t>
+      <w:pPr>
+        <w:spacing w:line="336" w:lineRule="auto" w:after="180"/>
+      </w:pPr>
+      <w:r>
+        <w:rPr>
+          <w:b w:val="0"/>
+        </w:rPr>
+        <w:t xml:space="preserve">Review Performance and cost experiments (ai-6/29). Goal: Explain the </w:t>
+      </w:r>
+      <w:r>
+        <w:rPr>
+          <w:b/>
+        </w:rPr>
+        <w:t>mechanism</w:t>
+      </w:r>
+      <w:r>
+        <w:rPr>
+          <w:b w:val="0"/>
+        </w:rPr>
+        <w:t xml:space="preserve"> and terminology of performance and cost experiments. Short practice: Calculate per-case seconds and cost units for A and B.</w:t>
+      </w:r>
+    </w:p>
+    <w:p>
+      <w:pPr>
+        <w:spacing w:line="336" w:lineRule="auto" w:after="180"/>
+      </w:pPr>
+      <w:r>
+        <w:rPr>
+          <w:b w:val="0"/>
+        </w:rPr>
+        <w:t>Which meets a budget of at most 2 cost units per case, and what speed trade-off does that choice make?. Return to this week and explain what you changed.</w:t>
+      </w:r>
+    </w:p>
+    <w:p>
+      <w:pPr>
+        <w:spacing w:line="336" w:lineRule="auto" w:after="180"/>
+      </w:pPr>
+      <w:r>
+        <w:rPr>
+          <w:b w:val="0"/>
+        </w:rPr>
+        <w:t xml:space="preserve">Review Human escalation workflows (ai-6/27). Goal: Explain the </w:t>
+      </w:r>
+      <w:r>
+        <w:rPr>
+          <w:b/>
+        </w:rPr>
+        <w:t>mechanism</w:t>
+      </w:r>
+      <w:r>
+        <w:rPr>
+          <w:b w:val="0"/>
+        </w:rPr>
+        <w:t xml:space="preserve"> and terminology of human escalation workflows. Short practice: Identify the exact service boundary in the bottle question.</w:t>
+      </w:r>
+    </w:p>
+    <w:p>
+      <w:pPr>
+        <w:spacing w:line="336" w:lineRule="auto" w:after="180"/>
+      </w:pPr>
+      <w:r>
+        <w:rPr>
+          <w:b w:val="0"/>
+        </w:rPr>
+        <w:t>What accurate information belongs in the supervisor handoff, and what remains unresolved if nobody is reachable?. Return to this week and explain what you changed.</w:t>
+      </w:r>
+    </w:p>
+    <w:p>
+      <w:pPr>
+        <w:spacing w:line="336" w:lineRule="auto" w:after="180"/>
+      </w:pPr>
+      <w:r>
+        <w:rPr>
+          <w:b w:val="0"/>
+        </w:rPr>
+        <w:t xml:space="preserve">Review Release and rollback (ai-6/24). Goal: Explain the </w:t>
+      </w:r>
+      <w:r>
+        <w:rPr>
+          <w:b/>
+        </w:rPr>
+        <w:t>mechanism</w:t>
+      </w:r>
+      <w:r>
+        <w:rPr>
+          <w:b w:val="0"/>
+        </w:rPr>
+        <w:t xml:space="preserve"> and terminology of release and rollback. Short practice: Compute A’s and B’s correctness percentages.</w:t>
+      </w:r>
+    </w:p>
+    <w:p>
+      <w:pPr>
+        <w:spacing w:line="336" w:lineRule="auto" w:after="180"/>
+      </w:pPr>
+      <w:r>
+        <w:rPr>
+          <w:b w:val="0"/>
+        </w:rPr>
+        <w:t>Why is B still blocked, and does passing a fresh privacy check automatically satisfy every release gate?. Return to this week and explain what you changed.</w:t>
       </w:r>
     </w:p>
     <w:p>
@@ -2258,8 +3756,637 @@
       </w:r>
     </w:p>
     <w:p>
-      <w:r>
-        <w:t>Use Download completed work in the hosted lesson to export your answers, reflections, practice feedback and code-run evidence. Open the HTML copy to read or print it. Drafts stay in this browser when storage is available; clear drafts on a shared device.</w:t>
+      <w:pPr>
+        <w:spacing w:line="336" w:lineRule="auto" w:after="180"/>
+      </w:pPr>
+      <w:r>
+        <w:rPr>
+          <w:b w:val="0"/>
+        </w:rPr>
+        <w:t xml:space="preserve">Use Download completed work in the hosted lesson to export your answers, reflections, practice feedback and code-run </w:t>
+      </w:r>
+      <w:r>
+        <w:rPr>
+          <w:b/>
+        </w:rPr>
+        <w:t>evidence</w:t>
+      </w:r>
+      <w:r>
+        <w:rPr>
+          <w:b w:val="0"/>
+        </w:rPr>
+        <w:t>. Open the HTML copy to read or print it.</w:t>
+      </w:r>
+    </w:p>
+    <w:p>
+      <w:pPr>
+        <w:spacing w:line="336" w:lineRule="auto" w:after="180"/>
+      </w:pPr>
+      <w:r>
+        <w:rPr>
+          <w:b w:val="0"/>
+        </w:rPr>
+        <w:t>Drafts stay in this browser when storage is available; clear drafts on a shared device.</w:t>
+      </w:r>
+    </w:p>
+    <w:p>
+      <w:pPr>
+        <w:pStyle w:val="Heading1"/>
+      </w:pPr>
+      <w:r>
+        <w:t>18. Visual concept journey</w:t>
+      </w:r>
+    </w:p>
+    <w:p>
+      <w:r>
+        <w:t>Explain each Security and privacy review graphic using its labels, deciding evidence and relevant limitation.</w:t>
+      </w:r>
+    </w:p>
+    <w:p>
+      <w:pPr>
+        <w:pStyle w:val="Heading3"/>
+      </w:pPr>
+      <w:r>
+        <w:t>01. Security and privacy review: the case</w:t>
+      </w:r>
+    </w:p>
+    <w:p>
+      <w:r>
+        <w:drawing>
+          <wp:inline xmlns:a="http://schemas.openxmlformats.org/drawingml/2006/main" xmlns:pic="http://schemas.openxmlformats.org/drawingml/2006/picture">
+            <wp:extent cx="5486400" cy="2834640"/>
+            <wp:docPr id="2" name="Picture 2" descr="Review a private note’s path. A revision service reads a learner’s private practice note; analytics need counts only. Supplied facts: Only the learner and assigned teacher may read note text. The dashboard is authorised for aggregate counts, not notes."/>
+            <wp:cNvGraphicFramePr>
+              <a:graphicFrameLocks noChangeAspect="1"/>
+            </wp:cNvGraphicFramePr>
+            <a:graphic>
+              <a:graphicData uri="http://schemas.openxmlformats.org/drawingml/2006/picture">
+                <pic:pic>
+                  <pic:nvPicPr>
+                    <pic:cNvPr id="0" name="academy-story-ai-6-30-01.png"/>
+                    <pic:cNvPicPr/>
+                  </pic:nvPicPr>
+                  <pic:blipFill>
+                    <a:blip r:embed="rId10"/>
+                    <a:stretch>
+                      <a:fillRect/>
+                    </a:stretch>
+                  </pic:blipFill>
+                  <pic:spPr>
+                    <a:xfrm>
+                      <a:off x="0" y="0"/>
+                      <a:ext cx="5486400" cy="2834640"/>
+                    </a:xfrm>
+                    <a:prstGeom prst="rect"/>
+                  </pic:spPr>
+                </pic:pic>
+              </a:graphicData>
+            </a:graphic>
+          </wp:inline>
+        </w:drawing>
+      </w:r>
+    </w:p>
+    <w:p>
+      <w:pPr>
+        <w:spacing w:line="336" w:lineRule="auto" w:after="180"/>
+      </w:pPr>
+      <w:r>
+        <w:rPr>
+          <w:b w:val="0"/>
+        </w:rPr>
+        <w:t>Review a private note’s path. A revision service reads a learner’s private practice note; analytics need counts only. Supplied facts: Only the learner and assigned teacher may read note text.</w:t>
+      </w:r>
+    </w:p>
+    <w:p>
+      <w:pPr>
+        <w:spacing w:line="336" w:lineRule="auto" w:after="180"/>
+      </w:pPr>
+      <w:r>
+        <w:rPr>
+          <w:b w:val="0"/>
+        </w:rPr>
+        <w:t>The dashboard is authorised for aggregate counts, not notes.</w:t>
+      </w:r>
+    </w:p>
+    <w:p>
+      <w:pPr>
+        <w:spacing w:line="336" w:lineRule="auto" w:after="180"/>
+        <w:shd w:fill="F5F1FB"/>
+      </w:pPr>
+      <w:r>
+        <w:rPr>
+          <w:b w:val="0"/>
+        </w:rPr>
+        <w:t>Point to the given fact that matters most. Explain why it matters.</w:t>
+      </w:r>
+    </w:p>
+    <w:p>
+      <w:pPr>
+        <w:pStyle w:val="Heading3"/>
+      </w:pPr>
+      <w:r>
+        <w:t>02. Follow the deciding steps</w:t>
+      </w:r>
+    </w:p>
+    <w:p>
+      <w:r>
+        <w:drawing>
+          <wp:inline xmlns:a="http://schemas.openxmlformats.org/drawingml/2006/main" xmlns:pic="http://schemas.openxmlformats.org/drawingml/2006/picture">
+            <wp:extent cx="5486400" cy="3182112"/>
+            <wp:docPr id="3" name="Picture 3" descr="Map content path: The authorised revision service receives the note. → Check readers: The stated learner and teacher can retrieve its text. → Minimise analytics: Send revision counts without copying private notes."/>
+            <wp:cNvGraphicFramePr>
+              <a:graphicFrameLocks noChangeAspect="1"/>
+            </wp:cNvGraphicFramePr>
+            <a:graphic>
+              <a:graphicData uri="http://schemas.openxmlformats.org/drawingml/2006/picture">
+                <pic:pic>
+                  <pic:nvPicPr>
+                    <pic:cNvPr id="0" name="academy-story-ai-6-30-02.png"/>
+                    <pic:cNvPicPr/>
+                  </pic:nvPicPr>
+                  <pic:blipFill>
+                    <a:blip r:embed="rId11"/>
+                    <a:stretch>
+                      <a:fillRect/>
+                    </a:stretch>
+                  </pic:blipFill>
+                  <pic:spPr>
+                    <a:xfrm>
+                      <a:off x="0" y="0"/>
+                      <a:ext cx="5486400" cy="3182112"/>
+                    </a:xfrm>
+                    <a:prstGeom prst="rect"/>
+                  </pic:spPr>
+                </pic:pic>
+              </a:graphicData>
+            </a:graphic>
+          </wp:inline>
+        </w:drawing>
+      </w:r>
+    </w:p>
+    <w:p>
+      <w:pPr>
+        <w:spacing w:line="336" w:lineRule="auto" w:after="180"/>
+      </w:pPr>
+      <w:r>
+        <w:rPr>
+          <w:b w:val="0"/>
+        </w:rPr>
+        <w:t>Map content path: The authorised revision service receives the note. → Check readers: The stated learner and teacher can retrieve its text. → Minimise analytics: Send revision counts without copying private notes.</w:t>
+      </w:r>
+    </w:p>
+    <w:p>
+      <w:pPr>
+        <w:spacing w:line="336" w:lineRule="auto" w:after="180"/>
+        <w:shd w:fill="F5F1FB"/>
+      </w:pPr>
+      <w:r>
+        <w:rPr>
+          <w:b w:val="0"/>
+        </w:rPr>
+        <w:t xml:space="preserve">Point to each numbered stage and explain which recorded </w:t>
+      </w:r>
+      <w:r>
+        <w:rPr>
+          <w:b/>
+        </w:rPr>
+        <w:t>input</w:t>
+      </w:r>
+      <w:r>
+        <w:rPr>
+          <w:b w:val="0"/>
+        </w:rPr>
+        <w:t xml:space="preserve"> it uses.</w:t>
+      </w:r>
+    </w:p>
+    <w:p>
+      <w:pPr>
+        <w:pStyle w:val="Heading3"/>
+      </w:pPr>
+      <w:r>
+        <w:t>03. Security and privacy review — evidence trace</w:t>
+      </w:r>
+    </w:p>
+    <w:p>
+      <w:r>
+        <w:drawing>
+          <wp:inline xmlns:a="http://schemas.openxmlformats.org/drawingml/2006/main" xmlns:pic="http://schemas.openxmlformats.org/drawingml/2006/picture">
+            <wp:extent cx="5486400" cy="2996184"/>
+            <wp:docPr id="4" name="Picture 4" descr="Security and privacy review — evidence trace. Output denies teacher guide, but cache contains it under a student-accessible key. | For the classroom service identify restricted guides, session secrets and student content. Test denied roles, unexpected fields, source injection and minimised logging without real credentials. | Access remains broken through the cache path. Review every storage/return path and assert restricted data never reaches student output/context."/>
+            <wp:cNvGraphicFramePr>
+              <a:graphicFrameLocks noChangeAspect="1"/>
+            </wp:cNvGraphicFramePr>
+            <a:graphic>
+              <a:graphicData uri="http://schemas.openxmlformats.org/drawingml/2006/picture">
+                <pic:pic>
+                  <pic:nvPicPr>
+                    <pic:cNvPr id="0" name="academy-story-ai-6-30-03.png"/>
+                    <pic:cNvPicPr/>
+                  </pic:nvPicPr>
+                  <pic:blipFill>
+                    <a:blip r:embed="rId12"/>
+                    <a:stretch>
+                      <a:fillRect/>
+                    </a:stretch>
+                  </pic:blipFill>
+                  <pic:spPr>
+                    <a:xfrm>
+                      <a:off x="0" y="0"/>
+                      <a:ext cx="5486400" cy="2996184"/>
+                    </a:xfrm>
+                    <a:prstGeom prst="rect"/>
+                  </pic:spPr>
+                </pic:pic>
+              </a:graphicData>
+            </a:graphic>
+          </wp:inline>
+        </w:drawing>
+      </w:r>
+    </w:p>
+    <w:p>
+      <w:pPr>
+        <w:spacing w:line="336" w:lineRule="auto" w:after="180"/>
+      </w:pPr>
+      <w:r>
+        <w:rPr>
+          <w:b w:val="0"/>
+        </w:rPr>
+        <w:t xml:space="preserve">Security and </w:t>
+      </w:r>
+      <w:r>
+        <w:rPr>
+          <w:b/>
+        </w:rPr>
+        <w:t>privacy review</w:t>
+      </w:r>
+      <w:r>
+        <w:rPr>
+          <w:b w:val="0"/>
+        </w:rPr>
+        <w:t xml:space="preserve"> — </w:t>
+      </w:r>
+      <w:r>
+        <w:rPr>
+          <w:b/>
+        </w:rPr>
+        <w:t>evidence</w:t>
+      </w:r>
+      <w:r>
+        <w:rPr>
+          <w:b w:val="0"/>
+        </w:rPr>
+        <w:t xml:space="preserve"> trace. </w:t>
+      </w:r>
+      <w:r>
+        <w:rPr>
+          <w:b/>
+        </w:rPr>
+        <w:t>Output</w:t>
+      </w:r>
+      <w:r>
+        <w:rPr>
+          <w:b w:val="0"/>
+        </w:rPr>
+        <w:t xml:space="preserve"> denies teacher guide, but cache contains it under a student-accessible key. | For the classroom service identify restricted guides, session secrets and student content.</w:t>
+      </w:r>
+    </w:p>
+    <w:p>
+      <w:pPr>
+        <w:spacing w:line="336" w:lineRule="auto" w:after="180"/>
+      </w:pPr>
+      <w:r>
+        <w:rPr>
+          <w:b w:val="0"/>
+        </w:rPr>
+        <w:t>Test denied roles, unexpected fields, source injection and minimised logging without real credentials. | Access remains broken through the cache path.</w:t>
+      </w:r>
+    </w:p>
+    <w:p>
+      <w:pPr>
+        <w:spacing w:line="336" w:lineRule="auto" w:after="180"/>
+      </w:pPr>
+      <w:r>
+        <w:rPr>
+          <w:b w:val="0"/>
+        </w:rPr>
+        <w:t xml:space="preserve">Review every storage/return path and assert restricted data never reaches student </w:t>
+      </w:r>
+      <w:r>
+        <w:rPr>
+          <w:b/>
+        </w:rPr>
+        <w:t>output</w:t>
+      </w:r>
+      <w:r>
+        <w:rPr>
+          <w:b w:val="0"/>
+        </w:rPr>
+        <w:t>/context.</w:t>
+      </w:r>
+    </w:p>
+    <w:p>
+      <w:pPr>
+        <w:spacing w:line="336" w:lineRule="auto" w:after="180"/>
+        <w:shd w:fill="F5F1FB"/>
+      </w:pPr>
+      <w:r>
+        <w:rPr>
+          <w:b w:val="0"/>
+        </w:rPr>
+        <w:t>Read the labels and values. Explain the relationship the model shows.</w:t>
+      </w:r>
+    </w:p>
+    <w:p>
+      <w:pPr>
+        <w:pStyle w:val="Heading3"/>
+      </w:pPr>
+      <w:r>
+        <w:t>04. Change one thing. Trace what follows.</w:t>
+      </w:r>
+    </w:p>
+    <w:p>
+      <w:r>
+        <w:drawing>
+          <wp:inline xmlns:a="http://schemas.openxmlformats.org/drawingml/2006/main" xmlns:pic="http://schemas.openxmlformats.org/drawingml/2006/picture">
+            <wp:extent cx="5486400" cy="3026664"/>
+            <wp:docPr id="5" name="Picture 5" descr="Original case: Send revision counts without copying private notes. Changed condition: The dashboard starts storing full notes. Expected result: Flag the unapproved content path and remove it from the design. Reason: Its count-only purpose does not grant note-reading permission."/>
+            <wp:cNvGraphicFramePr>
+              <a:graphicFrameLocks noChangeAspect="1"/>
+            </wp:cNvGraphicFramePr>
+            <a:graphic>
+              <a:graphicData uri="http://schemas.openxmlformats.org/drawingml/2006/picture">
+                <pic:pic>
+                  <pic:nvPicPr>
+                    <pic:cNvPr id="0" name="academy-story-ai-6-30-04.png"/>
+                    <pic:cNvPicPr/>
+                  </pic:nvPicPr>
+                  <pic:blipFill>
+                    <a:blip r:embed="rId13"/>
+                    <a:stretch>
+                      <a:fillRect/>
+                    </a:stretch>
+                  </pic:blipFill>
+                  <pic:spPr>
+                    <a:xfrm>
+                      <a:off x="0" y="0"/>
+                      <a:ext cx="5486400" cy="3026664"/>
+                    </a:xfrm>
+                    <a:prstGeom prst="rect"/>
+                  </pic:spPr>
+                </pic:pic>
+              </a:graphicData>
+            </a:graphic>
+          </wp:inline>
+        </w:drawing>
+      </w:r>
+    </w:p>
+    <w:p>
+      <w:pPr>
+        <w:spacing w:line="336" w:lineRule="auto" w:after="180"/>
+      </w:pPr>
+      <w:r>
+        <w:rPr>
+          <w:b w:val="0"/>
+        </w:rPr>
+        <w:t>Original case: Send revision counts without copying private notes. Changed condition: The dashboard starts storing full notes. Expected result: Flag the unapproved content path and remove it from the design.</w:t>
+      </w:r>
+    </w:p>
+    <w:p>
+      <w:pPr>
+        <w:spacing w:line="336" w:lineRule="auto" w:after="180"/>
+      </w:pPr>
+      <w:r>
+        <w:rPr>
+          <w:b w:val="0"/>
+        </w:rPr>
+        <w:t>Reason: Its count-only purpose does not grant note-reading permission.</w:t>
+      </w:r>
+    </w:p>
+    <w:p>
+      <w:pPr>
+        <w:spacing w:line="336" w:lineRule="auto" w:after="180"/>
+        <w:shd w:fill="F5F1FB"/>
+      </w:pPr>
+      <w:r>
+        <w:rPr>
+          <w:b w:val="0"/>
+        </w:rPr>
+        <w:t>Predict before checking the worked changed-case result. Name what changed and what the supplied facts allow you to conclude.</w:t>
+      </w:r>
+    </w:p>
+    <w:p>
+      <w:pPr>
+        <w:pStyle w:val="Heading3"/>
+      </w:pPr>
+      <w:r>
+        <w:t>05. Connect the explanation to its limit</w:t>
+      </w:r>
+    </w:p>
+    <w:p>
+      <w:r>
+        <w:drawing>
+          <wp:inline xmlns:a="http://schemas.openxmlformats.org/drawingml/2006/main" xmlns:pic="http://schemas.openxmlformats.org/drawingml/2006/picture">
+            <wp:extent cx="5486400" cy="2834640"/>
+            <wp:docPr id="6" name="Picture 6" descr="A privacy review follows data and authority through components. A useful dashboard does not automatically need every underlying private detail. Limit: Tiny-group aggregates can still reveal individuals; evaluate linkability, access and retention."/>
+            <wp:cNvGraphicFramePr>
+              <a:graphicFrameLocks noChangeAspect="1"/>
+            </wp:cNvGraphicFramePr>
+            <a:graphic>
+              <a:graphicData uri="http://schemas.openxmlformats.org/drawingml/2006/picture">
+                <pic:pic>
+                  <pic:nvPicPr>
+                    <pic:cNvPr id="0" name="academy-story-ai-6-30-05.png"/>
+                    <pic:cNvPicPr/>
+                  </pic:nvPicPr>
+                  <pic:blipFill>
+                    <a:blip r:embed="rId14"/>
+                    <a:stretch>
+                      <a:fillRect/>
+                    </a:stretch>
+                  </pic:blipFill>
+                  <pic:spPr>
+                    <a:xfrm>
+                      <a:off x="0" y="0"/>
+                      <a:ext cx="5486400" cy="2834640"/>
+                    </a:xfrm>
+                    <a:prstGeom prst="rect"/>
+                  </pic:spPr>
+                </pic:pic>
+              </a:graphicData>
+            </a:graphic>
+          </wp:inline>
+        </w:drawing>
+      </w:r>
+    </w:p>
+    <w:p>
+      <w:pPr>
+        <w:spacing w:line="336" w:lineRule="auto" w:after="180"/>
+      </w:pPr>
+      <w:r>
+        <w:rPr>
+          <w:b w:val="0"/>
+        </w:rPr>
+        <w:t xml:space="preserve">A </w:t>
+      </w:r>
+      <w:r>
+        <w:rPr>
+          <w:b/>
+        </w:rPr>
+        <w:t>privacy review</w:t>
+      </w:r>
+      <w:r>
+        <w:rPr>
+          <w:b w:val="0"/>
+        </w:rPr>
+        <w:t xml:space="preserve"> follows data and authority through components. A useful dashboard does not automatically need every underlying private detail.</w:t>
+      </w:r>
+    </w:p>
+    <w:p>
+      <w:pPr>
+        <w:spacing w:line="336" w:lineRule="auto" w:after="180"/>
+      </w:pPr>
+      <w:r>
+        <w:rPr>
+          <w:b w:val="0"/>
+        </w:rPr>
+        <w:t>Limit: Tiny-group aggregates can still reveal individuals; evaluate linkability, access and retention.</w:t>
+      </w:r>
+    </w:p>
+    <w:p>
+      <w:pPr>
+        <w:spacing w:line="336" w:lineRule="auto" w:after="180"/>
+        <w:shd w:fill="F5F1FB"/>
+      </w:pPr>
+      <w:r>
+        <w:rPr>
+          <w:b w:val="0"/>
+        </w:rPr>
+        <w:t>Explain the case, then point to a limit on the claim.</w:t>
+      </w:r>
+    </w:p>
+    <w:p>
+      <w:pPr>
+        <w:pStyle w:val="Heading3"/>
+      </w:pPr>
+      <w:r>
+        <w:t>06. Make the idea visible in your project</w:t>
+      </w:r>
+    </w:p>
+    <w:p>
+      <w:r>
+        <w:drawing>
+          <wp:inline xmlns:a="http://schemas.openxmlformats.org/drawingml/2006/main" xmlns:pic="http://schemas.openxmlformats.org/drawingml/2006/picture">
+            <wp:extent cx="5486400" cy="3529584"/>
+            <wp:docPr id="7" name="Picture 7" descr="For the Grounded Learning Service, retain an annotated trace and the changed-case result. Name the contract or evidence that makes the deciding step valid, so another team can review it. Draw your input, deciding step, result and limit. Supported question: Trace private note content and analytics counts to their permitted readers. Why is storing full notes in the dashboard outside this design, and what risk can remain for tiny-group counts?"/>
+            <wp:cNvGraphicFramePr>
+              <a:graphicFrameLocks noChangeAspect="1"/>
+            </wp:cNvGraphicFramePr>
+            <a:graphic>
+              <a:graphicData uri="http://schemas.openxmlformats.org/drawingml/2006/picture">
+                <pic:pic>
+                  <pic:nvPicPr>
+                    <pic:cNvPr id="0" name="academy-story-ai-6-30-06.png"/>
+                    <pic:cNvPicPr/>
+                  </pic:nvPicPr>
+                  <pic:blipFill>
+                    <a:blip r:embed="rId15"/>
+                    <a:stretch>
+                      <a:fillRect/>
+                    </a:stretch>
+                  </pic:blipFill>
+                  <pic:spPr>
+                    <a:xfrm>
+                      <a:off x="0" y="0"/>
+                      <a:ext cx="5486400" cy="3529584"/>
+                    </a:xfrm>
+                    <a:prstGeom prst="rect"/>
+                  </pic:spPr>
+                </pic:pic>
+              </a:graphicData>
+            </a:graphic>
+          </wp:inline>
+        </w:drawing>
+      </w:r>
+    </w:p>
+    <w:p>
+      <w:pPr>
+        <w:spacing w:line="336" w:lineRule="auto" w:after="180"/>
+      </w:pPr>
+      <w:r>
+        <w:rPr>
+          <w:b w:val="0"/>
+        </w:rPr>
+        <w:t xml:space="preserve">For the Grounded Learning Service, retain an annotated trace and the changed-case result. Name the contract or </w:t>
+      </w:r>
+      <w:r>
+        <w:rPr>
+          <w:b/>
+        </w:rPr>
+        <w:t>evidence</w:t>
+      </w:r>
+      <w:r>
+        <w:rPr>
+          <w:b w:val="0"/>
+        </w:rPr>
+        <w:t xml:space="preserve"> that makes the deciding step valid, so another team can review it.</w:t>
+      </w:r>
+    </w:p>
+    <w:p>
+      <w:pPr>
+        <w:spacing w:line="336" w:lineRule="auto" w:after="180"/>
+      </w:pPr>
+      <w:r>
+        <w:rPr>
+          <w:b w:val="0"/>
+        </w:rPr>
+        <w:t xml:space="preserve">Draw your </w:t>
+      </w:r>
+      <w:r>
+        <w:rPr>
+          <w:b/>
+        </w:rPr>
+        <w:t>input</w:t>
+      </w:r>
+      <w:r>
+        <w:rPr>
+          <w:b w:val="0"/>
+        </w:rPr>
+        <w:t>, deciding step, result and limit. Supported question: Trace private note content and analytics counts to their permitted readers.</w:t>
+      </w:r>
+    </w:p>
+    <w:p>
+      <w:pPr>
+        <w:spacing w:line="336" w:lineRule="auto" w:after="180"/>
+      </w:pPr>
+      <w:r>
+        <w:rPr>
+          <w:b w:val="0"/>
+        </w:rPr>
+        <w:t>Why is storing full notes in the dashboard outside this design, and what risk can remain for tiny-group counts?</w:t>
+      </w:r>
+    </w:p>
+    <w:p>
+      <w:pPr>
+        <w:spacing w:line="336" w:lineRule="auto" w:after="180"/>
+        <w:shd w:fill="F5F1FB"/>
+      </w:pPr>
+      <w:r>
+        <w:rPr>
+          <w:b w:val="0"/>
+        </w:rPr>
+        <w:t xml:space="preserve">Draw your project trace and justify the deciding step using </w:t>
+      </w:r>
+      <w:r>
+        <w:rPr>
+          <w:b/>
+        </w:rPr>
+        <w:t>evidence</w:t>
+      </w:r>
+      <w:r>
+        <w:rPr>
+          <w:b w:val="0"/>
+        </w:rPr>
+        <w:t>.</w:t>
       </w:r>
     </w:p>
     <w:sectPr>

--- a/downloads/student/ai-6-week-30.docx
+++ b/downloads/student/ai-6-week-30.docx
@@ -25,12 +25,17 @@
         <w:pStyle w:val="Heading1"/>
       </w:pPr>
       <w:r>
-        <w:t>Before you start</w:t>
-      </w:r>
-    </w:p>
-    <w:p>
-      <w:r>
-        <w:t>Recall Performance and cost experiments. Explain why a recorded result needs its input conditions and evidence source before it can support a claim.</w:t>
+        <w:t>Follow every copy. Check every declared path. Minimize each secondary use.</w:t>
+      </w:r>
+    </w:p>
+    <w:p>
+      <w:r>
+        <w:t>Explain direct/cache bypasses and counts-only analytics with trusted actor and relationship limits.</w:t>
+      </w:r>
+    </w:p>
+    <w:p>
+      <w:r>
+        <w:t>Access contract → route ledger → private-note picture → misuse probes → local path audit → independent export case.</w:t>
       </w:r>
     </w:p>
     <w:p>
@@ -38,20 +43,20 @@
         <w:pStyle w:val="Heading1"/>
       </w:pPr>
       <w:r>
-        <w:t>01. Your mission</w:t>
-      </w:r>
-    </w:p>
-    <w:p>
-      <w:r>
-        <w:t>Start with the target: Explain the mechanism and terminology of security and privacy review. Try the recall before opening notes.</w:t>
-      </w:r>
-    </w:p>
-    <w:p>
-      <w:pPr>
-        <w:pStyle w:val="Heading3"/>
-      </w:pPr>
-      <w:r>
-        <w:t>Your learning target</w:t>
+        <w:t>01. Follow restricted content through every declared return path</w:t>
+      </w:r>
+    </w:p>
+    <w:p>
+      <w:r>
+        <w:t>A direct denial is insufficient if a cache or another route leaks the same content.</w:t>
+      </w:r>
+    </w:p>
+    <w:p>
+      <w:pPr>
+        <w:pStyle w:val="Heading2"/>
+      </w:pPr>
+      <w:r>
+        <w:t>Learning goals</w:t>
       </w:r>
     </w:p>
     <w:p>
@@ -113,10 +118,10 @@
     </w:p>
     <w:p>
       <w:pPr>
-        <w:pStyle w:val="Heading3"/>
-      </w:pPr>
-      <w:r>
-        <w:t>Remember before reading</w:t>
+        <w:pStyle w:val="Heading2"/>
+      </w:pPr>
+      <w:r>
+        <w:t>Retrieve trusted authority and cache context</w:t>
       </w:r>
     </w:p>
     <w:p>
@@ -188,6 +193,100 @@
     </w:p>
     <w:p>
       <w:pPr>
+        <w:pStyle w:val="Heading2"/>
+      </w:pPr>
+      <w:r>
+        <w:t>Prerequisite and starting response</w:t>
+      </w:r>
+    </w:p>
+    <w:p>
+      <w:pPr>
+        <w:pStyle w:val="ListBullet"/>
+      </w:pPr>
+      <w:r>
+        <w:t>Recall Performance and cost experiments. Explain why a recorded result needs its input conditions and evidence source before it can support a claim.</w:t>
+      </w:r>
+    </w:p>
+    <w:p>
+      <w:pPr>
+        <w:pStyle w:val="Heading3"/>
+      </w:pPr>
+      <w:r>
+        <w:t>My starting explanation</w:t>
+      </w:r>
+    </w:p>
+    <w:p>
+      <w:r>
+        <w:t>________________________________________________________________</w:t>
+      </w:r>
+    </w:p>
+    <w:p>
+      <w:r>
+        <w:t>________________________________________________________________</w:t>
+      </w:r>
+    </w:p>
+    <w:p>
+      <w:r>
+        <w:t>________________________________________________________________</w:t>
+      </w:r>
+    </w:p>
+    <w:p>
+      <w:pPr>
+        <w:pStyle w:val="Heading2"/>
+      </w:pPr>
+      <w:r>
+        <w:t>End goal</w:t>
+      </w:r>
+    </w:p>
+    <w:p>
+      <w:pPr>
+        <w:spacing w:line="336" w:lineRule="auto" w:after="180"/>
+      </w:pPr>
+      <w:r>
+        <w:rPr>
+          <w:b w:val="0"/>
+        </w:rPr>
+        <w:t xml:space="preserve">Explain security and </w:t>
+      </w:r>
+      <w:r>
+        <w:rPr>
+          <w:b/>
+        </w:rPr>
+        <w:t>privacy review</w:t>
+      </w:r>
+      <w:r>
+        <w:rPr>
+          <w:b w:val="0"/>
+        </w:rPr>
+        <w:t xml:space="preserve"> using the deciding step in this fictional service.</w:t>
+      </w:r>
+    </w:p>
+    <w:p>
+      <w:pPr>
+        <w:pStyle w:val="Heading2"/>
+      </w:pPr>
+      <w:r>
+        <w:t>Earlier wording, alternatives and picture transcripts · reference / check after trying</w:t>
+      </w:r>
+    </w:p>
+    <w:p>
+      <w:pPr>
+        <w:pStyle w:val="Heading3"/>
+      </w:pPr>
+      <w:r>
+        <w:t>Your learning target</w:t>
+      </w:r>
+    </w:p>
+    <w:p>
+      <w:pPr>
+        <w:pStyle w:val="Heading3"/>
+      </w:pPr>
+      <w:r>
+        <w:t>Remember before reading</w:t>
+      </w:r>
+    </w:p>
+    <w:p>
+      <w:pPr>
         <w:spacing w:line="336" w:lineRule="auto" w:after="180"/>
       </w:pPr>
       <w:r>
@@ -258,13 +357,707 @@
     </w:p>
     <w:p>
       <w:pPr>
+        <w:pStyle w:val="Heading3"/>
+      </w:pPr>
+      <w:r>
+        <w:t>This week’s end goal</w:t>
+      </w:r>
+    </w:p>
+    <w:p>
+      <w:pPr>
+        <w:pStyle w:val="Heading1"/>
+      </w:pPr>
+      <w:r>
+        <w:t>02. Map the asset, actor, action and content path</w:t>
+      </w:r>
+    </w:p>
+    <w:p>
+      <w:r>
+        <w:t>Apply the rule before restricted content reaches an unauthorized context.</w:t>
+      </w:r>
+    </w:p>
+    <w:p>
+      <w:pPr>
+        <w:pStyle w:val="Heading2"/>
+      </w:pPr>
+      <w:r>
+        <w:t>Begin with a locked cupboard and an exposed copy</w:t>
+      </w:r>
+    </w:p>
+    <w:p>
+      <w:pPr>
         <w:spacing w:line="336" w:lineRule="auto" w:after="180"/>
       </w:pPr>
       <w:r>
         <w:rPr>
           <w:b w:val="0"/>
         </w:rPr>
-        <w:t xml:space="preserve">Recall Performance and cost experiments. Explain why a recorded result needs its </w:t>
+        <w:t>Imagine the teacher cupboard is locked but a copy of its answer sheet sits on an open desk. The locked cupboard alone does not protect the sheet. Review where restricted information is stored, copied, read, sent to context and returned. For each path, name the trusted actor and the permitted action.</w:t>
+      </w:r>
+    </w:p>
+    <w:p>
+      <w:pPr>
+        <w:spacing w:line="336" w:lineRule="auto" w:after="180"/>
+      </w:pPr>
+      <w:r>
+        <w:rPr>
+          <w:b w:val="0"/>
+        </w:rPr>
+        <w:t>Use harmless markers and fictional notes to test the boundary; the lesson needs no real guide, learner record or credential.</w:t>
+      </w:r>
+    </w:p>
+    <w:p>
+      <w:pPr>
+        <w:pStyle w:val="Heading2"/>
+      </w:pPr>
+      <w:r>
+        <w:t>Define security and privacy review</w:t>
+      </w:r>
+    </w:p>
+    <w:p>
+      <w:pPr>
+        <w:spacing w:line="336" w:lineRule="auto" w:after="180"/>
+      </w:pPr>
+      <w:r>
+        <w:rPr>
+          <w:b w:val="0"/>
+        </w:rPr>
+        <w:t xml:space="preserve">Security and </w:t>
+      </w:r>
+      <w:r>
+        <w:rPr>
+          <w:b/>
+        </w:rPr>
+        <w:t>privacy review</w:t>
+      </w:r>
+      <w:r>
+        <w:rPr>
+          <w:b w:val="0"/>
+        </w:rPr>
+        <w:t xml:space="preserve"> checks assets, actors, data flows and permissions against explicit threats. A clean happy path does not test misuse.</w:t>
+      </w:r>
+    </w:p>
+    <w:p>
+      <w:pPr>
+        <w:pStyle w:val="Heading2"/>
+      </w:pPr>
+      <w:r>
+        <w:t>Complete fictional access and data-flow contract</w:t>
+      </w:r>
+    </w:p>
+    <w:tbl>
+      <w:tblPr>
+        <w:tblStyle w:val="LightShading-Accent1"/>
+        <w:tblW w:type="auto" w:w="0"/>
+        <w:tblLook w:firstColumn="1" w:firstRow="1" w:lastColumn="0" w:lastRow="0" w:noHBand="0" w:noVBand="1" w:val="04A0"/>
+      </w:tblPr>
+      <w:tblGrid>
+        <w:gridCol w:w="5112"/>
+        <w:gridCol w:w="5112"/>
+      </w:tblGrid>
+      <w:tr>
+        <w:trPr>
+          <w:tblHeader/>
+        </w:trPr>
+        <w:tc>
+          <w:tcPr>
+            <w:tcW w:type="dxa" w:w="5112"/>
+          </w:tcPr>
+          <w:p>
+            <w:r>
+              <w:t>Asset/path</w:t>
+            </w:r>
+          </w:p>
+        </w:tc>
+        <w:tc>
+          <w:tcPr>
+            <w:tcW w:type="dxa" w:w="5112"/>
+          </w:tcPr>
+          <w:p>
+            <w:r>
+              <w:t>Complete fictional classroom policy</w:t>
+            </w:r>
+          </w:p>
+        </w:tc>
+      </w:tr>
+      <w:tr>
+        <w:tc>
+          <w:tcPr>
+            <w:tcW w:type="dxa" w:w="5112"/>
+          </w:tcPr>
+          <w:p>
+            <w:r>
+              <w:t>Main restricted guide</w:t>
+            </w:r>
+          </w:p>
+        </w:tc>
+        <w:tc>
+          <w:tcPr>
+            <w:tcW w:type="dxa" w:w="5112"/>
+          </w:tcPr>
+          <w:p>
+            <w:r>
+              <w:t>G1 contains an obvious fictional marker; teacher-1 may read, learner-1 may not</w:t>
+            </w:r>
+          </w:p>
+        </w:tc>
+      </w:tr>
+      <w:tr>
+        <w:tc>
+          <w:tcPr>
+            <w:tcW w:type="dxa" w:w="5112"/>
+          </w:tcPr>
+          <w:p>
+            <w:r>
+              <w:t>Trusted identity fixture</w:t>
+            </w:r>
+          </w:p>
+        </w:tc>
+        <w:tc>
+          <w:tcPr>
+            <w:tcW w:type="dxa" w:w="5112"/>
+          </w:tcPr>
+          <w:p>
+            <w:r>
+              <w:t>Actor/role registry supplied by harness; request-body role claims do not grant access</w:t>
+            </w:r>
+          </w:p>
+        </w:tc>
+      </w:tr>
+      <w:tr>
+        <w:tc>
+          <w:tcPr>
+            <w:tcW w:type="dxa" w:w="5112"/>
+          </w:tcPr>
+          <w:p>
+            <w:r>
+              <w:t>Main read routes</w:t>
+            </w:r>
+          </w:p>
+        </w:tc>
+        <w:tc>
+          <w:tcPr>
+            <w:tcW w:type="dxa" w:w="5112"/>
+          </w:tcPr>
+          <w:p>
+            <w:r>
+              <w:t>Direct and cache must apply the same trusted access gate before content lookup/context</w:t>
+            </w:r>
+          </w:p>
+        </w:tc>
+      </w:tr>
+      <w:tr>
+        <w:tc>
+          <w:tcPr>
+            <w:tcW w:type="dxa" w:w="5112"/>
+          </w:tcPr>
+          <w:p>
+            <w:r>
+              <w:t>Broken route illustration</w:t>
+            </w:r>
+          </w:p>
+        </w:tc>
+        <w:tc>
+          <w:tcPr>
+            <w:tcW w:type="dxa" w:w="5112"/>
+          </w:tcPr>
+          <w:p>
+            <w:r>
+              <w:t>Teacher guide is stored under a query-only student-accessible cache key</w:t>
+            </w:r>
+          </w:p>
+        </w:tc>
+      </w:tr>
+      <w:tr>
+        <w:tc>
+          <w:tcPr>
+            <w:tcW w:type="dxa" w:w="5112"/>
+          </w:tcPr>
+          <w:p>
+            <w:r>
+              <w:t>Repaired cache</w:t>
+            </w:r>
+          </w:p>
+        </w:tc>
+        <w:tc>
+          <w:tcPr>
+            <w:tcW w:type="dxa" w:w="5112"/>
+          </w:tcPr>
+          <w:p>
+            <w:r>
+              <w:t>Scoped teacher key plus current trusted gate; key alone is not authentication</w:t>
+            </w:r>
+          </w:p>
+        </w:tc>
+      </w:tr>
+      <w:tr>
+        <w:tc>
+          <w:tcPr>
+            <w:tcW w:type="dxa" w:w="5112"/>
+          </w:tcPr>
+          <w:p>
+            <w:r>
+              <w:t>Request schema</w:t>
+            </w:r>
+          </w:p>
+        </w:tc>
+        <w:tc>
+          <w:tcPr>
+            <w:tcW w:type="dxa" w:w="5112"/>
+          </w:tcPr>
+          <w:p>
+            <w:r>
+              <w:t>Exactly resource_id; unexpected role or other fields rejected</w:t>
+            </w:r>
+          </w:p>
+        </w:tc>
+      </w:tr>
+      <w:tr>
+        <w:tc>
+          <w:tcPr>
+            <w:tcW w:type="dxa" w:w="5112"/>
+          </w:tcPr>
+          <w:p>
+            <w:r>
+              <w:t>Separate private note N1</w:t>
+            </w:r>
+          </w:p>
+        </w:tc>
+        <w:tc>
+          <w:tcPr>
+            <w:tcW w:type="dxa" w:w="5112"/>
+          </w:tcPr>
+          <w:p>
+            <w:r>
+              <w:t>Text readable only by learner-1 and assigned teacher-1; teacher-2 is not assigned</w:t>
+            </w:r>
+          </w:p>
+        </w:tc>
+      </w:tr>
+      <w:tr>
+        <w:tc>
+          <w:tcPr>
+            <w:tcW w:type="dxa" w:w="5112"/>
+          </w:tcPr>
+          <w:p>
+            <w:r>
+              <w:t>Picture analytics</w:t>
+            </w:r>
+          </w:p>
+        </w:tc>
+        <w:tc>
+          <w:tcPr>
+            <w:tcW w:type="dxa" w:w="5112"/>
+          </w:tcPr>
+          <w:p>
+            <w:r>
+              <w:t>Only revision event kind enters count builder; dashboard gets revision_count, no note text or learner IDs</w:t>
+            </w:r>
+          </w:p>
+        </w:tc>
+      </w:tr>
+      <w:tr>
+        <w:tc>
+          <w:tcPr>
+            <w:tcW w:type="dxa" w:w="5112"/>
+          </w:tcPr>
+          <w:p>
+            <w:r>
+              <w:t>Privacy limit</w:t>
+            </w:r>
+          </w:p>
+        </w:tc>
+        <w:tc>
+          <w:tcPr>
+            <w:tcW w:type="dxa" w:w="5112"/>
+          </w:tcPr>
+          <w:p>
+            <w:r>
+              <w:t>Counts may still identify tiny groups; access, linkability and retention need separate review</w:t>
+            </w:r>
+          </w:p>
+        </w:tc>
+      </w:tr>
+      <w:tr>
+        <w:tc>
+          <w:tcPr>
+            <w:tcW w:type="dxa" w:w="5112"/>
+          </w:tcPr>
+          <w:p>
+            <w:r>
+              <w:t>Scope</w:t>
+            </w:r>
+          </w:p>
+        </w:tc>
+        <w:tc>
+          <w:tcPr>
+            <w:tcW w:type="dxa" w:w="5112"/>
+          </w:tcPr>
+          <w:p>
+            <w:r>
+              <w:t>Fictional local policy/path probes, not a complete security audit, real login or anonymity guarantee</w:t>
+            </w:r>
+          </w:p>
+        </w:tc>
+      </w:tr>
+    </w:tbl>
+    <w:p>
+      <w:pPr>
+        <w:pStyle w:val="Heading2"/>
+      </w:pPr>
+      <w:r>
+        <w:t>Name supplied and missing evidence</w:t>
+      </w:r>
+    </w:p>
+    <w:p>
+      <w:pPr>
+        <w:pStyle w:val="Heading3"/>
+      </w:pPr>
+      <w:r>
+        <w:t>List the given facts and one fact that is not supplied.</w:t>
+      </w:r>
+    </w:p>
+    <w:p>
+      <w:r>
+        <w:t>________________________________________________________________</w:t>
+      </w:r>
+    </w:p>
+    <w:p>
+      <w:r>
+        <w:t>________________________________________________________________</w:t>
+      </w:r>
+    </w:p>
+    <w:p>
+      <w:r>
+        <w:t>________________________________________________________________</w:t>
+      </w:r>
+    </w:p>
+    <w:p>
+      <w:pPr>
+        <w:pStyle w:val="Heading2"/>
+      </w:pPr>
+      <w:r>
+        <w:t>Earlier wording, alternatives and picture transcripts · reference / check after trying</w:t>
+      </w:r>
+    </w:p>
+    <w:p>
+      <w:pPr>
+        <w:spacing w:line="336" w:lineRule="auto" w:after="180"/>
+      </w:pPr>
+      <w:r>
+        <w:rPr>
+          <w:b w:val="0"/>
+        </w:rPr>
+        <w:t>Begin by writing the question the procedure is intended to answer. Identify the information already supplied, the information it will produce and the information still missing.</w:t>
+      </w:r>
+    </w:p>
+    <w:p>
+      <w:pPr>
+        <w:spacing w:line="336" w:lineRule="auto" w:after="180"/>
+      </w:pPr>
+      <w:r>
+        <w:rPr>
+          <w:b w:val="0"/>
+        </w:rPr>
+        <w:t>These are constructed classroom examples; they do not require live accounts, private records or an external service. Do not treat a plausible explanation as a measured outcome.</w:t>
+      </w:r>
+    </w:p>
+    <w:p>
+      <w:pPr>
+        <w:pStyle w:val="Heading1"/>
+      </w:pPr>
+      <w:r>
+        <w:t>03. Trace the denied actor through direct and cached reads</w:t>
+      </w:r>
+    </w:p>
+    <w:p>
+      <w:r>
+        <w:t>Verify the absence of unauthorized content reads, not just the final wording.</w:t>
+      </w:r>
+    </w:p>
+    <w:p>
+      <w:pPr>
+        <w:pStyle w:val="Heading2"/>
+      </w:pPr>
+      <w:r>
+        <w:t>Original assets and misuse-testing procedure</w:t>
+      </w:r>
+    </w:p>
+    <w:p>
+      <w:pPr>
+        <w:spacing w:line="336" w:lineRule="auto" w:after="180"/>
+      </w:pPr>
+      <w:r>
+        <w:rPr>
+          <w:b w:val="0"/>
+        </w:rPr>
+        <w:t>For the classroom service identify restricted guides, session secrets and student content. Test denied roles, unexpected fields, source injection and minimised logging without real credentials.</w:t>
+      </w:r>
+    </w:p>
+    <w:p>
+      <w:pPr>
+        <w:pStyle w:val="Heading2"/>
+      </w:pPr>
+      <w:r>
+        <w:t>Complete route-by-role decision ledger</w:t>
+      </w:r>
+    </w:p>
+    <w:tbl>
+      <w:tblPr>
+        <w:tblStyle w:val="LightShading-Accent1"/>
+        <w:tblW w:type="auto" w:w="0"/>
+        <w:tblLook w:firstColumn="1" w:firstRow="1" w:lastColumn="0" w:lastRow="0" w:noHBand="0" w:noVBand="1" w:val="04A0"/>
+      </w:tblPr>
+      <w:tblGrid>
+        <w:gridCol w:w="3408"/>
+        <w:gridCol w:w="3408"/>
+        <w:gridCol w:w="3408"/>
+      </w:tblGrid>
+      <w:tr>
+        <w:trPr>
+          <w:tblHeader/>
+        </w:trPr>
+        <w:tc>
+          <w:tcPr>
+            <w:tcW w:type="dxa" w:w="3408"/>
+          </w:tcPr>
+          <w:p>
+            <w:r>
+              <w:t>Main declared path/probe</w:t>
+            </w:r>
+          </w:p>
+        </w:tc>
+        <w:tc>
+          <w:tcPr>
+            <w:tcW w:type="dxa" w:w="3408"/>
+          </w:tcPr>
+          <w:p>
+            <w:r>
+              <w:t>Expected result</w:t>
+            </w:r>
+          </w:p>
+        </w:tc>
+        <w:tc>
+          <w:tcPr>
+            <w:tcW w:type="dxa" w:w="3408"/>
+          </w:tcPr>
+          <w:p>
+            <w:r>
+              <w:t>Content-read trace</w:t>
+            </w:r>
+          </w:p>
+        </w:tc>
+      </w:tr>
+      <w:tr>
+        <w:tc>
+          <w:tcPr>
+            <w:tcW w:type="dxa" w:w="3408"/>
+          </w:tcPr>
+          <w:p>
+            <w:r>
+              <w:t>Broken student-accessible query-only cache</w:t>
+            </w:r>
+          </w:p>
+        </w:tc>
+        <w:tc>
+          <w:tcPr>
+            <w:tcW w:type="dxa" w:w="3408"/>
+          </w:tcPr>
+          <w:p>
+            <w:r>
+              <w:t>Contains restricted marker; direct denial cannot repair it</w:t>
+            </w:r>
+          </w:p>
+        </w:tc>
+        <w:tc>
+          <w:tcPr>
+            <w:tcW w:type="dxa" w:w="3408"/>
+          </w:tcPr>
+          <w:p>
+            <w:r>
+              <w:t>Unsafe storage/return path remains</w:t>
+            </w:r>
+          </w:p>
+        </w:tc>
+      </w:tr>
+      <w:tr>
+        <w:tc>
+          <w:tcPr>
+            <w:tcW w:type="dxa" w:w="3408"/>
+          </w:tcPr>
+          <w:p>
+            <w:r>
+              <w:t>Repaired direct route, learner-1 asks G1</w:t>
+            </w:r>
+          </w:p>
+        </w:tc>
+        <w:tc>
+          <w:tcPr>
+            <w:tcW w:type="dxa" w:w="3408"/>
+          </w:tcPr>
+          <w:p>
+            <w:r>
+              <w:t>Denied</w:t>
+            </w:r>
+          </w:p>
+        </w:tc>
+        <w:tc>
+          <w:tcPr>
+            <w:tcW w:type="dxa" w:w="3408"/>
+          </w:tcPr>
+          <w:p>
+            <w:r>
+              <w:t>Empty</w:t>
+            </w:r>
+          </w:p>
+        </w:tc>
+      </w:tr>
+      <w:tr>
+        <w:tc>
+          <w:tcPr>
+            <w:tcW w:type="dxa" w:w="3408"/>
+          </w:tcPr>
+          <w:p>
+            <w:r>
+              <w:t>Repaired cache route, learner-1 asks G1</w:t>
+            </w:r>
+          </w:p>
+        </w:tc>
+        <w:tc>
+          <w:tcPr>
+            <w:tcW w:type="dxa" w:w="3408"/>
+          </w:tcPr>
+          <w:p>
+            <w:r>
+              <w:t>Denied</w:t>
+            </w:r>
+          </w:p>
+        </w:tc>
+        <w:tc>
+          <w:tcPr>
+            <w:tcW w:type="dxa" w:w="3408"/>
+          </w:tcPr>
+          <w:p>
+            <w:r>
+              <w:t>Empty</w:t>
+            </w:r>
+          </w:p>
+        </w:tc>
+      </w:tr>
+      <w:tr>
+        <w:tc>
+          <w:tcPr>
+            <w:tcW w:type="dxa" w:w="3408"/>
+          </w:tcPr>
+          <w:p>
+            <w:r>
+              <w:t>Teacher-1 asks G1 through either repaired route</w:t>
+            </w:r>
+          </w:p>
+        </w:tc>
+        <w:tc>
+          <w:tcPr>
+            <w:tcW w:type="dxa" w:w="3408"/>
+          </w:tcPr>
+          <w:p>
+            <w:r>
+              <w:t>Allowed fictional guide</w:t>
+            </w:r>
+          </w:p>
+        </w:tc>
+        <w:tc>
+          <w:tcPr>
+            <w:tcW w:type="dxa" w:w="3408"/>
+          </w:tcPr>
+          <w:p>
+            <w:r>
+              <w:t>One permitted lookup each</w:t>
+            </w:r>
+          </w:p>
+        </w:tc>
+      </w:tr>
+      <w:tr>
+        <w:tc>
+          <w:tcPr>
+            <w:tcW w:type="dxa" w:w="3408"/>
+          </w:tcPr>
+          <w:p>
+            <w:r>
+              <w:t>Learner request adds role=teacher</w:t>
+            </w:r>
+          </w:p>
+        </w:tc>
+        <w:tc>
+          <w:tcPr>
+            <w:tcW w:type="dxa" w:w="3408"/>
+          </w:tcPr>
+          <w:p>
+            <w:r>
+              <w:t>Invalid input; no authority upgrade</w:t>
+            </w:r>
+          </w:p>
+        </w:tc>
+        <w:tc>
+          <w:tcPr>
+            <w:tcW w:type="dxa" w:w="3408"/>
+          </w:tcPr>
+          <w:p>
+            <w:r>
+              <w:t>No added lookup</w:t>
+            </w:r>
+          </w:p>
+        </w:tc>
+      </w:tr>
+      <w:tr>
+        <w:tc>
+          <w:tcPr>
+            <w:tcW w:type="dxa" w:w="3408"/>
+          </w:tcPr>
+          <w:p>
+            <w:r>
+              <w:t>Unknown trusted actor</w:t>
+            </w:r>
+          </w:p>
+        </w:tc>
+        <w:tc>
+          <w:tcPr>
+            <w:tcW w:type="dxa" w:w="3408"/>
+          </w:tcPr>
+          <w:p>
+            <w:r>
+              <w:t>Denied</w:t>
+            </w:r>
+          </w:p>
+        </w:tc>
+        <w:tc>
+          <w:tcPr>
+            <w:tcW w:type="dxa" w:w="3408"/>
+          </w:tcPr>
+          <w:p>
+            <w:r>
+              <w:t>No added lookup</w:t>
+            </w:r>
+          </w:p>
+        </w:tc>
+      </w:tr>
+    </w:tbl>
+    <w:p>
+      <w:pPr>
+        <w:pStyle w:val="Heading2"/>
+      </w:pPr>
+      <w:r>
+        <w:t>State permission and path before judging</w:t>
+      </w:r>
+    </w:p>
+    <w:p>
+      <w:pPr>
+        <w:spacing w:line="336" w:lineRule="auto" w:after="180"/>
+      </w:pPr>
+      <w:r>
+        <w:rPr>
+          <w:b w:val="0"/>
+        </w:rPr>
+        <w:t xml:space="preserve">Before applying the procedure, write its units, denominator or decision boundary where relevant. A partner should be able to repeat each step using the same </w:t>
       </w:r>
       <w:r>
         <w:rPr>
@@ -276,50 +1069,38 @@
         <w:rPr>
           <w:b w:val="0"/>
         </w:rPr>
-        <w:t xml:space="preserve"> conditions and </w:t>
+        <w:t>s.</w:t>
+      </w:r>
+    </w:p>
+    <w:p>
+      <w:pPr>
+        <w:spacing w:line="336" w:lineRule="auto" w:after="180"/>
+      </w:pPr>
+      <w:r>
+        <w:rPr>
+          <w:b w:val="0"/>
+        </w:rPr>
+        <w:t xml:space="preserve">If a required </w:t>
       </w:r>
       <w:r>
         <w:rPr>
           <w:b/>
         </w:rPr>
-        <w:t>evidence</w:t>
+        <w:t>input</w:t>
       </w:r>
       <w:r>
         <w:rPr>
           <w:b w:val="0"/>
         </w:rPr>
-        <w:t xml:space="preserve"> source before it can support a claim.</w:t>
-      </w:r>
-    </w:p>
-    <w:p>
-      <w:pPr>
-        <w:pStyle w:val="Heading3"/>
-      </w:pPr>
-      <w:r>
-        <w:t>My starting explanation</w:t>
-      </w:r>
-    </w:p>
-    <w:p>
-      <w:r>
-        <w:t>________________________________________________________________</w:t>
-      </w:r>
-    </w:p>
-    <w:p>
-      <w:r>
-        <w:t>________________________________________________________________</w:t>
-      </w:r>
-    </w:p>
-    <w:p>
-      <w:r>
-        <w:t>________________________________________________________________</w:t>
-      </w:r>
-    </w:p>
-    <w:p>
-      <w:pPr>
-        <w:pStyle w:val="Heading3"/>
-      </w:pPr>
-      <w:r>
-        <w:t>This week’s end goal</w:t>
+        <w:t xml:space="preserve"> is absent or violates the stated contract, record that condition explicitly instead of quietly replacing it with a convenient value.</w:t>
+      </w:r>
+    </w:p>
+    <w:p>
+      <w:pPr>
+        <w:pStyle w:val="Heading2"/>
+      </w:pPr>
+      <w:r>
+        <w:t>Explain the visual</w:t>
       </w:r>
     </w:p>
     <w:p>
@@ -330,124 +1111,27 @@
         <w:rPr>
           <w:b w:val="0"/>
         </w:rPr>
-        <w:t xml:space="preserve">Explain security and </w:t>
+        <w:t xml:space="preserve">Point to the </w:t>
       </w:r>
       <w:r>
         <w:rPr>
           <w:b/>
         </w:rPr>
-        <w:t>privacy review</w:t>
+        <w:t>input</w:t>
       </w:r>
       <w:r>
         <w:rPr>
           <w:b w:val="0"/>
         </w:rPr>
-        <w:t xml:space="preserve"> using the deciding step in this fictional service.</w:t>
-      </w:r>
-    </w:p>
-    <w:p>
-      <w:pPr>
-        <w:pStyle w:val="Heading1"/>
-      </w:pPr>
-      <w:r>
-        <w:t>02. Notice the evidence</w:t>
-      </w:r>
-    </w:p>
-    <w:p>
-      <w:r>
-        <w:t>Investigate the supplied Security and privacy review case. Separate observations, given facts and assumptions before choosing an explanation.</w:t>
-      </w:r>
-    </w:p>
-    <w:p>
-      <w:pPr>
-        <w:spacing w:line="336" w:lineRule="auto" w:after="180"/>
-      </w:pPr>
-      <w:r>
-        <w:rPr>
-          <w:b w:val="0"/>
-        </w:rPr>
-        <w:t xml:space="preserve">Security and </w:t>
-      </w:r>
-      <w:r>
-        <w:rPr>
-          <w:b/>
-        </w:rPr>
-        <w:t>privacy review</w:t>
-      </w:r>
-      <w:r>
-        <w:rPr>
-          <w:b w:val="0"/>
-        </w:rPr>
-        <w:t xml:space="preserve"> checks assets, actors, data flows and permissions against explicit threats. A clean happy path does not test misuse.</w:t>
-      </w:r>
-    </w:p>
-    <w:p>
-      <w:pPr>
-        <w:spacing w:line="336" w:lineRule="auto" w:after="180"/>
-      </w:pPr>
-      <w:r>
-        <w:rPr>
-          <w:b w:val="0"/>
-        </w:rPr>
-        <w:t>Begin by writing the question the procedure is intended to answer. Identify the information already supplied, the information it will produce and the information still missing.</w:t>
-      </w:r>
-    </w:p>
-    <w:p>
-      <w:pPr>
-        <w:spacing w:line="336" w:lineRule="auto" w:after="180"/>
-      </w:pPr>
-      <w:r>
-        <w:rPr>
-          <w:b w:val="0"/>
-        </w:rPr>
-        <w:t>These are constructed classroom examples; they do not require live accounts, private records or an external service. Do not treat a plausible explanation as a measured outcome.</w:t>
-      </w:r>
-    </w:p>
-    <w:p>
-      <w:pPr>
-        <w:pStyle w:val="Heading3"/>
-      </w:pPr>
-      <w:r>
-        <w:t>List the given facts and one fact that is not supplied.</w:t>
-      </w:r>
-    </w:p>
-    <w:p>
-      <w:r>
-        <w:t>________________________________________________________________</w:t>
-      </w:r>
-    </w:p>
-    <w:p>
-      <w:r>
-        <w:t>________________________________________________________________</w:t>
-      </w:r>
-    </w:p>
-    <w:p>
-      <w:r>
-        <w:t>________________________________________________________________</w:t>
-      </w:r>
-    </w:p>
-    <w:p>
-      <w:pPr>
-        <w:pStyle w:val="Heading1"/>
-      </w:pPr>
-      <w:r>
-        <w:t>03. See how it works</w:t>
-      </w:r>
-    </w:p>
-    <w:p>
-      <w:r>
-        <w:t>Follow the mechanism for Security and privacy review. Connect each labelled input, deciding step and result.</w:t>
-      </w:r>
-    </w:p>
-    <w:p>
-      <w:pPr>
-        <w:spacing w:line="336" w:lineRule="auto" w:after="180"/>
-      </w:pPr>
-      <w:r>
-        <w:rPr>
-          <w:b w:val="0"/>
-        </w:rPr>
-        <w:t>For the classroom service identify restricted guides, session secrets and student content. Test denied roles, unexpected fields, source injection and minimised logging without real credentials.</w:t>
+        <w:t>, the deciding step and the result in this week’s visual. Explain the same step in ordinary words. A picture helps when you can say what each part represents.</w:t>
+      </w:r>
+    </w:p>
+    <w:p>
+      <w:pPr>
+        <w:pStyle w:val="Heading2"/>
+      </w:pPr>
+      <w:r>
+        <w:t>Earlier wording, alternatives and picture transcripts · reference / check after trying</w:t>
       </w:r>
     </w:p>
     <w:p>
@@ -544,13 +1228,232 @@
     </w:p>
     <w:p>
       <w:pPr>
+        <w:pStyle w:val="Heading3"/>
+      </w:pPr>
+      <w:r>
+        <w:t>Connect the picture and the explanation</w:t>
+      </w:r>
+    </w:p>
+    <w:p>
+      <w:pPr>
+        <w:pStyle w:val="Heading1"/>
+      </w:pPr>
+      <w:r>
+        <w:t>04. Predict full-note storage in a counts-only dashboard</w:t>
+      </w:r>
+    </w:p>
+    <w:p>
+      <w:r>
+        <w:t>A useful secondary feature does not create extra content authority.</w:t>
+      </w:r>
+    </w:p>
+    <w:p>
+      <w:pPr>
+        <w:pStyle w:val="Heading2"/>
+      </w:pPr>
+      <w:r>
+        <w:t>Current task and response</w:t>
+      </w:r>
+    </w:p>
+    <w:p>
+      <w:pPr>
+        <w:pStyle w:val="ListBullet"/>
+      </w:pPr>
+      <w:r>
+        <w:t>Output denies teacher guide, but cache contains it under a student-accessible key. Show the intermediate steps and give the conclusion with its scope.</w:t>
+      </w:r>
+    </w:p>
+    <w:p>
+      <w:pPr>
+        <w:pStyle w:val="Heading3"/>
+      </w:pPr>
+      <w:r>
+        <w:t>Keep the procedure fixed. Explain what changed in the inputs and result.</w:t>
+      </w:r>
+    </w:p>
+    <w:p>
+      <w:r>
+        <w:t>________________________________________________________________</w:t>
+      </w:r>
+    </w:p>
+    <w:p>
+      <w:r>
+        <w:t>________________________________________________________________</w:t>
+      </w:r>
+    </w:p>
+    <w:p>
+      <w:r>
+        <w:t>________________________________________________________________</w:t>
+      </w:r>
+    </w:p>
+    <w:p>
+      <w:r>
+        <w:t>________________________________________________________________</w:t>
+      </w:r>
+    </w:p>
+    <w:p>
+      <w:r>
+        <w:t>________________________________________________________________</w:t>
+      </w:r>
+    </w:p>
+    <w:p>
+      <w:pPr>
+        <w:pStyle w:val="Heading2"/>
+      </w:pPr>
+      <w:r>
+        <w:t>Predict the changed dashboard payload</w:t>
+      </w:r>
+    </w:p>
+    <w:p>
+      <w:pPr>
+        <w:pStyle w:val="ListBullet"/>
+      </w:pPr>
+      <w:r>
+        <w:t>Change: The dashboard starts storing full notes.</w:t>
+      </w:r>
+    </w:p>
+    <w:p>
+      <w:pPr>
+        <w:pStyle w:val="Heading2"/>
+      </w:pPr>
+      <w:r>
+        <w:t>Check after predicting · reference / check after trying</w:t>
+      </w:r>
+    </w:p>
+    <w:p>
+      <w:pPr>
         <w:spacing w:line="336" w:lineRule="auto" w:after="180"/>
       </w:pPr>
+      <w:r>
+        <w:rPr>
+          <w:b/>
+        </w:rPr>
+        <w:t>Prediction</w:t>
+      </w:r>
       <w:r>
         <w:rPr>
           <w:b w:val="0"/>
         </w:rPr>
-        <w:t xml:space="preserve">Before applying the procedure, write its units, denominator or decision boundary where relevant. A partner should be able to repeat each step using the same </w:t>
+        <w:t>: Flag the unapproved content path and remove it from the design.</w:t>
+      </w:r>
+    </w:p>
+    <w:p>
+      <w:pPr>
+        <w:spacing w:line="336" w:lineRule="auto" w:after="180"/>
+      </w:pPr>
+      <w:r>
+        <w:rPr>
+          <w:b w:val="0"/>
+        </w:rPr>
+        <w:t>Reason: Its count-only purpose does not grant note-reading permission.</w:t>
+      </w:r>
+    </w:p>
+    <w:p>
+      <w:pPr>
+        <w:pStyle w:val="Heading2"/>
+      </w:pPr>
+      <w:r>
+        <w:t>Earlier wording, alternatives and picture transcripts · reference / check after trying</w:t>
+      </w:r>
+    </w:p>
+    <w:p>
+      <w:pPr>
+        <w:pStyle w:val="Heading3"/>
+      </w:pPr>
+      <w:r>
+        <w:t>Compare a familiar case with a changed case</w:t>
+      </w:r>
+    </w:p>
+    <w:p>
+      <w:pPr>
+        <w:pStyle w:val="Heading3"/>
+      </w:pPr>
+      <w:r>
+        <w:t>Change one thing in the pictured case</w:t>
+      </w:r>
+    </w:p>
+    <w:p>
+      <w:pPr>
+        <w:pStyle w:val="Heading1"/>
+      </w:pPr>
+      <w:r>
+        <w:t>06. Follow private note text and minimized counts to different readers</w:t>
+      </w:r>
+    </w:p>
+    <w:p>
+      <w:r>
+        <w:t>Do not treat a dashboard’s usefulness as permission to copy every detail.</w:t>
+      </w:r>
+    </w:p>
+    <w:p>
+      <w:pPr>
+        <w:pStyle w:val="Heading2"/>
+      </w:pPr>
+      <w:r>
+        <w:t>Main direct/cache leak and checked repair</w:t>
+      </w:r>
+    </w:p>
+    <w:p>
+      <w:pPr>
+        <w:spacing w:line="336" w:lineRule="auto" w:after="180"/>
+      </w:pPr>
+      <w:r>
+        <w:rPr>
+          <w:b/>
+        </w:rPr>
+        <w:t>Output</w:t>
+      </w:r>
+      <w:r>
+        <w:rPr>
+          <w:b w:val="0"/>
+        </w:rPr>
+        <w:t xml:space="preserve"> denies teacher guide, but cache contains it under a student-accessible key.</w:t>
+      </w:r>
+    </w:p>
+    <w:p>
+      <w:pPr>
+        <w:spacing w:line="336" w:lineRule="auto" w:after="180"/>
+      </w:pPr>
+      <w:r>
+        <w:rPr>
+          <w:b w:val="0"/>
+        </w:rPr>
+        <w:t xml:space="preserve">Access remains broken through the cache path. Review every storage/return path and assert restricted data never reaches student </w:t>
+      </w:r>
+      <w:r>
+        <w:rPr>
+          <w:b/>
+        </w:rPr>
+        <w:t>output</w:t>
+      </w:r>
+      <w:r>
+        <w:rPr>
+          <w:b w:val="0"/>
+        </w:rPr>
+        <w:t>/context.</w:t>
+      </w:r>
+    </w:p>
+    <w:p>
+      <w:pPr>
+        <w:spacing w:line="336" w:lineRule="auto" w:after="180"/>
+      </w:pPr>
+      <w:r>
+        <w:rPr>
+          <w:b w:val="0"/>
+        </w:rPr>
+        <w:t xml:space="preserve">Compare the intermediate </w:t>
+      </w:r>
+      <w:r>
+        <w:rPr>
+          <w:b/>
+        </w:rPr>
+        <w:t>evidence</w:t>
+      </w:r>
+      <w:r>
+        <w:rPr>
+          <w:b w:val="0"/>
+        </w:rPr>
+        <w:t xml:space="preserve"> with the final statement. Explain why each number or decision follows from the stated </w:t>
       </w:r>
       <w:r>
         <w:rPr>
@@ -562,18 +1465,7 @@
         <w:rPr>
           <w:b w:val="0"/>
         </w:rPr>
-        <w:t>s.</w:t>
-      </w:r>
-    </w:p>
-    <w:p>
-      <w:pPr>
-        <w:spacing w:line="336" w:lineRule="auto" w:after="180"/>
-      </w:pPr>
-      <w:r>
-        <w:rPr>
-          <w:b w:val="0"/>
-        </w:rPr>
-        <w:t xml:space="preserve">If a required </w:t>
+        <w:t xml:space="preserve">s. The conclusion belongs to this scenario and procedure; changing the </w:t>
       </w:r>
       <w:r>
         <w:rPr>
@@ -585,394 +1477,7 @@
         <w:rPr>
           <w:b w:val="0"/>
         </w:rPr>
-        <w:t xml:space="preserve"> is absent or violates the stated contract, record that condition explicitly instead of quietly replacing it with a convenient value.</w:t>
-      </w:r>
-    </w:p>
-    <w:p>
-      <w:pPr>
-        <w:pStyle w:val="Heading3"/>
-      </w:pPr>
-      <w:r>
-        <w:t>Connect the picture and the explanation</w:t>
-      </w:r>
-    </w:p>
-    <w:p>
-      <w:pPr>
-        <w:spacing w:line="336" w:lineRule="auto" w:after="180"/>
-      </w:pPr>
-      <w:r>
-        <w:rPr>
-          <w:b w:val="0"/>
-        </w:rPr>
-        <w:t xml:space="preserve">Point to the </w:t>
-      </w:r>
-      <w:r>
-        <w:rPr>
-          <w:b/>
-        </w:rPr>
-        <w:t>input</w:t>
-      </w:r>
-      <w:r>
-        <w:rPr>
-          <w:b w:val="0"/>
-        </w:rPr>
-        <w:t>, the deciding step and the result in this week’s visual. Explain the same step in ordinary words. A picture helps when you can say what each part represents.</w:t>
-      </w:r>
-    </w:p>
-    <w:p>
-      <w:pPr>
-        <w:pStyle w:val="Heading1"/>
-      </w:pPr>
-      <w:r>
-        <w:t>04. Compare the cases</w:t>
-      </w:r>
-    </w:p>
-    <w:p>
-      <w:r>
-        <w:t>Compare the supplied cases for Security and privacy review. Identify the detail that changes the conclusion.</w:t>
-      </w:r>
-    </w:p>
-    <w:p>
-      <w:pPr>
-        <w:pStyle w:val="Heading3"/>
-      </w:pPr>
-      <w:r>
-        <w:t>Compare a familiar case with a changed case</w:t>
-      </w:r>
-    </w:p>
-    <w:p>
-      <w:pPr>
-        <w:spacing w:line="336" w:lineRule="auto" w:after="180"/>
-      </w:pPr>
-      <w:r>
-        <w:rPr>
-          <w:b/>
-        </w:rPr>
-        <w:t>Output</w:t>
-      </w:r>
-      <w:r>
-        <w:rPr>
-          <w:b w:val="0"/>
-        </w:rPr>
-        <w:t xml:space="preserve"> denies teacher guide, but cache contains it under a student-accessible key. Show the intermediate steps and give the conclusion with its scope.</w:t>
-      </w:r>
-    </w:p>
-    <w:p>
-      <w:pPr>
-        <w:pStyle w:val="Heading3"/>
-      </w:pPr>
-      <w:r>
-        <w:t>Keep the procedure fixed. Explain what changed in the inputs and result.</w:t>
-      </w:r>
-    </w:p>
-    <w:p>
-      <w:r>
-        <w:t>________________________________________________________________</w:t>
-      </w:r>
-    </w:p>
-    <w:p>
-      <w:r>
-        <w:t>________________________________________________________________</w:t>
-      </w:r>
-    </w:p>
-    <w:p>
-      <w:r>
-        <w:t>________________________________________________________________</w:t>
-      </w:r>
-    </w:p>
-    <w:p>
-      <w:r>
-        <w:t>________________________________________________________________</w:t>
-      </w:r>
-    </w:p>
-    <w:p>
-      <w:r>
-        <w:t>________________________________________________________________</w:t>
-      </w:r>
-    </w:p>
-    <w:p>
-      <w:pPr>
-        <w:pStyle w:val="Heading3"/>
-      </w:pPr>
-      <w:r>
-        <w:t>Change one thing in the pictured case</w:t>
-      </w:r>
-    </w:p>
-    <w:p>
-      <w:pPr>
-        <w:pStyle w:val="Heading3"/>
-      </w:pPr>
-      <w:r>
-        <w:t>Change one thing</w:t>
-      </w:r>
-    </w:p>
-    <w:p>
-      <w:pPr>
-        <w:spacing w:line="336" w:lineRule="auto" w:after="180"/>
-        <w:shd w:fill="F5F1FB"/>
-      </w:pPr>
-      <w:r>
-        <w:rPr>
-          <w:b w:val="0"/>
-        </w:rPr>
-        <w:t>Change: The dashboard starts storing full notes.</w:t>
-      </w:r>
-    </w:p>
-    <w:p>
-      <w:pPr>
-        <w:pStyle w:val="Heading3"/>
-      </w:pPr>
-      <w:r>
-        <w:t>Predicted result</w:t>
-      </w:r>
-    </w:p>
-    <w:p>
-      <w:pPr>
-        <w:spacing w:line="336" w:lineRule="auto" w:after="180"/>
-        <w:shd w:fill="F1F6FC"/>
-      </w:pPr>
-      <w:r>
-        <w:rPr>
-          <w:b/>
-        </w:rPr>
-        <w:t>Prediction</w:t>
-      </w:r>
-      <w:r>
-        <w:rPr>
-          <w:b w:val="0"/>
-        </w:rPr>
-        <w:t>: Flag the unapproved content path and remove it from the design.</w:t>
-      </w:r>
-    </w:p>
-    <w:p>
-      <w:pPr>
-        <w:pStyle w:val="Heading3"/>
-      </w:pPr>
-      <w:r>
-        <w:t>Why the result follows</w:t>
-      </w:r>
-    </w:p>
-    <w:p>
-      <w:pPr>
-        <w:spacing w:line="336" w:lineRule="auto" w:after="180"/>
-        <w:shd w:fill="F1F6FC"/>
-      </w:pPr>
-      <w:r>
-        <w:rPr>
-          <w:b w:val="0"/>
-        </w:rPr>
-        <w:t>Reason: Its count-only purpose does not grant note-reading permission.</w:t>
-      </w:r>
-    </w:p>
-    <w:p>
-      <w:pPr>
-        <w:pStyle w:val="Heading1"/>
-      </w:pPr>
-      <w:r>
-        <w:t>05. Words that unlock the idea</w:t>
-      </w:r>
-    </w:p>
-    <w:p>
-      <w:r>
-        <w:t>Use the vocabulary of Security and privacy review to explain a concrete decision, rather than only memorising definitions.</w:t>
-      </w:r>
-    </w:p>
-    <w:tbl>
-      <w:tblPr>
-        <w:tblStyle w:val="LightShading-Accent1"/>
-        <w:tblW w:type="auto" w:w="0"/>
-        <w:tblLook w:firstColumn="1" w:firstRow="1" w:lastColumn="0" w:lastRow="0" w:noHBand="0" w:noVBand="1" w:val="04A0"/>
-      </w:tblPr>
-      <w:tblGrid>
-        <w:gridCol w:w="5112"/>
-        <w:gridCol w:w="5112"/>
-      </w:tblGrid>
-      <w:tr>
-        <w:trPr>
-          <w:tblHeader/>
-        </w:trPr>
-        <w:tc>
-          <w:tcPr>
-            <w:tcW w:type="dxa" w:w="5112"/>
-          </w:tcPr>
-          <w:p>
-            <w:r>
-              <w:t>Word</w:t>
-            </w:r>
-          </w:p>
-        </w:tc>
-        <w:tc>
-          <w:tcPr>
-            <w:tcW w:type="dxa" w:w="5112"/>
-          </w:tcPr>
-          <w:p>
-            <w:r>
-              <w:t>Meaning</w:t>
-            </w:r>
-          </w:p>
-        </w:tc>
-      </w:tr>
-      <w:tr>
-        <w:tc>
-          <w:tcPr>
-            <w:tcW w:type="dxa" w:w="5112"/>
-          </w:tcPr>
-          <w:p>
-            <w:r>
-              <w:t>Threat model</w:t>
-            </w:r>
-          </w:p>
-        </w:tc>
-        <w:tc>
-          <w:tcPr>
-            <w:tcW w:type="dxa" w:w="5112"/>
-          </w:tcPr>
-          <w:p>
-            <w:r>
-              <w:t>Assets, actors and failure assumptions considered</w:t>
-            </w:r>
-          </w:p>
-        </w:tc>
-      </w:tr>
-      <w:tr>
-        <w:tc>
-          <w:tcPr>
-            <w:tcW w:type="dxa" w:w="5112"/>
-          </w:tcPr>
-          <w:p>
-            <w:r>
-              <w:t>Attack surface</w:t>
-            </w:r>
-          </w:p>
-        </w:tc>
-        <w:tc>
-          <w:tcPr>
-            <w:tcW w:type="dxa" w:w="5112"/>
-          </w:tcPr>
-          <w:p>
-            <w:r>
-              <w:t>The inputs and routes through which behaviour can be influenced</w:t>
-            </w:r>
-          </w:p>
-        </w:tc>
-      </w:tr>
-      <w:tr>
-        <w:tc>
-          <w:tcPr>
-            <w:tcW w:type="dxa" w:w="5112"/>
-          </w:tcPr>
-          <w:p>
-            <w:r>
-              <w:t>Privacy review</w:t>
-            </w:r>
-          </w:p>
-        </w:tc>
-        <w:tc>
-          <w:tcPr>
-            <w:tcW w:type="dxa" w:w="5112"/>
-          </w:tcPr>
-          <w:p>
-            <w:r>
-              <w:t>A check of purpose, access and data handling</w:t>
-            </w:r>
-          </w:p>
-        </w:tc>
-      </w:tr>
-    </w:tbl>
-    <w:p>
-      <w:pPr>
-        <w:pStyle w:val="Heading3"/>
-      </w:pPr>
-      <w:r>
-        <w:t>Use two terms to explain a step in this week’s example.</w:t>
-      </w:r>
-    </w:p>
-    <w:p>
-      <w:r>
-        <w:t>________________________________________________________________</w:t>
-      </w:r>
-    </w:p>
-    <w:p>
-      <w:r>
-        <w:t>________________________________________________________________</w:t>
-      </w:r>
-    </w:p>
-    <w:p>
-      <w:r>
-        <w:t>________________________________________________________________</w:t>
-      </w:r>
-    </w:p>
-    <w:p>
-      <w:pPr>
-        <w:pStyle w:val="Heading1"/>
-      </w:pPr>
-      <w:r>
-        <w:t>06. Follow a worked example</w:t>
-      </w:r>
-    </w:p>
-    <w:p>
-      <w:r>
-        <w:t>Follow the worked trace for Security and privacy review, predict a step, then compare with its explanation.</w:t>
-      </w:r>
-    </w:p>
-    <w:p>
-      <w:pPr>
-        <w:spacing w:line="336" w:lineRule="auto" w:after="180"/>
-      </w:pPr>
-      <w:r>
-        <w:rPr>
-          <w:b/>
-        </w:rPr>
-        <w:t>Output</w:t>
-      </w:r>
-      <w:r>
-        <w:rPr>
-          <w:b w:val="0"/>
-        </w:rPr>
-        <w:t xml:space="preserve"> denies teacher guide, but cache contains it under a student-accessible key.</w:t>
-      </w:r>
-    </w:p>
-    <w:p>
-      <w:pPr>
-        <w:spacing w:line="336" w:lineRule="auto" w:after="180"/>
-      </w:pPr>
-      <w:r>
-        <w:rPr>
-          <w:b w:val="0"/>
-        </w:rPr>
-        <w:t xml:space="preserve">Access remains broken through the cache path. Review every storage/return path and assert restricted data never reaches student </w:t>
-      </w:r>
-      <w:r>
-        <w:rPr>
-          <w:b/>
-        </w:rPr>
-        <w:t>output</w:t>
-      </w:r>
-      <w:r>
-        <w:rPr>
-          <w:b w:val="0"/>
-        </w:rPr>
-        <w:t>/context.</w:t>
-      </w:r>
-    </w:p>
-    <w:p>
-      <w:pPr>
-        <w:pStyle w:val="Heading3"/>
-      </w:pPr>
-      <w:r>
-        <w:t>Worked explanation · Security and privacy review</w:t>
-      </w:r>
-    </w:p>
-    <w:p>
-      <w:pPr>
-        <w:spacing w:line="336" w:lineRule="auto" w:after="180"/>
-        <w:shd w:fill="F1F6FC"/>
-      </w:pPr>
-      <w:r>
-        <w:rPr>
-          <w:b w:val="0"/>
-        </w:rPr>
-        <w:t xml:space="preserve">Compare the intermediate </w:t>
+        <w:t xml:space="preserve">s, evaluation population or authority can change what it establishes. Retain only authorized, minimized </w:t>
       </w:r>
       <w:r>
         <w:rPr>
@@ -984,70 +1489,15 @@
         <w:rPr>
           <w:b w:val="0"/>
         </w:rPr>
-        <w:t xml:space="preserve"> with the final statement. Explain why each number or decision follows from the stated </w:t>
-      </w:r>
-      <w:r>
-        <w:rPr>
-          <w:b/>
-        </w:rPr>
-        <w:t>input</w:t>
-      </w:r>
-      <w:r>
-        <w:rPr>
-          <w:b w:val="0"/>
-        </w:rPr>
-        <w:t>s.</w:t>
-      </w:r>
-    </w:p>
-    <w:p>
-      <w:pPr>
-        <w:spacing w:line="336" w:lineRule="auto" w:after="180"/>
-        <w:shd w:fill="F1F6FC"/>
-      </w:pPr>
-      <w:r>
-        <w:rPr>
-          <w:b w:val="0"/>
-        </w:rPr>
-        <w:t xml:space="preserve">The conclusion belongs to this scenario and procedure; changing the </w:t>
-      </w:r>
-      <w:r>
-        <w:rPr>
-          <w:b/>
-        </w:rPr>
-        <w:t>input</w:t>
-      </w:r>
-      <w:r>
-        <w:rPr>
-          <w:b w:val="0"/>
-        </w:rPr>
-        <w:t>s, evaluation population or authority can change what it establishes. Retain the raw record so a later revision can be compared honestly.</w:t>
-      </w:r>
-    </w:p>
-    <w:p>
-      <w:pPr>
-        <w:pStyle w:val="Heading3"/>
-      </w:pPr>
-      <w:r>
-        <w:t>Learn from the worked case</w:t>
-      </w:r>
-    </w:p>
-    <w:p>
-      <w:pPr>
-        <w:spacing w:line="336" w:lineRule="auto" w:after="180"/>
-      </w:pPr>
-      <w:r>
-        <w:rPr>
-          <w:b w:val="0"/>
-        </w:rPr>
-        <w:t>Cover the result before checking it. Say what is given, choose the procedure, and follow one step at a time. Then uncover the result and explain your first mismatch. Ask why a step is allowed, not only what number it produces.</w:t>
-      </w:r>
-    </w:p>
-    <w:p>
-      <w:pPr>
-        <w:pStyle w:val="Heading3"/>
-      </w:pPr>
-      <w:r>
-        <w:t>A pictorial worked case: Security and privacy review</w:t>
+        <w:t xml:space="preserve"> without unnecessary private content so a later revision can be compared honestly.</w:t>
+      </w:r>
+    </w:p>
+    <w:p>
+      <w:pPr>
+        <w:pStyle w:val="Heading2"/>
+      </w:pPr>
+      <w:r>
+        <w:t>Separate note-reader policy and analytics scope</w:t>
       </w:r>
     </w:p>
     <w:p>
@@ -1063,24 +1513,7 @@
     </w:p>
     <w:p>
       <w:pPr>
-        <w:pStyle w:val="Heading3"/>
-      </w:pPr>
-      <w:r>
-        <w:t>The facts we will use</w:t>
-      </w:r>
-    </w:p>
-    <w:p>
-      <w:pPr>
-        <w:pStyle w:val="Heading3"/>
-      </w:pPr>
-      <w:r>
-        <w:t>Supplied facts</w:t>
-      </w:r>
-    </w:p>
-    <w:p>
-      <w:pPr>
         <w:spacing w:line="336" w:lineRule="auto" w:after="180"/>
-        <w:shd w:fill="F1F6FC"/>
       </w:pPr>
       <w:r>
         <w:rPr>
@@ -1090,11 +1523,41 @@
       </w:r>
     </w:p>
     <w:p>
+      <w:pPr>
+        <w:spacing w:line="336" w:lineRule="auto" w:after="180"/>
+      </w:pPr>
+      <w:r>
+        <w:rPr>
+          <w:b w:val="0"/>
+        </w:rPr>
+        <w:t>The picture is a separate private-note path. Its policy permits note text only for the learner and assigned teacher; a broad teacher role alone is insufficient. Analytics is authorized for aggregate revision counts, not text. The added code accepts two fictional revision-kind events and emits revision_count = 2 without note text or learner IDs. A changed event containing the full note is rejected.</w:t>
+      </w:r>
+    </w:p>
+    <w:p>
+      <w:pPr>
+        <w:spacing w:line="336" w:lineRule="auto" w:after="180"/>
+      </w:pPr>
+      <w:r>
+        <w:rPr>
+          <w:b w:val="0"/>
+        </w:rPr>
+        <w:t>This is data minimization under the stated policy, not proof of anonymity: a tiny-group count may still reveal information. The dashboard’s readers, group sizes, linkability and retention remain separate review questions.</w:t>
+      </w:r>
+    </w:p>
+    <w:p>
+      <w:pPr>
+        <w:pStyle w:val="Heading2"/>
+      </w:pPr>
+      <w:r>
+        <w:t>Trace authorized content and counts-only analytics</w:t>
+      </w:r>
+    </w:p>
+    <w:p>
       <w:r>
         <w:drawing>
           <wp:inline xmlns:a="http://schemas.openxmlformats.org/drawingml/2006/main" xmlns:pic="http://schemas.openxmlformats.org/drawingml/2006/picture">
-            <wp:extent cx="5486400" cy="5145314"/>
-            <wp:docPr id="1" name="Picture 1" descr="Security and privacy review. Map content path: The authorised revision service receives the note.. Check readers: The stated learner and teacher can retrieve its text.. Minimise analytics: Send revision counts without copying private notes."/>
+            <wp:extent cx="5486400" cy="3182112"/>
+            <wp:docPr id="1" name="Picture 1" descr="Map content path: The authorised revision service receives the note. → Check readers: The stated learner and teacher can retrieve its text. → Minimise analytics: Send revision counts without copying private notes."/>
             <wp:cNvGraphicFramePr>
               <a:graphicFrameLocks noChangeAspect="1"/>
             </wp:cNvGraphicFramePr>
@@ -1102,7 +1565,7 @@
               <a:graphicData uri="http://schemas.openxmlformats.org/drawingml/2006/picture">
                 <pic:pic>
                   <pic:nvPicPr>
-                    <pic:cNvPr id="0" name="academy-visual-ai-6-30.png"/>
+                    <pic:cNvPr id="0" name="academy-story-ai-6-30-02.png"/>
                     <pic:cNvPicPr/>
                   </pic:nvPicPr>
                   <pic:blipFill>
@@ -1114,7 +1577,7 @@
                   <pic:spPr>
                     <a:xfrm>
                       <a:off x="0" y="0"/>
-                      <a:ext cx="5486400" cy="5145314"/>
+                      <a:ext cx="5486400" cy="3182112"/>
                     </a:xfrm>
                     <a:prstGeom prst="rect"/>
                   </pic:spPr>
@@ -1242,24 +1705,7 @@
     </w:p>
     <w:p>
       <w:pPr>
-        <w:pStyle w:val="Heading3"/>
-      </w:pPr>
-      <w:r>
-        <w:t>Why this result follows</w:t>
-      </w:r>
-    </w:p>
-    <w:p>
-      <w:pPr>
-        <w:pStyle w:val="Heading3"/>
-      </w:pPr>
-      <w:r>
-        <w:t>Why the result follows</w:t>
-      </w:r>
-    </w:p>
-    <w:p>
-      <w:pPr>
         <w:spacing w:line="336" w:lineRule="auto" w:after="180"/>
-        <w:shd w:fill="F1F6FC"/>
       </w:pPr>
       <w:r>
         <w:rPr>
@@ -1282,30 +1728,113 @@
     </w:p>
     <w:p>
       <w:pPr>
+        <w:pStyle w:val="Heading2"/>
+      </w:pPr>
+      <w:r>
+        <w:t>Predict full-note dashboard storage</w:t>
+      </w:r>
+    </w:p>
+    <w:p>
+      <w:pPr>
+        <w:pStyle w:val="ListBullet"/>
+      </w:pPr>
+      <w:r>
+        <w:t>Change one thing: The dashboard starts storing full notes. Predict the result before checking the explanation. What remains the same?</w:t>
+      </w:r>
+    </w:p>
+    <w:p>
+      <w:pPr>
+        <w:pStyle w:val="Heading2"/>
+      </w:pPr>
+      <w:r>
+        <w:t>Check after predicting · reference / check after trying</w:t>
+      </w:r>
+    </w:p>
+    <w:p>
+      <w:r>
+        <w:drawing>
+          <wp:inline xmlns:a="http://schemas.openxmlformats.org/drawingml/2006/main" xmlns:pic="http://schemas.openxmlformats.org/drawingml/2006/picture">
+            <wp:extent cx="5486400" cy="3026664"/>
+            <wp:docPr id="2" name="Picture 2" descr="Original case: Send revision counts without copying private notes. Changed condition: The dashboard starts storing full notes. Expected result: Flag the unapproved content path and remove it from the design. Reason: Its count-only purpose does not grant note-reading permission."/>
+            <wp:cNvGraphicFramePr>
+              <a:graphicFrameLocks noChangeAspect="1"/>
+            </wp:cNvGraphicFramePr>
+            <a:graphic>
+              <a:graphicData uri="http://schemas.openxmlformats.org/drawingml/2006/picture">
+                <pic:pic>
+                  <pic:nvPicPr>
+                    <pic:cNvPr id="0" name="academy-story-ai-6-30-04.png"/>
+                    <pic:cNvPicPr/>
+                  </pic:nvPicPr>
+                  <pic:blipFill>
+                    <a:blip r:embed="rId10"/>
+                    <a:stretch>
+                      <a:fillRect/>
+                    </a:stretch>
+                  </pic:blipFill>
+                  <pic:spPr>
+                    <a:xfrm>
+                      <a:off x="0" y="0"/>
+                      <a:ext cx="5486400" cy="3026664"/>
+                    </a:xfrm>
+                    <a:prstGeom prst="rect"/>
+                  </pic:spPr>
+                </pic:pic>
+              </a:graphicData>
+            </a:graphic>
+          </wp:inline>
+        </w:drawing>
+      </w:r>
+    </w:p>
+    <w:p>
+      <w:pPr>
+        <w:pStyle w:val="Heading2"/>
+      </w:pPr>
+      <w:r>
+        <w:t>Explain tiny-group and linkability limits</w:t>
+      </w:r>
+    </w:p>
+    <w:p>
+      <w:pPr>
+        <w:pStyle w:val="ListBullet"/>
+      </w:pPr>
+      <w:r>
+        <w:t>Tiny-group aggregates can still reveal individuals; evaluate linkability, access and retention.</w:t>
+      </w:r>
+    </w:p>
+    <w:p>
+      <w:pPr>
+        <w:pStyle w:val="ListBullet"/>
+      </w:pPr>
+      <w:r>
+        <w:t>Read the labelled picture: Trace private note content and analytics counts to their permitted readers. Why is storing full notes in the dashboard outside this design, and what risk can remain for tiny-group counts?</w:t>
+      </w:r>
+    </w:p>
+    <w:p>
+      <w:pPr>
+        <w:pStyle w:val="Heading2"/>
+      </w:pPr>
+      <w:r>
+        <w:t>Earlier wording, alternatives and picture transcripts · reference / check after trying</w:t>
+      </w:r>
+    </w:p>
+    <w:p>
+      <w:pPr>
         <w:pStyle w:val="Heading3"/>
       </w:pPr>
       <w:r>
-        <w:t>What this example does not establish</w:t>
-      </w:r>
-    </w:p>
-    <w:p>
-      <w:pPr>
-        <w:pStyle w:val="Heading3"/>
-      </w:pPr>
-      <w:r>
-        <w:t>Keep the stated limit</w:t>
+        <w:t>Learn from the worked case</w:t>
       </w:r>
     </w:p>
     <w:p>
       <w:pPr>
         <w:spacing w:line="336" w:lineRule="auto" w:after="180"/>
-        <w:shd w:fill="FFF5E6"/>
       </w:pPr>
       <w:r>
         <w:rPr>
           <w:b w:val="0"/>
         </w:rPr>
-        <w:t>Tiny-group aggregates can still reveal individuals; evaluate linkability, access and retention.</w:t>
+        <w:t>Cover the result before checking it. Say what is given, choose the procedure, and follow one step at a time. Then uncover the result and explain your first mismatch. Ask why a step is allowed, not only what number it produces.</w:t>
       </w:r>
     </w:p>
     <w:p>
@@ -1313,19 +1842,7 @@
         <w:pStyle w:val="Heading3"/>
       </w:pPr>
       <w:r>
-        <w:t>Keep the stated limit</w:t>
-      </w:r>
-    </w:p>
-    <w:p>
-      <w:pPr>
-        <w:spacing w:line="336" w:lineRule="auto" w:after="180"/>
-        <w:shd w:fill="FFF5E6"/>
-      </w:pPr>
-      <w:r>
-        <w:rPr>
-          <w:b w:val="0"/>
-        </w:rPr>
-        <w:t>Read the labelled picture: Trace private note content and analytics counts to their permitted readers. Why is storing full notes in the dashboard outside this design, and what risk can remain for tiny-group counts?</w:t>
+        <w:t>A pictorial worked case: Security and privacy review</w:t>
       </w:r>
     </w:p>
     <w:p>
@@ -1333,19 +1850,59 @@
         <w:pStyle w:val="Heading3"/>
       </w:pPr>
       <w:r>
-        <w:t>Keep the stated limit</w:t>
-      </w:r>
-    </w:p>
-    <w:p>
-      <w:pPr>
-        <w:spacing w:line="336" w:lineRule="auto" w:after="180"/>
-        <w:shd w:fill="FFF5E6"/>
-      </w:pPr>
-      <w:r>
-        <w:rPr>
-          <w:b w:val="0"/>
-        </w:rPr>
-        <w:t>Change one thing: The dashboard starts storing full notes. Predict the result before checking the explanation. What remains the same?</w:t>
+        <w:t>The facts we will use</w:t>
+      </w:r>
+    </w:p>
+    <w:p>
+      <w:r>
+        <w:drawing>
+          <wp:inline xmlns:a="http://schemas.openxmlformats.org/drawingml/2006/main" xmlns:pic="http://schemas.openxmlformats.org/drawingml/2006/picture">
+            <wp:extent cx="5486400" cy="5145314"/>
+            <wp:docPr id="3" name="Picture 3" descr="Security and privacy review. Map content path: The authorised revision service receives the note.. Check readers: The stated learner and teacher can retrieve its text.. Minimise analytics: Send revision counts without copying private notes."/>
+            <wp:cNvGraphicFramePr>
+              <a:graphicFrameLocks noChangeAspect="1"/>
+            </wp:cNvGraphicFramePr>
+            <a:graphic>
+              <a:graphicData uri="http://schemas.openxmlformats.org/drawingml/2006/picture">
+                <pic:pic>
+                  <pic:nvPicPr>
+                    <pic:cNvPr id="0" name="academy-visual-ai-6-30.png"/>
+                    <pic:cNvPicPr/>
+                  </pic:nvPicPr>
+                  <pic:blipFill>
+                    <a:blip r:embed="rId11"/>
+                    <a:stretch>
+                      <a:fillRect/>
+                    </a:stretch>
+                  </pic:blipFill>
+                  <pic:spPr>
+                    <a:xfrm>
+                      <a:off x="0" y="0"/>
+                      <a:ext cx="5486400" cy="5145314"/>
+                    </a:xfrm>
+                    <a:prstGeom prst="rect"/>
+                  </pic:spPr>
+                </pic:pic>
+              </a:graphicData>
+            </a:graphic>
+          </wp:inline>
+        </w:drawing>
+      </w:r>
+    </w:p>
+    <w:p>
+      <w:pPr>
+        <w:pStyle w:val="Heading3"/>
+      </w:pPr>
+      <w:r>
+        <w:t>Why this result follows</w:t>
+      </w:r>
+    </w:p>
+    <w:p>
+      <w:pPr>
+        <w:pStyle w:val="Heading3"/>
+      </w:pPr>
+      <w:r>
+        <w:t>What this example does not establish</w:t>
       </w:r>
     </w:p>
     <w:p>
@@ -1353,12 +1910,20 @@
         <w:pStyle w:val="Heading1"/>
       </w:pPr>
       <w:r>
-        <w:t>07. Find and repair a mistake</w:t>
-      </w:r>
-    </w:p>
-    <w:p>
-      <w:r>
-        <w:t>Find the unsupported step in the Security and privacy review claim and explain a repair using the supplied evidence.</w:t>
+        <w:t>07. Audit copies, contexts, relationships and secondary uses</w:t>
+      </w:r>
+    </w:p>
+    <w:p>
+      <w:r>
+        <w:t>Keep each access claim tied to its tested path and trusted policy.</w:t>
+      </w:r>
+    </w:p>
+    <w:p>
+      <w:pPr>
+        <w:pStyle w:val="Heading2"/>
+      </w:pPr>
+      <w:r>
+        <w:t>Core security/privacy qualification and failure analysis</w:t>
       </w:r>
     </w:p>
     <w:p>
@@ -1374,16 +1939,7 @@
     </w:p>
     <w:p>
       <w:pPr>
-        <w:pStyle w:val="Heading3"/>
-      </w:pPr>
-      <w:r>
-        <w:t>Check the claim against the facts</w:t>
-      </w:r>
-    </w:p>
-    <w:p>
-      <w:pPr>
         <w:spacing w:line="336" w:lineRule="auto" w:after="180"/>
-        <w:shd w:fill="FFF5E6"/>
       </w:pPr>
       <w:r>
         <w:rPr>
@@ -1395,7 +1951,6 @@
     <w:p>
       <w:pPr>
         <w:spacing w:line="336" w:lineRule="auto" w:after="180"/>
-        <w:shd w:fill="FFF5E6"/>
       </w:pPr>
       <w:r>
         <w:rPr>
@@ -1418,6 +1973,256 @@
     </w:p>
     <w:p>
       <w:pPr>
+        <w:pStyle w:val="Heading2"/>
+      </w:pPr>
+      <w:r>
+        <w:t>Complete misuse and minimization probes</w:t>
+      </w:r>
+    </w:p>
+    <w:tbl>
+      <w:tblPr>
+        <w:tblStyle w:val="LightShading-Accent1"/>
+        <w:tblW w:type="auto" w:w="0"/>
+        <w:tblLook w:firstColumn="1" w:firstRow="1" w:lastColumn="0" w:lastRow="0" w:noHBand="0" w:noVBand="1" w:val="04A0"/>
+      </w:tblPr>
+      <w:tblGrid>
+        <w:gridCol w:w="5112"/>
+        <w:gridCol w:w="5112"/>
+      </w:tblGrid>
+      <w:tr>
+        <w:trPr>
+          <w:tblHeader/>
+        </w:trPr>
+        <w:tc>
+          <w:tcPr>
+            <w:tcW w:type="dxa" w:w="5112"/>
+          </w:tcPr>
+          <w:p>
+            <w:r>
+              <w:t>Review probe</w:t>
+            </w:r>
+          </w:p>
+        </w:tc>
+        <w:tc>
+          <w:tcPr>
+            <w:tcW w:type="dxa" w:w="5112"/>
+          </w:tcPr>
+          <w:p>
+            <w:r>
+              <w:t>Expected interpretation</w:t>
+            </w:r>
+          </w:p>
+        </w:tc>
+      </w:tr>
+      <w:tr>
+        <w:tc>
+          <w:tcPr>
+            <w:tcW w:type="dxa" w:w="5112"/>
+          </w:tcPr>
+          <w:p>
+            <w:r>
+              <w:t>Direct request denied but cache returns guide</w:t>
+            </w:r>
+          </w:p>
+        </w:tc>
+        <w:tc>
+          <w:tcPr>
+            <w:tcW w:type="dxa" w:w="5112"/>
+          </w:tcPr>
+          <w:p>
+            <w:r>
+              <w:t>Boundary still broken; inspect both routes</w:t>
+            </w:r>
+          </w:p>
+        </w:tc>
+      </w:tr>
+      <w:tr>
+        <w:tc>
+          <w:tcPr>
+            <w:tcW w:type="dxa" w:w="5112"/>
+          </w:tcPr>
+          <w:p>
+            <w:r>
+              <w:t>Unauthorized content read then hidden in output</w:t>
+            </w:r>
+          </w:p>
+        </w:tc>
+        <w:tc>
+          <w:tcPr>
+            <w:tcW w:type="dxa" w:w="5112"/>
+          </w:tcPr>
+          <w:p>
+            <w:r>
+              <w:t>Already crossed context/read boundary; final redaction alone is insufficient</w:t>
+            </w:r>
+          </w:p>
+        </w:tc>
+      </w:tr>
+      <w:tr>
+        <w:tc>
+          <w:tcPr>
+            <w:tcW w:type="dxa" w:w="5112"/>
+          </w:tcPr>
+          <w:p>
+            <w:r>
+              <w:t>Request supplies role=teacher</w:t>
+            </w:r>
+          </w:p>
+        </w:tc>
+        <w:tc>
+          <w:tcPr>
+            <w:tcW w:type="dxa" w:w="5112"/>
+          </w:tcPr>
+          <w:p>
+            <w:r>
+              <w:t>Reject unexpected authority claim; use trusted actor fixture</w:t>
+            </w:r>
+          </w:p>
+        </w:tc>
+      </w:tr>
+      <w:tr>
+        <w:tc>
+          <w:tcPr>
+            <w:tcW w:type="dxa" w:w="5112"/>
+          </w:tcPr>
+          <w:p>
+            <w:r>
+              <w:t>Teacher not assigned to private note</w:t>
+            </w:r>
+          </w:p>
+        </w:tc>
+        <w:tc>
+          <w:tcPr>
+            <w:tcW w:type="dxa" w:w="5112"/>
+          </w:tcPr>
+          <w:p>
+            <w:r>
+              <w:t>Deny relationship-scoped access</w:t>
+            </w:r>
+          </w:p>
+        </w:tc>
+      </w:tr>
+      <w:tr>
+        <w:tc>
+          <w:tcPr>
+            <w:tcW w:type="dxa" w:w="5112"/>
+          </w:tcPr>
+          <w:p>
+            <w:r>
+              <w:t>Analytics event includes note text</w:t>
+            </w:r>
+          </w:p>
+        </w:tc>
+        <w:tc>
+          <w:tcPr>
+            <w:tcW w:type="dxa" w:w="5112"/>
+          </w:tcPr>
+          <w:p>
+            <w:r>
+              <w:t>Reject under counts-only policy</w:t>
+            </w:r>
+          </w:p>
+        </w:tc>
+      </w:tr>
+      <w:tr>
+        <w:tc>
+          <w:tcPr>
+            <w:tcW w:type="dxa" w:w="5112"/>
+          </w:tcPr>
+          <w:p>
+            <w:r>
+              <w:t>Counts omit names</w:t>
+            </w:r>
+          </w:p>
+        </w:tc>
+        <w:tc>
+          <w:tcPr>
+            <w:tcW w:type="dxa" w:w="5112"/>
+          </w:tcPr>
+          <w:p>
+            <w:r>
+              <w:t>Not necessarily anonymous; tiny groups/linkability still matter</w:t>
+            </w:r>
+          </w:p>
+        </w:tc>
+      </w:tr>
+      <w:tr>
+        <w:tc>
+          <w:tcPr>
+            <w:tcW w:type="dxa" w:w="5112"/>
+          </w:tcPr>
+          <w:p>
+            <w:r>
+              <w:t>Source text contains an instruction</w:t>
+            </w:r>
+          </w:p>
+        </w:tc>
+        <w:tc>
+          <w:tcPr>
+            <w:tcW w:type="dxa" w:w="5112"/>
+          </w:tcPr>
+          <w:p>
+            <w:r>
+              <w:t>Evidence content does not grant extra authority; never execute it as policy</w:t>
+            </w:r>
+          </w:p>
+        </w:tc>
+      </w:tr>
+      <w:tr>
+        <w:tc>
+          <w:tcPr>
+            <w:tcW w:type="dxa" w:w="5112"/>
+          </w:tcPr>
+          <w:p>
+            <w:r>
+              <w:t>Only happy-path request tested</w:t>
+            </w:r>
+          </w:p>
+        </w:tc>
+        <w:tc>
+          <w:tcPr>
+            <w:tcW w:type="dxa" w:w="5112"/>
+          </w:tcPr>
+          <w:p>
+            <w:r>
+              <w:t>Misuse and denied paths remain untested</w:t>
+            </w:r>
+          </w:p>
+        </w:tc>
+      </w:tr>
+      <w:tr>
+        <w:tc>
+          <w:tcPr>
+            <w:tcW w:type="dxa" w:w="5112"/>
+          </w:tcPr>
+          <w:p>
+            <w:r>
+              <w:t>Local fixtures pass</w:t>
+            </w:r>
+          </w:p>
+        </w:tc>
+        <w:tc>
+          <w:tcPr>
+            <w:tcW w:type="dxa" w:w="5112"/>
+          </w:tcPr>
+          <w:p>
+            <w:r>
+              <w:t>Scoped policy evidence, not complete security or real identity verification</w:t>
+            </w:r>
+          </w:p>
+        </w:tc>
+      </w:tr>
+    </w:tbl>
+    <w:p>
+      <w:pPr>
+        <w:pStyle w:val="Heading2"/>
+      </w:pPr>
+      <w:r>
+        <w:t>Guided repair and explanation</w:t>
+      </w:r>
+    </w:p>
+    <w:p>
+      <w:pPr>
         <w:pStyle w:val="Heading3"/>
       </w:pPr>
       <w:r>
@@ -1451,32 +2256,93 @@
     </w:p>
     <w:p>
       <w:pPr>
+        <w:pStyle w:val="ListBullet"/>
+      </w:pPr>
+      <w:r>
+        <w:t>A report omits this qualification: Review findings are bounded by tested paths and threat assumptions, not a proof of complete security. Explain how omitting it could change a reader's interpretation, and write an accurate replacement.</w:t>
+      </w:r>
+    </w:p>
+    <w:p>
+      <w:pPr>
         <w:pStyle w:val="Heading3"/>
       </w:pPr>
       <w:r>
+        <w:t>State one repair and the checks you would rerun.</w:t>
+      </w:r>
+    </w:p>
+    <w:p>
+      <w:r>
+        <w:t>________________________________________________________________</w:t>
+      </w:r>
+    </w:p>
+    <w:p>
+      <w:r>
+        <w:t>________________________________________________________________</w:t>
+      </w:r>
+    </w:p>
+    <w:p>
+      <w:r>
+        <w:t>________________________________________________________________</w:t>
+      </w:r>
+    </w:p>
+    <w:p>
+      <w:r>
+        <w:t>________________________________________________________________</w:t>
+      </w:r>
+    </w:p>
+    <w:p>
+      <w:r>
+        <w:t>________________________________________________________________</w:t>
+      </w:r>
+    </w:p>
+    <w:p>
+      <w:r>
+        <w:t>________________________________________________________________</w:t>
+      </w:r>
+    </w:p>
+    <w:p>
+      <w:pPr>
+        <w:pStyle w:val="Heading2"/>
+      </w:pPr>
+      <w:r>
+        <w:t>Earlier wording, alternatives and picture transcripts · reference / check after trying</w:t>
+      </w:r>
+    </w:p>
+    <w:p>
+      <w:pPr>
+        <w:pStyle w:val="Heading3"/>
+      </w:pPr>
+      <w:r>
         <w:t>Locate the earliest unsupported step</w:t>
       </w:r>
     </w:p>
     <w:p>
       <w:pPr>
-        <w:spacing w:line="336" w:lineRule="auto" w:after="180"/>
-      </w:pPr>
-      <w:r>
-        <w:rPr>
-          <w:b w:val="0"/>
-        </w:rPr>
-        <w:t>A report omits this qualification: Review findings are bounded by tested paths and threat assumptions, not a proof of complete security.</w:t>
-      </w:r>
-    </w:p>
-    <w:p>
-      <w:pPr>
-        <w:spacing w:line="336" w:lineRule="auto" w:after="180"/>
-      </w:pPr>
-      <w:r>
-        <w:rPr>
-          <w:b w:val="0"/>
-        </w:rPr>
-        <w:t>Explain how omitting it could change a reader's interpretation, and write an accurate replacement.</w:t>
+        <w:pStyle w:val="Heading1"/>
+      </w:pPr>
+      <w:r>
+        <w:t>08. Practise naming the asset and the bypass route</w:t>
+      </w:r>
+    </w:p>
+    <w:p>
+      <w:r>
+        <w:t>Explain which policy check must happen before a content read.</w:t>
+      </w:r>
+    </w:p>
+    <w:p>
+      <w:pPr>
+        <w:pStyle w:val="Heading2"/>
+      </w:pPr>
+      <w:r>
+        <w:t>Current explanation and guided check</w:t>
+      </w:r>
+    </w:p>
+    <w:p>
+      <w:pPr>
+        <w:pStyle w:val="ListBullet"/>
+      </w:pPr>
+      <w:r>
+        <w:t>Explain the weekly mechanism in your own words. Use the worked scenario to name its input, decision rule and output.</w:t>
       </w:r>
     </w:p>
     <w:p>
@@ -1484,7 +2350,7 @@
         <w:pStyle w:val="Heading3"/>
       </w:pPr>
       <w:r>
-        <w:t>State one repair and the checks you would rerun.</w:t>
+        <w:t>Guided: restate the worked result, then name the assumption or limitation that prevents a broader conclusion.</w:t>
       </w:r>
     </w:p>
     <w:p>
@@ -1513,79 +2379,19 @@
       </w:r>
     </w:p>
     <w:p>
+      <w:pPr>
+        <w:pStyle w:val="Heading3"/>
+      </w:pPr>
+      <w:r>
+        <w:t>Explain your prediction to a partner before comparing results.</w:t>
+      </w:r>
+    </w:p>
+    <w:p>
       <w:r>
         <w:t>________________________________________________________________</w:t>
       </w:r>
     </w:p>
     <w:p>
-      <w:pPr>
-        <w:pStyle w:val="Heading1"/>
-      </w:pPr>
-      <w:r>
-        <w:t>08. Practise together</w:t>
-      </w:r>
-    </w:p>
-    <w:p>
-      <w:r>
-        <w:t>Practise Security and privacy review with support, then explain the deciding step in your own words.</w:t>
-      </w:r>
-    </w:p>
-    <w:p>
-      <w:pPr>
-        <w:spacing w:line="336" w:lineRule="auto" w:after="180"/>
-      </w:pPr>
-      <w:r>
-        <w:rPr>
-          <w:b w:val="0"/>
-        </w:rPr>
-        <w:t xml:space="preserve">Explain the weekly </w:t>
-      </w:r>
-      <w:r>
-        <w:rPr>
-          <w:b/>
-        </w:rPr>
-        <w:t>mechanism</w:t>
-      </w:r>
-      <w:r>
-        <w:rPr>
-          <w:b w:val="0"/>
-        </w:rPr>
-        <w:t xml:space="preserve"> in your own words. Use the worked scenario to name its </w:t>
-      </w:r>
-      <w:r>
-        <w:rPr>
-          <w:b/>
-        </w:rPr>
-        <w:t>input</w:t>
-      </w:r>
-      <w:r>
-        <w:rPr>
-          <w:b w:val="0"/>
-        </w:rPr>
-        <w:t xml:space="preserve">, decision rule and </w:t>
-      </w:r>
-      <w:r>
-        <w:rPr>
-          <w:b/>
-        </w:rPr>
-        <w:t>output</w:t>
-      </w:r>
-      <w:r>
-        <w:rPr>
-          <w:b w:val="0"/>
-        </w:rPr>
-        <w:t>.</w:t>
-      </w:r>
-    </w:p>
-    <w:p>
-      <w:pPr>
-        <w:pStyle w:val="Heading3"/>
-      </w:pPr>
-      <w:r>
-        <w:t>Guided: restate the worked result, then name the assumption or limitation that prevents a broader conclusion.</w:t>
-      </w:r>
-    </w:p>
-    <w:p>
       <w:r>
         <w:t>________________________________________________________________</w:t>
       </w:r>
@@ -1601,49 +2407,11 @@
       </w:r>
     </w:p>
     <w:p>
-      <w:r>
-        <w:t>________________________________________________________________</w:t>
-      </w:r>
-    </w:p>
-    <w:p>
-      <w:r>
-        <w:t>________________________________________________________________</w:t>
-      </w:r>
-    </w:p>
-    <w:p>
-      <w:pPr>
-        <w:pStyle w:val="Heading3"/>
-      </w:pPr>
-      <w:r>
-        <w:t>Explain your prediction to a partner before comparing results.</w:t>
-      </w:r>
-    </w:p>
-    <w:p>
-      <w:r>
-        <w:t>________________________________________________________________</w:t>
-      </w:r>
-    </w:p>
-    <w:p>
-      <w:r>
-        <w:t>________________________________________________________________</w:t>
-      </w:r>
-    </w:p>
-    <w:p>
-      <w:r>
-        <w:t>________________________________________________________________</w:t>
-      </w:r>
-    </w:p>
-    <w:p>
-      <w:r>
-        <w:t>________________________________________________________________</w:t>
-      </w:r>
-    </w:p>
-    <w:p>
-      <w:pPr>
-        <w:pStyle w:val="Heading3"/>
-      </w:pPr>
-      <w:r>
-        <w:t>Practise with less help: Trace the worked case</w:t>
+      <w:pPr>
+        <w:pStyle w:val="Heading2"/>
+      </w:pPr>
+      <w:r>
+        <w:t>Supported W2 trace</w:t>
       </w:r>
     </w:p>
     <w:p>
@@ -1773,82 +2541,49 @@
     </w:p>
     <w:p>
       <w:pPr>
+        <w:pStyle w:val="Heading2"/>
+      </w:pPr>
+      <w:r>
+        <w:t>Individual scope check</w:t>
+      </w:r>
+    </w:p>
+    <w:p>
+      <w:pPr>
+        <w:pStyle w:val="ListBullet"/>
+      </w:pPr>
+      <w:r>
+        <w:t>Use the worked case for Security and privacy review. Proposed explanation: “The worked result establishes every future case”. Decide whether this explanation is supported. Point to the step or supplied fact that decides; explain your repair if needed.</w:t>
+      </w:r>
+    </w:p>
+    <w:p>
+      <w:pPr>
+        <w:pStyle w:val="ListBullet"/>
+      </w:pPr>
+      <w:r>
+        <w:t>Answer on your own before discussion. If you are unsure, say which step you need help with.</w:t>
+      </w:r>
+    </w:p>
+    <w:p>
+      <w:pPr>
+        <w:pStyle w:val="Heading2"/>
+      </w:pPr>
+      <w:r>
+        <w:t>Picture response</w:t>
+      </w:r>
+    </w:p>
+    <w:p>
+      <w:pPr>
+        <w:pStyle w:val="ListBullet"/>
+      </w:pPr>
+      <w:r>
+        <w:t>Trace private note content and analytics counts to their permitted readers. Why is storing full notes in the dashboard outside this design, and what risk can remain for tiny-group counts?</w:t>
+      </w:r>
+    </w:p>
+    <w:p>
+      <w:pPr>
         <w:pStyle w:val="Heading3"/>
       </w:pPr>
       <w:r>
-        <w:t>Check your reasoning</w:t>
-      </w:r>
-    </w:p>
-    <w:p>
-      <w:pPr>
-        <w:spacing w:line="336" w:lineRule="auto" w:after="180"/>
-      </w:pPr>
-      <w:r>
-        <w:rPr>
-          <w:b w:val="0"/>
-        </w:rPr>
-        <w:t xml:space="preserve">Use the worked case for Security and </w:t>
-      </w:r>
-      <w:r>
-        <w:rPr>
-          <w:b/>
-        </w:rPr>
-        <w:t>privacy review</w:t>
-      </w:r>
-      <w:r>
-        <w:rPr>
-          <w:b w:val="0"/>
-        </w:rPr>
-        <w:t>. Proposed explanation: “The worked result establishes every future case”. Decide whether this explanation is supported.</w:t>
-      </w:r>
-    </w:p>
-    <w:p>
-      <w:pPr>
-        <w:spacing w:line="336" w:lineRule="auto" w:after="180"/>
-      </w:pPr>
-      <w:r>
-        <w:rPr>
-          <w:b w:val="0"/>
-        </w:rPr>
-        <w:t>Point to the step or supplied fact that decides; explain your repair if needed.</w:t>
-      </w:r>
-    </w:p>
-    <w:p>
-      <w:pPr>
-        <w:spacing w:line="336" w:lineRule="auto" w:after="180"/>
-      </w:pPr>
-      <w:r>
-        <w:rPr>
-          <w:b w:val="0"/>
-        </w:rPr>
-        <w:t>Answer on your own before discussion. If you are unsure, say which step you need help with.</w:t>
-      </w:r>
-    </w:p>
-    <w:p>
-      <w:pPr>
-        <w:pStyle w:val="Heading3"/>
-      </w:pPr>
-      <w:r>
-        <w:t>Explain the picture</w:t>
-      </w:r>
-    </w:p>
-    <w:p>
-      <w:pPr>
-        <w:spacing w:line="336" w:lineRule="auto" w:after="180"/>
-        <w:shd w:fill="F5F1FB"/>
-      </w:pPr>
-      <w:r>
-        <w:rPr>
-          <w:b w:val="0"/>
-        </w:rPr>
-        <w:t>Trace private note content and analytics counts to their permitted readers. Why is storing full notes in the dashboard outside this design, and what risk can remain for tiny-group counts?</w:t>
-      </w:r>
-    </w:p>
-    <w:p>
-      <w:pPr>
-        <w:pStyle w:val="Heading3"/>
-      </w:pPr>
-      <w:r>
         <w:t>My explanation using a pictured step and the given facts</w:t>
       </w:r>
     </w:p>
@@ -1870,6 +2605,14 @@
     <w:p>
       <w:r>
         <w:t>________________________________________________________________</w:t>
+      </w:r>
+    </w:p>
+    <w:p>
+      <w:pPr>
+        <w:pStyle w:val="Heading2"/>
+      </w:pPr>
+      <w:r>
+        <w:t>Reserve the selected diagnostic-export bypass</w:t>
       </w:r>
     </w:p>
     <w:p>
@@ -1885,23 +2628,55 @@
     </w:p>
     <w:p>
       <w:pPr>
+        <w:pStyle w:val="Heading2"/>
+      </w:pPr>
+      <w:r>
+        <w:t>Earlier wording, alternatives and picture transcripts · reference / check after trying</w:t>
+      </w:r>
+    </w:p>
+    <w:p>
+      <w:pPr>
+        <w:pStyle w:val="Heading3"/>
+      </w:pPr>
+      <w:r>
+        <w:t>Practise with less help: Trace the worked case</w:t>
+      </w:r>
+    </w:p>
+    <w:p>
+      <w:pPr>
+        <w:pStyle w:val="Heading3"/>
+      </w:pPr>
+      <w:r>
+        <w:t>Check your reasoning</w:t>
+      </w:r>
+    </w:p>
+    <w:p>
+      <w:pPr>
+        <w:pStyle w:val="Heading3"/>
+      </w:pPr>
+      <w:r>
+        <w:t>Explain the picture</w:t>
+      </w:r>
+    </w:p>
+    <w:p>
+      <w:pPr>
         <w:pStyle w:val="Heading1"/>
       </w:pPr>
       <w:r>
-        <w:t>09. Run the investigation</w:t>
-      </w:r>
-    </w:p>
-    <w:p>
-      <w:r>
-        <w:t>Investigate Security and privacy review. Record the prediction, actual observation or labelled paper trace, explanation and next test separately.</w:t>
-      </w:r>
-    </w:p>
-    <w:p>
-      <w:pPr>
-        <w:pStyle w:val="Heading3"/>
-      </w:pPr>
-      <w:r>
-        <w:t>Predict, investigate and preserve the evidence</w:t>
+        <w:t>09. Run the complete declared-path and minimization audit</w:t>
+      </w:r>
+    </w:p>
+    <w:p>
+      <w:r>
+        <w:t>Inspect denial timing, content traces and accepted analytics fields.</w:t>
+      </w:r>
+    </w:p>
+    <w:p>
+      <w:pPr>
+        <w:pStyle w:val="Heading2"/>
+      </w:pPr>
+      <w:r>
+        <w:t>Current direct-denial/cache-leak investigation</w:t>
       </w:r>
     </w:p>
     <w:p>
@@ -1919,6 +2694,154 @@
           <w:b w:val="0"/>
         </w:rPr>
         <w:t xml:space="preserve"> denies teacher guide, but cache contains it under a student-accessible key. Show the intermediate steps and give the conclusion with its scope.</w:t>
+      </w:r>
+    </w:p>
+    <w:p>
+      <w:pPr>
+        <w:pStyle w:val="Heading2"/>
+      </w:pPr>
+      <w:r>
+        <w:t>Runnable fictional path audit</w:t>
+      </w:r>
+    </w:p>
+    <w:p>
+      <w:r>
+        <w:rPr>
+          <w:rFonts w:ascii="Courier New" w:hAnsi="Courier New"/>
+          <w:sz w:val="18"/>
+        </w:rPr>
+        <w:t>"""Fictional path review; no accounts, real notes, session secrets or networks."""</w:t>
+        <w:br/>
+        <w:t>from copy import deepcopy</w:t>
+        <w:br/>
+        <w:t>GUIDE='FICTIONAL-RESTRICTED-GUIDE-MARKER'</w:t>
+        <w:br/>
+        <w:t>TRUSTED_ROLES={'learner-1':'student','teacher-1':'teacher'}</w:t>
+        <w:br/>
+        <w:t>GUIDES={'G1':GUIDE}</w:t>
+        <w:br/>
+        <w:t>UNSAFE_QUERY_ONLY_CACHE={'G1':GUIDE}  # deliberately broken path, constructed for inspection</w:t>
+        <w:br/>
+        <w:br/>
+        <w:t>def get_guide(actor,request,route,trace):</w:t>
+        <w:br/>
+        <w:t xml:space="preserve"> if type(request) is not dict or set(request)!={'resource_id'}:return {'status':'invalid_input'}</w:t>
+        <w:br/>
+        <w:t xml:space="preserve"> rid=request['resource_id']</w:t>
+        <w:br/>
+        <w:t xml:space="preserve"> if type(rid) is not str or not rid:return {'status':'invalid_input'}</w:t>
+        <w:br/>
+        <w:t xml:space="preserve"> if route not in ('direct','cache'):return {'status':'invalid_route'}</w:t>
+        <w:br/>
+        <w:t xml:space="preserve"> if TRUSTED_ROLES.get(actor)!='teacher':return {'status':'denied'}</w:t>
+        <w:br/>
+        <w:t xml:space="preserve"> if rid not in GUIDES:return {'status':'review'}</w:t>
+        <w:br/>
+        <w:t xml:space="preserve"> trace.append({'route':route,'resource_id':rid})</w:t>
+        <w:br/>
+        <w:t xml:space="preserve"> # Both routes share the same trusted access gate before any content enters context.</w:t>
+        <w:br/>
+        <w:t xml:space="preserve"> value=GUIDES[rid] if route=='direct' else SAFE_CACHE.get((actor,rid))</w:t>
+        <w:br/>
+        <w:t xml:space="preserve"> if value is None:return {'status':'review'}</w:t>
+        <w:br/>
+        <w:t xml:space="preserve"> return {'status':'allowed_fixture','content':value}</w:t>
+        <w:br/>
+        <w:t>SAFE_CACHE={('teacher-1','G1'):GUIDE}</w:t>
+        <w:br/>
+        <w:br/>
+        <w:t>student_trace=[];teacher_trace=[]</w:t>
+        <w:br/>
+        <w:t>student_results=[get_guide('learner-1',{'resource_id':'G1'},route,student_trace) for route in ('direct','cache')]</w:t>
+        <w:br/>
+        <w:t>teacher_results=[get_guide('teacher-1',{'resource_id':'G1'},route,teacher_trace) for route in ('direct','cache')]</w:t>
+        <w:br/>
+        <w:t>assert all(item=={'status':'denied'} for item in student_results) and student_trace==[]</w:t>
+        <w:br/>
+        <w:t>assert all(item['content']==GUIDE for item in teacher_results) and len(teacher_trace)==2</w:t>
+        <w:br/>
+        <w:t>assert GUIDE not in repr(student_results)</w:t>
+        <w:br/>
+        <w:t>assert get_guide('learner-1',{'resource_id':'G1','role':'teacher'},'cache',student_trace)['status']=='invalid_input'</w:t>
+        <w:br/>
+        <w:t>assert get_guide('unknown',{'resource_id':'G1'},'direct',student_trace)['status']=='denied'</w:t>
+        <w:br/>
+        <w:t># Separate picture: access includes relationship, not merely the broad teacher role.</w:t>
+        <w:br/>
+        <w:t>NOTES={'N1':{'owner':'learner-1','assigned_teacher':'teacher-1','text':'fictional practice note'}}</w:t>
+        <w:br/>
+        <w:t>def note(actor,note_id):</w:t>
+        <w:br/>
+        <w:t xml:space="preserve"> record=NOTES.get(note_id)</w:t>
+        <w:br/>
+        <w:t xml:space="preserve"> if record is None:return {'status':'review'}</w:t>
+        <w:br/>
+        <w:t xml:space="preserve"> if actor not in (record['owner'],record['assigned_teacher']):return {'status':'denied'}</w:t>
+        <w:br/>
+        <w:t xml:space="preserve"> return {'status':'allowed_fixture','text':record['text']}</w:t>
+        <w:br/>
+        <w:t>def analytics_packet(events):</w:t>
+        <w:br/>
+        <w:t xml:space="preserve"> if type(events) is not list:raise ValueError('event list required')</w:t>
+        <w:br/>
+        <w:t xml:space="preserve"> for event in events:</w:t>
+        <w:br/>
+        <w:t xml:space="preserve">  if type(event) is not dict or set(event)!={'kind'} or event['kind']!='revision':</w:t>
+        <w:br/>
+        <w:t xml:space="preserve">   raise ValueError('only minimized revision-kind events accepted')</w:t>
+        <w:br/>
+        <w:t xml:space="preserve"> return {'revision_count':len(events)}</w:t>
+        <w:br/>
+        <w:t>notes_before=deepcopy(NOTES)</w:t>
+        <w:br/>
+        <w:t>picture_count=analytics_packet([{'kind':'revision'},{'kind':'revision'}])</w:t>
+        <w:br/>
+        <w:t>assert picture_count=={'revision_count':2} and note('teacher-2','N1')=={'status':'denied'}</w:t>
+        <w:br/>
+        <w:t>assert note('learner-1','N1')['text']==note('teacher-1','N1')['text']</w:t>
+        <w:br/>
+        <w:t>try:analytics_packet([{'kind':'revision','text':NOTES['N1']['text']}])</w:t>
+        <w:br/>
+        <w:t>except ValueError:pass</w:t>
+        <w:br/>
+        <w:t>else:raise AssertionError('Full-note analytics event accepted')</w:t>
+        <w:br/>
+        <w:t>assert NOTES==notes_before</w:t>
+        <w:br/>
+        <w:t>print('Broken query-only cache contains the restricted marker:',GUIDE in UNSAFE_QUERY_ONLY_CACHE.values())</w:t>
+        <w:br/>
+        <w:t>print('Repaired direct/cache student decisions:',student_results,'content-read trace:',student_trace)</w:t>
+        <w:br/>
+        <w:t>print('Teacher fixture reads allowed on both routes:',[r['status'] for r in teacher_results])</w:t>
+        <w:br/>
+        <w:t>print('Separate picture minimized analytics:',picture_count,'source notes unchanged:',NOTES==notes_before)</w:t>
+        <w:br/>
+        <w:t>print('Counts can remain identifying in tiny groups. This fixture checks a declared field/access policy, not anonymity, retention enforcement, real authentication or complete security.')</w:t>
+        <w:br/>
+      </w:r>
+    </w:p>
+    <w:p>
+      <w:pPr>
+        <w:pStyle w:val="Heading2"/>
+      </w:pPr>
+      <w:r>
+        <w:t>Expected outcomes and untested-path limits</w:t>
+      </w:r>
+    </w:p>
+    <w:p>
+      <w:pPr>
+        <w:pStyle w:val="ListNumber"/>
+      </w:pPr>
+      <w:r>
+        <w:t>Predict both learner results and content-read traces before running or tracing. The intentionally unsafe query-only cache illustrates the stored restricted marker. Both repaired routes deny the learner before content lookup; teacher-1 may read, unexpected role fields reject and unknown actors deny. Separate note checks allow only its learner and assigned teacher; the count builder accepts revision-kind events and rejects note text. Source notes stay unchanged. This is not a live audit and no session secrets, real learner content or credentials are used. Source-injection, retention and unlisted routes still need their own tests; the code does not claim to cover them. Mark paper traces “not run”.</w:t>
+      </w:r>
+    </w:p>
+    <w:p>
+      <w:pPr>
+        <w:pStyle w:val="Heading2"/>
+      </w:pPr>
+      <w:r>
+        <w:t>Evidence ledger and reflection</w:t>
       </w:r>
     </w:p>
     <w:tbl>
@@ -2070,14 +2993,6 @@
     </w:p>
     <w:p>
       <w:pPr>
-        <w:pStyle w:val="Heading3"/>
-      </w:pPr>
-      <w:r>
-        <w:t>Plan → try → check</w:t>
-      </w:r>
-    </w:p>
-    <w:p>
-      <w:pPr>
         <w:spacing w:line="336" w:lineRule="auto" w:after="180"/>
       </w:pPr>
       <w:r>
@@ -2089,23 +3004,47 @@
     </w:p>
     <w:p>
       <w:pPr>
+        <w:pStyle w:val="Heading2"/>
+      </w:pPr>
+      <w:r>
+        <w:t>Earlier wording, alternatives and picture transcripts · reference / check after trying</w:t>
+      </w:r>
+    </w:p>
+    <w:p>
+      <w:pPr>
+        <w:pStyle w:val="Heading3"/>
+      </w:pPr>
+      <w:r>
+        <w:t>Predict, investigate and preserve the evidence</w:t>
+      </w:r>
+    </w:p>
+    <w:p>
+      <w:pPr>
+        <w:pStyle w:val="Heading3"/>
+      </w:pPr>
+      <w:r>
+        <w:t>Plan → try → check</w:t>
+      </w:r>
+    </w:p>
+    <w:p>
+      <w:pPr>
         <w:pStyle w:val="Heading1"/>
       </w:pPr>
       <w:r>
-        <w:t>10. Build your understanding</w:t>
-      </w:r>
-    </w:p>
-    <w:p>
-      <w:r>
-        <w:t>Move from recall to tracing, diagnosis and transfer in Security and privacy review. Explain why each step is justified.</w:t>
-      </w:r>
-    </w:p>
-    <w:p>
-      <w:pPr>
-        <w:pStyle w:val="Heading3"/>
-      </w:pPr>
-      <w:r>
-        <w:t>Explain → apply → challenge</w:t>
+        <w:t>14. Try alone: inspect a diagnostic export after direct denial</w:t>
+      </w:r>
+    </w:p>
+    <w:p>
+      <w:r>
+        <w:t>A new return path needs the same confidentiality boundary.</w:t>
+      </w:r>
+    </w:p>
+    <w:p>
+      <w:pPr>
+        <w:pStyle w:val="Heading2"/>
+      </w:pPr>
+      <w:r>
+        <w:t>Complete selected independent task</w:t>
       </w:r>
     </w:p>
     <w:p>
@@ -2116,43 +3055,123 @@
         <w:rPr>
           <w:b w:val="0"/>
         </w:rPr>
-        <w:t xml:space="preserve">Explain the weekly </w:t>
-      </w:r>
-      <w:r>
-        <w:rPr>
-          <w:b/>
-        </w:rPr>
-        <w:t>mechanism</w:t>
-      </w:r>
+        <w:t>Service blocks direct teacher lookup but diagnostic export includes full teacher answers. Identify defect and a test.</w:t>
+      </w:r>
+    </w:p>
+    <w:p>
+      <w:pPr>
+        <w:pStyle w:val="Heading2"/>
+      </w:pPr>
+      <w:r>
+        <w:t>First attempt and support record</w:t>
+      </w:r>
+    </w:p>
+    <w:p>
+      <w:pPr>
+        <w:pStyle w:val="Heading3"/>
+      </w:pPr>
+      <w:r>
+        <w:t>My independent explanation, trace and limits</w:t>
+      </w:r>
+    </w:p>
+    <w:p>
+      <w:r>
+        <w:t>________________________________________________________________</w:t>
+      </w:r>
+    </w:p>
+    <w:p>
+      <w:r>
+        <w:t>________________________________________________________________</w:t>
+      </w:r>
+    </w:p>
+    <w:p>
+      <w:r>
+        <w:t>________________________________________________________________</w:t>
+      </w:r>
+    </w:p>
+    <w:p>
+      <w:r>
+        <w:t>________________________________________________________________</w:t>
+      </w:r>
+    </w:p>
+    <w:p>
+      <w:r>
+        <w:t>________________________________________________________________</w:t>
+      </w:r>
+    </w:p>
+    <w:p>
+      <w:r>
+        <w:t>________________________________________________________________</w:t>
+      </w:r>
+    </w:p>
+    <w:p>
+      <w:r>
+        <w:t>________________________________________________________________</w:t>
+      </w:r>
+    </w:p>
+    <w:p>
+      <w:pPr>
+        <w:spacing w:line="336" w:lineRule="auto" w:after="180"/>
+      </w:pPr>
       <w:r>
         <w:rPr>
           <w:b w:val="0"/>
         </w:rPr>
-        <w:t xml:space="preserve"> in your own words. Use the worked scenario to name its </w:t>
-      </w:r>
-      <w:r>
-        <w:rPr>
-          <w:b/>
-        </w:rPr>
-        <w:t>input</w:t>
-      </w:r>
+        <w:t>Attempt this case before feedback. Record any help. Earlier examples below are further practice; a case already practised with feedback cannot establish fresh transfer.</w:t>
+      </w:r>
+    </w:p>
+    <w:p>
+      <w:pPr>
+        <w:pStyle w:val="Heading2"/>
+      </w:pPr>
+      <w:r>
+        <w:t>Feedback after trying</w:t>
+      </w:r>
+    </w:p>
+    <w:p>
+      <w:pPr>
+        <w:spacing w:line="336" w:lineRule="auto" w:after="180"/>
+      </w:pPr>
       <w:r>
         <w:rPr>
           <w:b w:val="0"/>
         </w:rPr>
-        <w:t xml:space="preserve">, decision rule and </w:t>
-      </w:r>
-      <w:r>
-        <w:rPr>
-          <w:b/>
-        </w:rPr>
-        <w:t>output</w:t>
-      </w:r>
+        <w:t>Attempt the independent case before hints. Record whether you worked alone, used a hint or followed a model. After feedback, fix the first unsupported step and explain why it changed.</w:t>
+      </w:r>
+    </w:p>
+    <w:p>
+      <w:pPr>
+        <w:spacing w:line="336" w:lineRule="auto" w:after="180"/>
+      </w:pPr>
       <w:r>
         <w:rPr>
           <w:b w:val="0"/>
         </w:rPr>
-        <w:t>.</w:t>
+        <w:t>A later check uses a changed case, not a copied answer.</w:t>
+      </w:r>
+    </w:p>
+    <w:p>
+      <w:pPr>
+        <w:pStyle w:val="Heading2"/>
+      </w:pPr>
+      <w:r>
+        <w:t>Earlier wording, alternatives and picture transcripts · reference / check after trying</w:t>
+      </w:r>
+    </w:p>
+    <w:p>
+      <w:pPr>
+        <w:pStyle w:val="Heading3"/>
+      </w:pPr>
+      <w:r>
+        <w:t>Independent case: Apply a new case independently</w:t>
+      </w:r>
+    </w:p>
+    <w:p>
+      <w:pPr>
+        <w:pStyle w:val="Heading3"/>
+      </w:pPr>
+      <w:r>
+        <w:t>Attempt this without hints</w:t>
       </w:r>
     </w:p>
     <w:p>
@@ -2163,7 +3182,55 @@
         <w:rPr>
           <w:b w:val="0"/>
         </w:rPr>
-        <w:t>A report omits this qualification: Review findings are bounded by tested paths and threat assumptions, not a proof of complete security.</w:t>
+        <w:t>Service blocks direct teacher lookup but diagnostic export includes full teacher answers. Identify defect and a test.</w:t>
+      </w:r>
+    </w:p>
+    <w:p>
+      <w:pPr>
+        <w:pStyle w:val="Heading3"/>
+      </w:pPr>
+      <w:r>
+        <w:t>My independent procedure, result and limitation</w:t>
+      </w:r>
+    </w:p>
+    <w:p>
+      <w:r>
+        <w:t>________________________________________________________________</w:t>
+      </w:r>
+    </w:p>
+    <w:p>
+      <w:r>
+        <w:t>________________________________________________________________</w:t>
+      </w:r>
+    </w:p>
+    <w:p>
+      <w:r>
+        <w:t>________________________________________________________________</w:t>
+      </w:r>
+    </w:p>
+    <w:p>
+      <w:r>
+        <w:t>________________________________________________________________</w:t>
+      </w:r>
+    </w:p>
+    <w:p>
+      <w:r>
+        <w:t>________________________________________________________________</w:t>
+      </w:r>
+    </w:p>
+    <w:p>
+      <w:r>
+        <w:t>________________________________________________________________</w:t>
+      </w:r>
+    </w:p>
+    <w:p>
+      <w:r>
+        <w:t>________________________________________________________________</w:t>
+      </w:r>
+    </w:p>
+    <w:p>
+      <w:r>
+        <w:t>________________________________________________________________</w:t>
       </w:r>
     </w:p>
     <w:p>
@@ -2174,29 +3241,7 @@
         <w:rPr>
           <w:b w:val="0"/>
         </w:rPr>
-        <w:t>Explain how omitting it could change a reader's interpretation, and write an accurate replacement.</w:t>
-      </w:r>
-    </w:p>
-    <w:p>
-      <w:pPr>
-        <w:spacing w:line="336" w:lineRule="auto" w:after="180"/>
-      </w:pPr>
-      <w:r>
-        <w:rPr>
-          <w:b w:val="0"/>
-        </w:rPr>
-        <w:t>For the worked scenario, propose one additional case that could reveal a failure, describe its expected outcome before running it, and explain what would need to remain fixed for a fair comparison.</w:t>
-      </w:r>
-    </w:p>
-    <w:p>
-      <w:pPr>
-        <w:spacing w:line="336" w:lineRule="auto" w:after="180"/>
-      </w:pPr>
-      <w:r>
-        <w:rPr>
-          <w:b w:val="0"/>
-        </w:rPr>
-        <w:t>Do not reuse W4 as a new final test after receiving feedback.</w:t>
+        <w:t>Record support used: none, hint or teacher explanation. After feedback, a different case is needed to demonstrate independence.</w:t>
       </w:r>
     </w:p>
     <w:p>
@@ -2204,32 +3249,7 @@
         <w:pStyle w:val="Heading3"/>
       </w:pPr>
       <w:r>
-        <w:t>Explain which evidence supports your conclusion and which claim remains unproved.</w:t>
-      </w:r>
-    </w:p>
-    <w:p>
-      <w:r>
-        <w:t>________________________________________________________________</w:t>
-      </w:r>
-    </w:p>
-    <w:p>
-      <w:r>
-        <w:t>________________________________________________________________</w:t>
-      </w:r>
-    </w:p>
-    <w:p>
-      <w:r>
-        <w:t>________________________________________________________________</w:t>
-      </w:r>
-    </w:p>
-    <w:p>
-      <w:r>
-        <w:t>________________________________________________________________</w:t>
-      </w:r>
-    </w:p>
-    <w:p>
-      <w:r>
-        <w:t>________________________________________________________________</w:t>
+        <w:t>Use feedback to improve</w:t>
       </w:r>
     </w:p>
     <w:p>
@@ -2237,12 +3257,20 @@
         <w:pStyle w:val="Heading1"/>
       </w:pPr>
       <w:r>
-        <w:t>11. Connect your project</w:t>
-      </w:r>
-    </w:p>
-    <w:p>
-      <w:r>
-        <w:t>Apply this week’s idea to Grounded Learning Service. Keep an annotated decision and the evidence supporting it.</w:t>
+        <w:t>11. Save an asset/actor/path map with denied-case evidence</w:t>
+      </w:r>
+    </w:p>
+    <w:p>
+      <w:r>
+        <w:t>Record only permitted metadata and fictional test markers.</w:t>
+      </w:r>
+    </w:p>
+    <w:p>
+      <w:pPr>
+        <w:pStyle w:val="Heading2"/>
+      </w:pPr>
+      <w:r>
+        <w:t>Project task and artifact</w:t>
       </w:r>
     </w:p>
     <w:p>
@@ -2457,10 +3485,10 @@
     </w:tbl>
     <w:p>
       <w:pPr>
-        <w:pStyle w:val="Heading3"/>
-      </w:pPr>
-      <w:r>
-        <w:t>Evidence for your project</w:t>
+        <w:pStyle w:val="Heading2"/>
+      </w:pPr>
+      <w:r>
+        <w:t>Actual local run or paper trace and limitations</w:t>
       </w:r>
     </w:p>
     <w:p>
@@ -2488,15 +3516,88 @@
     </w:p>
     <w:p>
       <w:pPr>
+        <w:pStyle w:val="Heading2"/>
+      </w:pPr>
+      <w:r>
+        <w:t>Earlier wording, alternatives and picture transcripts · reference / check after trying</w:t>
+      </w:r>
+    </w:p>
+    <w:p>
+      <w:pPr>
+        <w:pStyle w:val="Heading3"/>
+      </w:pPr>
+      <w:r>
+        <w:t>Evidence for your project</w:t>
+      </w:r>
+    </w:p>
+    <w:p>
+      <w:pPr>
         <w:pStyle w:val="Heading1"/>
       </w:pPr>
       <w:r>
-        <w:t>12. Show what you know</w:t>
-      </w:r>
-    </w:p>
-    <w:p>
-      <w:r>
-        <w:t>Use a genuinely new case for independent evidence. Previously discussed examples remain practice; use the separately named independent case before feedback.</w:t>
+        <w:t>16. Explain the tested paths and the review gaps</w:t>
+      </w:r>
+    </w:p>
+    <w:p>
+      <w:r>
+        <w:t>A clean output cannot excuse restricted content entering an unauthorized context.</w:t>
+      </w:r>
+    </w:p>
+    <w:p>
+      <w:pPr>
+        <w:pStyle w:val="Heading2"/>
+      </w:pPr>
+      <w:r>
+        <w:t>Retrieve and explain</w:t>
+      </w:r>
+    </w:p>
+    <w:p>
+      <w:pPr>
+        <w:pStyle w:val="ListBullet"/>
+      </w:pPr>
+      <w:r>
+        <w:t>Close your notes. Explain this goal in your own words: Explain the mechanism and terminology of security and privacy review</w:t>
+      </w:r>
+    </w:p>
+    <w:p>
+      <w:pPr>
+        <w:pStyle w:val="Heading3"/>
+      </w:pPr>
+      <w:r>
+        <w:t>My deciding step, evidence and one remaining question</w:t>
+      </w:r>
+    </w:p>
+    <w:p>
+      <w:r>
+        <w:t>________________________________________________________________</w:t>
+      </w:r>
+    </w:p>
+    <w:p>
+      <w:r>
+        <w:t>________________________________________________________________</w:t>
+      </w:r>
+    </w:p>
+    <w:p>
+      <w:r>
+        <w:t>________________________________________________________________</w:t>
+      </w:r>
+    </w:p>
+    <w:p>
+      <w:r>
+        <w:t>________________________________________________________________</w:t>
+      </w:r>
+    </w:p>
+    <w:p>
+      <w:r>
+        <w:t>________________________________________________________________</w:t>
+      </w:r>
+    </w:p>
+    <w:p>
+      <w:pPr>
+        <w:pStyle w:val="Heading2"/>
+      </w:pPr>
+      <w:r>
+        <w:t>Plan a changed-case return</w:t>
       </w:r>
     </w:p>
     <w:p>
@@ -2507,62 +3608,31 @@
         <w:rPr>
           <w:b w:val="0"/>
         </w:rPr>
-        <w:t>Complete the supported workbook tasks before attempting W4 independently. Record any hints or help used. After feedback, use the teacher's fresh retry rather than copying the earlier answer.</w:t>
-      </w:r>
-    </w:p>
-    <w:p>
-      <w:pPr>
-        <w:spacing w:line="336" w:lineRule="auto" w:after="180"/>
-      </w:pPr>
+        <w:t xml:space="preserve">If you are unsure, return to the worked picture and explain one arrow. If you are ready, change an </w:t>
+      </w:r>
+      <w:r>
+        <w:rPr>
+          <w:b/>
+        </w:rPr>
+        <w:t>input</w:t>
+      </w:r>
       <w:r>
         <w:rPr>
           <w:b w:val="0"/>
         </w:rPr>
-        <w:t>For a project, select a relevant new case, predict the outcome from the declared rule and preserve the result alongside any revision.</w:t>
-      </w:r>
-    </w:p>
-    <w:p>
-      <w:pPr>
-        <w:pStyle w:val="Heading3"/>
-      </w:pPr>
-      <w:r>
-        <w:t>Exit: propose one revealing change to the worked scenario. State the expected outcome and the evidence that would make you revise your explanation.</w:t>
-      </w:r>
-    </w:p>
-    <w:p>
-      <w:r>
-        <w:t>________________________________________________________________</w:t>
-      </w:r>
-    </w:p>
-    <w:p>
-      <w:r>
-        <w:t>________________________________________________________________</w:t>
-      </w:r>
-    </w:p>
-    <w:p>
-      <w:r>
-        <w:t>________________________________________________________________</w:t>
-      </w:r>
-    </w:p>
-    <w:p>
-      <w:r>
-        <w:t>________________________________________________________________</w:t>
-      </w:r>
-    </w:p>
-    <w:p>
-      <w:r>
-        <w:t>________________________________________________________________</w:t>
-      </w:r>
-    </w:p>
-    <w:p>
-      <w:pPr>
-        <w:spacing w:line="336" w:lineRule="auto" w:after="180"/>
-      </w:pPr>
+        <w:t xml:space="preserve"> or assumption and justify your </w:t>
+      </w:r>
+      <w:r>
+        <w:rPr>
+          <w:b/>
+        </w:rPr>
+        <w:t>prediction</w:t>
+      </w:r>
       <w:r>
         <w:rPr>
           <w:b w:val="0"/>
         </w:rPr>
-        <w:t>For the worked scenario, propose one additional case that could reveal a failure, describe its expected outcome before running it, and explain what would need to remain fixed for a fair comparison.</w:t>
+        <w:t>.</w:t>
       </w:r>
     </w:p>
     <w:p>
@@ -2573,14 +3643,336 @@
         <w:rPr>
           <w:b w:val="0"/>
         </w:rPr>
-        <w:t>Do not reuse W4 as a new final test after receiving feedback.</w:t>
-      </w:r>
-    </w:p>
+        <w:t xml:space="preserve">Save your workbook </w:t>
+      </w:r>
+      <w:r>
+        <w:rPr>
+          <w:b/>
+        </w:rPr>
+        <w:t>evidence</w:t>
+      </w:r>
+      <w:r>
+        <w:rPr>
+          <w:b w:val="0"/>
+        </w:rPr>
+        <w:t>. At the next review, try a different case before opening your old answer.</w:t>
+      </w:r>
+    </w:p>
+    <w:p>
+      <w:pPr>
+        <w:pStyle w:val="Heading1"/>
+      </w:pPr>
+      <w:r>
+        <w:t>Reference bank and extra practice</w:t>
+      </w:r>
+    </w:p>
+    <w:p>
+      <w:pPr>
+        <w:pStyle w:val="Heading1"/>
+      </w:pPr>
+      <w:r>
+        <w:t>05. Reference · Use service vocabulary precisely</w:t>
+      </w:r>
+    </w:p>
+    <w:p>
+      <w:r>
+        <w:t>Connect each term to an input, operation, evidence source or outcome.</w:t>
+      </w:r>
+    </w:p>
+    <w:p>
+      <w:pPr>
+        <w:pStyle w:val="Heading2"/>
+      </w:pPr>
+      <w:r>
+        <w:t>Vocabulary and your explanation</w:t>
+      </w:r>
+    </w:p>
+    <w:tbl>
+      <w:tblPr>
+        <w:tblStyle w:val="LightShading-Accent1"/>
+        <w:tblW w:type="auto" w:w="0"/>
+        <w:tblLook w:firstColumn="1" w:firstRow="1" w:lastColumn="0" w:lastRow="0" w:noHBand="0" w:noVBand="1" w:val="04A0"/>
+      </w:tblPr>
+      <w:tblGrid>
+        <w:gridCol w:w="5112"/>
+        <w:gridCol w:w="5112"/>
+      </w:tblGrid>
+      <w:tr>
+        <w:trPr>
+          <w:tblHeader/>
+        </w:trPr>
+        <w:tc>
+          <w:tcPr>
+            <w:tcW w:type="dxa" w:w="5112"/>
+          </w:tcPr>
+          <w:p>
+            <w:r>
+              <w:t>Word</w:t>
+            </w:r>
+          </w:p>
+        </w:tc>
+        <w:tc>
+          <w:tcPr>
+            <w:tcW w:type="dxa" w:w="5112"/>
+          </w:tcPr>
+          <w:p>
+            <w:r>
+              <w:t>Meaning</w:t>
+            </w:r>
+          </w:p>
+        </w:tc>
+      </w:tr>
+      <w:tr>
+        <w:tc>
+          <w:tcPr>
+            <w:tcW w:type="dxa" w:w="5112"/>
+          </w:tcPr>
+          <w:p>
+            <w:r>
+              <w:t>Threat model</w:t>
+            </w:r>
+          </w:p>
+        </w:tc>
+        <w:tc>
+          <w:tcPr>
+            <w:tcW w:type="dxa" w:w="5112"/>
+          </w:tcPr>
+          <w:p>
+            <w:r>
+              <w:t>Assets, actors and failure assumptions considered</w:t>
+            </w:r>
+          </w:p>
+        </w:tc>
+      </w:tr>
+      <w:tr>
+        <w:tc>
+          <w:tcPr>
+            <w:tcW w:type="dxa" w:w="5112"/>
+          </w:tcPr>
+          <w:p>
+            <w:r>
+              <w:t>Attack surface</w:t>
+            </w:r>
+          </w:p>
+        </w:tc>
+        <w:tc>
+          <w:tcPr>
+            <w:tcW w:type="dxa" w:w="5112"/>
+          </w:tcPr>
+          <w:p>
+            <w:r>
+              <w:t>The inputs and routes through which behaviour can be influenced</w:t>
+            </w:r>
+          </w:p>
+        </w:tc>
+      </w:tr>
+      <w:tr>
+        <w:tc>
+          <w:tcPr>
+            <w:tcW w:type="dxa" w:w="5112"/>
+          </w:tcPr>
+          <w:p>
+            <w:r>
+              <w:t>Privacy review</w:t>
+            </w:r>
+          </w:p>
+        </w:tc>
+        <w:tc>
+          <w:tcPr>
+            <w:tcW w:type="dxa" w:w="5112"/>
+          </w:tcPr>
+          <w:p>
+            <w:r>
+              <w:t>A check of purpose, access and data handling</w:t>
+            </w:r>
+          </w:p>
+        </w:tc>
+      </w:tr>
+    </w:tbl>
     <w:p>
       <w:pPr>
         <w:pStyle w:val="Heading3"/>
       </w:pPr>
       <w:r>
+        <w:t>Use two terms to explain a step in this week’s example.</w:t>
+      </w:r>
+    </w:p>
+    <w:p>
+      <w:r>
+        <w:t>________________________________________________________________</w:t>
+      </w:r>
+    </w:p>
+    <w:p>
+      <w:r>
+        <w:t>________________________________________________________________</w:t>
+      </w:r>
+    </w:p>
+    <w:p>
+      <w:r>
+        <w:t>________________________________________________________________</w:t>
+      </w:r>
+    </w:p>
+    <w:p>
+      <w:pPr>
+        <w:pStyle w:val="Heading1"/>
+      </w:pPr>
+      <w:r>
+        <w:t>10. Extra challenge · Explain a stronger case</w:t>
+      </w:r>
+    </w:p>
+    <w:p>
+      <w:r>
+        <w:t>Choose the next challenge after the main route.</w:t>
+      </w:r>
+    </w:p>
+    <w:p>
+      <w:pPr>
+        <w:pStyle w:val="Heading2"/>
+      </w:pPr>
+      <w:r>
+        <w:t>Explain,repair and extend</w:t>
+      </w:r>
+    </w:p>
+    <w:p>
+      <w:pPr>
+        <w:pStyle w:val="Heading3"/>
+      </w:pPr>
+      <w:r>
+        <w:t>Explain → apply → challenge</w:t>
+      </w:r>
+    </w:p>
+    <w:p>
+      <w:pPr>
+        <w:pStyle w:val="ListBullet"/>
+      </w:pPr>
+      <w:r>
+        <w:t>Explain the weekly mechanism in your own words. Use the worked scenario to name its input, decision rule and output.</w:t>
+      </w:r>
+    </w:p>
+    <w:p>
+      <w:pPr>
+        <w:pStyle w:val="ListBullet"/>
+      </w:pPr>
+      <w:r>
+        <w:t>A report omits this qualification: Review findings are bounded by tested paths and threat assumptions, not a proof of complete security. Explain how omitting it could change a reader's interpretation, and write an accurate replacement.</w:t>
+      </w:r>
+    </w:p>
+    <w:p>
+      <w:pPr>
+        <w:pStyle w:val="ListBullet"/>
+      </w:pPr>
+      <w:r>
+        <w:t>For the worked scenario, propose one additional case that could reveal a failure, describe its expected outcome before running it, and explain what would need to remain fixed for a fair comparison. Do not reuse W4 as a new final test after receiving feedback.</w:t>
+      </w:r>
+    </w:p>
+    <w:p>
+      <w:pPr>
+        <w:pStyle w:val="Heading3"/>
+      </w:pPr>
+      <w:r>
+        <w:t>Explain which evidence supports your conclusion and which claim remains unproved.</w:t>
+      </w:r>
+    </w:p>
+    <w:p>
+      <w:r>
+        <w:t>________________________________________________________________</w:t>
+      </w:r>
+    </w:p>
+    <w:p>
+      <w:r>
+        <w:t>________________________________________________________________</w:t>
+      </w:r>
+    </w:p>
+    <w:p>
+      <w:r>
+        <w:t>________________________________________________________________</w:t>
+      </w:r>
+    </w:p>
+    <w:p>
+      <w:r>
+        <w:t>________________________________________________________________</w:t>
+      </w:r>
+    </w:p>
+    <w:p>
+      <w:r>
+        <w:t>________________________________________________________________</w:t>
+      </w:r>
+    </w:p>
+    <w:p>
+      <w:pPr>
+        <w:pStyle w:val="Heading1"/>
+      </w:pPr>
+      <w:r>
+        <w:t>12. Reference · Check the service reasoning and its limits</w:t>
+      </w:r>
+    </w:p>
+    <w:p>
+      <w:r>
+        <w:t>Use after practice; keep the selected independent case for its first attempt.</w:t>
+      </w:r>
+    </w:p>
+    <w:p>
+      <w:pPr>
+        <w:pStyle w:val="Heading2"/>
+      </w:pPr>
+      <w:r>
+        <w:t>Current explanation and response</w:t>
+      </w:r>
+    </w:p>
+    <w:p>
+      <w:pPr>
+        <w:pStyle w:val="ListBullet"/>
+      </w:pPr>
+      <w:r>
+        <w:t>Complete the supported workbook tasks before attempting W4 independently. Record any hints or help used. After feedback, use the teacher's fresh retry rather than copying the earlier answer. For a project, select a relevant new case, predict the outcome from the declared rule and preserve the result alongside any revision.</w:t>
+      </w:r>
+    </w:p>
+    <w:p>
+      <w:pPr>
+        <w:pStyle w:val="Heading3"/>
+      </w:pPr>
+      <w:r>
+        <w:t>Exit: propose one revealing change to the worked scenario. State the expected outcome and the evidence that would make you revise your explanation.</w:t>
+      </w:r>
+    </w:p>
+    <w:p>
+      <w:r>
+        <w:t>________________________________________________________________</w:t>
+      </w:r>
+    </w:p>
+    <w:p>
+      <w:r>
+        <w:t>________________________________________________________________</w:t>
+      </w:r>
+    </w:p>
+    <w:p>
+      <w:r>
+        <w:t>________________________________________________________________</w:t>
+      </w:r>
+    </w:p>
+    <w:p>
+      <w:r>
+        <w:t>________________________________________________________________</w:t>
+      </w:r>
+    </w:p>
+    <w:p>
+      <w:r>
+        <w:t>________________________________________________________________</w:t>
+      </w:r>
+    </w:p>
+    <w:p>
+      <w:pPr>
+        <w:pStyle w:val="ListBullet"/>
+      </w:pPr>
+      <w:r>
+        <w:t>For the worked scenario, propose one additional case that could reveal a failure, describe its expected outcome before running it, and explain what would need to remain fixed for a fair comparison. Do not reuse W4 as a new final test after receiving feedback.</w:t>
+      </w:r>
+    </w:p>
+    <w:p>
+      <w:pPr>
+        <w:pStyle w:val="Heading3"/>
+      </w:pPr>
+      <w:r>
         <w:t>My limited claim and a useful next check</w:t>
       </w:r>
     </w:p>
@@ -2609,12 +4001,20 @@
         <w:pStyle w:val="Heading1"/>
       </w:pPr>
       <w:r>
-        <w:t>13. Study a complete case</w:t>
-      </w:r>
-    </w:p>
-    <w:p>
-      <w:r>
-        <w:t>Revisit the complete Security and privacy review case for supported practice. Repeated examples do not become fresh assessments.</w:t>
+        <w:t>13. Extra practice · Revisit the complete trace</w:t>
+      </w:r>
+    </w:p>
+    <w:p>
+      <w:r>
+        <w:t>Predict before reading the supplied steps.</w:t>
+      </w:r>
+    </w:p>
+    <w:p>
+      <w:pPr>
+        <w:pStyle w:val="Heading2"/>
+      </w:pPr>
+      <w:r>
+        <w:t>Complete trace and evidence</w:t>
       </w:r>
     </w:p>
     <w:p>
@@ -2783,206 +4183,20 @@
         <w:pStyle w:val="Heading1"/>
       </w:pPr>
       <w:r>
-        <w:t>14. Try a new case independently</w:t>
-      </w:r>
-    </w:p>
-    <w:p>
-      <w:r>
-        <w:t>Attempt the reserved new case before feedback. Record support; the earlier examples below remain additional practice.</w:t>
-      </w:r>
-    </w:p>
-    <w:p>
-      <w:pPr>
-        <w:pStyle w:val="Heading3"/>
-      </w:pPr>
-      <w:r>
-        <w:t>Independent case: Apply a new case independently</w:t>
-      </w:r>
-    </w:p>
-    <w:p>
-      <w:pPr>
-        <w:spacing w:line="336" w:lineRule="auto" w:after="180"/>
-      </w:pPr>
-      <w:r>
-        <w:rPr>
-          <w:b w:val="0"/>
-        </w:rPr>
-        <w:t>Service blocks direct teacher lookup but diagnostic export includes full teacher answers. Identify defect and a test.</w:t>
-      </w:r>
-    </w:p>
-    <w:p>
-      <w:pPr>
-        <w:pStyle w:val="Heading3"/>
-      </w:pPr>
-      <w:r>
-        <w:t>My independent explanation, trace and limits</w:t>
-      </w:r>
-    </w:p>
-    <w:p>
-      <w:r>
-        <w:t>________________________________________________________________</w:t>
-      </w:r>
-    </w:p>
-    <w:p>
-      <w:r>
-        <w:t>________________________________________________________________</w:t>
-      </w:r>
-    </w:p>
-    <w:p>
-      <w:r>
-        <w:t>________________________________________________________________</w:t>
-      </w:r>
-    </w:p>
-    <w:p>
-      <w:r>
-        <w:t>________________________________________________________________</w:t>
-      </w:r>
-    </w:p>
-    <w:p>
-      <w:r>
-        <w:t>________________________________________________________________</w:t>
-      </w:r>
-    </w:p>
-    <w:p>
-      <w:r>
-        <w:t>________________________________________________________________</w:t>
-      </w:r>
-    </w:p>
-    <w:p>
-      <w:r>
-        <w:t>________________________________________________________________</w:t>
-      </w:r>
-    </w:p>
-    <w:p>
-      <w:pPr>
-        <w:spacing w:line="336" w:lineRule="auto" w:after="180"/>
-      </w:pPr>
-      <w:r>
-        <w:rPr>
-          <w:b w:val="0"/>
-        </w:rPr>
-        <w:t>Attempt this case before feedback. Record any help. Earlier examples below are further practice; a case already practised with feedback cannot establish fresh transfer.</w:t>
-      </w:r>
-    </w:p>
-    <w:p>
-      <w:pPr>
-        <w:pStyle w:val="Heading3"/>
-      </w:pPr>
-      <w:r>
-        <w:t>Attempt this without hints</w:t>
-      </w:r>
-    </w:p>
-    <w:p>
-      <w:pPr>
-        <w:spacing w:line="336" w:lineRule="auto" w:after="180"/>
-      </w:pPr>
-      <w:r>
-        <w:rPr>
-          <w:b w:val="0"/>
-        </w:rPr>
-        <w:t>Service blocks direct teacher lookup but diagnostic export includes full teacher answers. Identify defect and a test.</w:t>
-      </w:r>
-    </w:p>
-    <w:p>
-      <w:pPr>
-        <w:pStyle w:val="Heading3"/>
-      </w:pPr>
-      <w:r>
-        <w:t>My independent procedure, result and limitation</w:t>
-      </w:r>
-    </w:p>
-    <w:p>
-      <w:r>
-        <w:t>________________________________________________________________</w:t>
-      </w:r>
-    </w:p>
-    <w:p>
-      <w:r>
-        <w:t>________________________________________________________________</w:t>
-      </w:r>
-    </w:p>
-    <w:p>
-      <w:r>
-        <w:t>________________________________________________________________</w:t>
-      </w:r>
-    </w:p>
-    <w:p>
-      <w:r>
-        <w:t>________________________________________________________________</w:t>
-      </w:r>
-    </w:p>
-    <w:p>
-      <w:r>
-        <w:t>________________________________________________________________</w:t>
-      </w:r>
-    </w:p>
-    <w:p>
-      <w:r>
-        <w:t>________________________________________________________________</w:t>
-      </w:r>
-    </w:p>
-    <w:p>
-      <w:r>
-        <w:t>________________________________________________________________</w:t>
-      </w:r>
-    </w:p>
-    <w:p>
-      <w:r>
-        <w:t>________________________________________________________________</w:t>
-      </w:r>
-    </w:p>
-    <w:p>
-      <w:pPr>
-        <w:spacing w:line="336" w:lineRule="auto" w:after="180"/>
-      </w:pPr>
-      <w:r>
-        <w:rPr>
-          <w:b w:val="0"/>
-        </w:rPr>
-        <w:t>Record support used: none, hint or teacher explanation. After feedback, a different case is needed to demonstrate independence.</w:t>
-      </w:r>
-    </w:p>
-    <w:p>
-      <w:pPr>
-        <w:pStyle w:val="Heading3"/>
-      </w:pPr>
-      <w:r>
-        <w:t>Use feedback to improve</w:t>
-      </w:r>
-    </w:p>
-    <w:p>
-      <w:pPr>
-        <w:spacing w:line="336" w:lineRule="auto" w:after="180"/>
-      </w:pPr>
-      <w:r>
-        <w:rPr>
-          <w:b w:val="0"/>
-        </w:rPr>
-        <w:t>Attempt the independent case before hints. Record whether you worked alone, used a hint or followed a model. After feedback, fix the first unsupported step and explain why it changed.</w:t>
-      </w:r>
-    </w:p>
-    <w:p>
-      <w:pPr>
-        <w:spacing w:line="336" w:lineRule="auto" w:after="180"/>
-      </w:pPr>
-      <w:r>
-        <w:rPr>
-          <w:b w:val="0"/>
-        </w:rPr>
-        <w:t>A later check uses a changed case, not a copied answer.</w:t>
-      </w:r>
-    </w:p>
-    <w:p>
-      <w:pPr>
-        <w:pStyle w:val="Heading1"/>
-      </w:pPr>
-      <w:r>
-        <w:t>15. Your lesson route</w:t>
-      </w:r>
-    </w:p>
-    <w:p>
-      <w:r>
-        <w:t>Use this map to navigate Security and privacy review, connect the goals to tasks and keep one evidence record for each attempt.</w:t>
+        <w:t>15. Reference · The earlier route checklist</w:t>
+      </w:r>
+    </w:p>
+    <w:p>
+      <w:r>
+        <w:t>Use one main route rather than repeating the lesson.</w:t>
+      </w:r>
+    </w:p>
+    <w:p>
+      <w:pPr>
+        <w:pStyle w:val="Heading2"/>
+      </w:pPr>
+      <w:r>
+        <w:t>Targets,route and first prediction</w:t>
       </w:r>
     </w:p>
     <w:p>
@@ -3161,12 +4375,117 @@
         <w:pStyle w:val="Heading1"/>
       </w:pPr>
       <w:r>
-        <w:t>16. Finish and return</w:t>
-      </w:r>
-    </w:p>
-    <w:p>
-      <w:r>
-        <w:t>Explain Security and privacy review without notes, identify a remaining question and plan a later check with a changed case.</w:t>
+        <w:t>17. Extra practice · Predict,check and repair</w:t>
+      </w:r>
+    </w:p>
+    <w:p>
+      <w:r>
+        <w:t>Keep supported feedback separate from the independent case.</w:t>
+      </w:r>
+    </w:p>
+    <w:p>
+      <w:pPr>
+        <w:pStyle w:val="Heading2"/>
+      </w:pPr>
+      <w:r>
+        <w:t>First supported question and optional hint</w:t>
+      </w:r>
+    </w:p>
+    <w:p>
+      <w:pPr>
+        <w:pStyle w:val="ListBullet"/>
+      </w:pPr>
+      <w:r>
+        <w:t>Review a private note’s path. A revision service reads a learner’s private practice note; analytics need counts only.</w:t>
+      </w:r>
+    </w:p>
+    <w:p>
+      <w:pPr>
+        <w:pStyle w:val="Heading3"/>
+      </w:pPr>
+      <w:r>
+        <w:t>Practice 1: explain the deciding evidence</w:t>
+      </w:r>
+    </w:p>
+    <w:p>
+      <w:pPr>
+        <w:pStyle w:val="ListBullet"/>
+      </w:pPr>
+      <w:r>
+        <w:t>Which labelled step matches this detail? Send revision counts without copying private notes.</w:t>
+      </w:r>
+    </w:p>
+    <w:p>
+      <w:pPr>
+        <w:pStyle w:val="ListBullet"/>
+      </w:pPr>
+      <w:r>
+        <w:t>1. Map content path</w:t>
+      </w:r>
+    </w:p>
+    <w:p>
+      <w:pPr>
+        <w:pStyle w:val="ListBullet"/>
+      </w:pPr>
+      <w:r>
+        <w:t>2. Check readers</w:t>
+      </w:r>
+    </w:p>
+    <w:p>
+      <w:pPr>
+        <w:pStyle w:val="ListBullet"/>
+      </w:pPr>
+      <w:r>
+        <w:t>3. Minimise analytics</w:t>
+      </w:r>
+    </w:p>
+    <w:p>
+      <w:pPr>
+        <w:pStyle w:val="Heading3"/>
+      </w:pPr>
+      <w:r>
+        <w:t>My selected conclusion, deciding fact and explanation</w:t>
+      </w:r>
+    </w:p>
+    <w:p>
+      <w:r>
+        <w:t>________________________________________________________________</w:t>
+      </w:r>
+    </w:p>
+    <w:p>
+      <w:r>
+        <w:t>________________________________________________________________</w:t>
+      </w:r>
+    </w:p>
+    <w:p>
+      <w:r>
+        <w:t>________________________________________________________________</w:t>
+      </w:r>
+    </w:p>
+    <w:p>
+      <w:r>
+        <w:t>________________________________________________________________</w:t>
+      </w:r>
+    </w:p>
+    <w:p>
+      <w:r>
+        <w:t>________________________________________________________________</w:t>
+      </w:r>
+    </w:p>
+    <w:p>
+      <w:pPr>
+        <w:pStyle w:val="ListBullet"/>
+      </w:pPr>
+      <w:r>
+        <w:t>Hint if needed: Read the steps in the pictorial case. Match the supplied detail to the stage that performs or records it.</w:t>
+      </w:r>
+    </w:p>
+    <w:p>
+      <w:pPr>
+        <w:pStyle w:val="Heading2"/>
+      </w:pPr>
+      <w:r>
+        <w:t>Check after the first attempt · reference / check after trying</w:t>
       </w:r>
     </w:p>
     <w:p>
@@ -3177,7 +4496,157 @@
         <w:rPr>
           <w:b w:val="0"/>
         </w:rPr>
-        <w:t xml:space="preserve">Close your notes. Explain this goal in your own words: Explain the </w:t>
+        <w:t xml:space="preserve">After your attempt, compare with the supported explanation: Minimise analytics Send revision counts without copying private notes. A </w:t>
+      </w:r>
+      <w:r>
+        <w:rPr>
+          <w:b/>
+        </w:rPr>
+        <w:t>privacy review</w:t>
+      </w:r>
+      <w:r>
+        <w:rPr>
+          <w:b w:val="0"/>
+        </w:rPr>
+        <w:t xml:space="preserve"> follows data and authority through components.</w:t>
+      </w:r>
+    </w:p>
+    <w:p>
+      <w:pPr>
+        <w:spacing w:line="336" w:lineRule="auto" w:after="180"/>
+      </w:pPr>
+      <w:r>
+        <w:rPr>
+          <w:b w:val="0"/>
+        </w:rPr>
+        <w:t>A useful dashboard does not automatically need every underlying private detail.</w:t>
+      </w:r>
+    </w:p>
+    <w:p>
+      <w:pPr>
+        <w:pStyle w:val="Heading2"/>
+      </w:pPr>
+      <w:r>
+        <w:t>Changed-case question and optional hint</w:t>
+      </w:r>
+    </w:p>
+    <w:p>
+      <w:pPr>
+        <w:pStyle w:val="Heading3"/>
+      </w:pPr>
+      <w:r>
+        <w:t>Practice 2: explain the deciding evidence</w:t>
+      </w:r>
+    </w:p>
+    <w:p>
+      <w:pPr>
+        <w:pStyle w:val="ListBullet"/>
+      </w:pPr>
+      <w:r>
+        <w:t>Changed-case practice: The dashboard starts storing full notes. Which conclusion is supported by the supplied facts?</w:t>
+      </w:r>
+    </w:p>
+    <w:p>
+      <w:pPr>
+        <w:pStyle w:val="ListBullet"/>
+      </w:pPr>
+      <w:r>
+        <w:t>1. This one example guarantees correct results for every future input.</w:t>
+      </w:r>
+    </w:p>
+    <w:p>
+      <w:pPr>
+        <w:pStyle w:val="ListBullet"/>
+      </w:pPr>
+      <w:r>
+        <w:t>2. Flag the unapproved content path and remove it from the design.</w:t>
+      </w:r>
+    </w:p>
+    <w:p>
+      <w:pPr>
+        <w:pStyle w:val="ListBullet"/>
+      </w:pPr>
+      <w:r>
+        <w:t>3. We can decide the result without examining the changed input or the procedure.</w:t>
+      </w:r>
+    </w:p>
+    <w:p>
+      <w:pPr>
+        <w:pStyle w:val="Heading3"/>
+      </w:pPr>
+      <w:r>
+        <w:t>My selected conclusion, deciding fact and explanation</w:t>
+      </w:r>
+    </w:p>
+    <w:p>
+      <w:r>
+        <w:t>________________________________________________________________</w:t>
+      </w:r>
+    </w:p>
+    <w:p>
+      <w:r>
+        <w:t>________________________________________________________________</w:t>
+      </w:r>
+    </w:p>
+    <w:p>
+      <w:r>
+        <w:t>________________________________________________________________</w:t>
+      </w:r>
+    </w:p>
+    <w:p>
+      <w:r>
+        <w:t>________________________________________________________________</w:t>
+      </w:r>
+    </w:p>
+    <w:p>
+      <w:r>
+        <w:t>________________________________________________________________</w:t>
+      </w:r>
+    </w:p>
+    <w:p>
+      <w:pPr>
+        <w:pStyle w:val="ListBullet"/>
+      </w:pPr>
+      <w:r>
+        <w:t>Hint if needed: Use the changed condition and the deciding step in the pictorial trace. The answer must say what follows from those facts.</w:t>
+      </w:r>
+    </w:p>
+    <w:p>
+      <w:pPr>
+        <w:pStyle w:val="Heading2"/>
+      </w:pPr>
+      <w:r>
+        <w:t>Check after the changed attempt · reference / check after trying</w:t>
+      </w:r>
+    </w:p>
+    <w:p>
+      <w:pPr>
+        <w:spacing w:line="336" w:lineRule="auto" w:after="180"/>
+      </w:pPr>
+      <w:r>
+        <w:rPr>
+          <w:b w:val="0"/>
+        </w:rPr>
+        <w:t>After your attempt, compare with the supported explanation: Flag the unapproved content path and remove it from the design. Its count-only purpose does not grant note-reading permission.</w:t>
+      </w:r>
+    </w:p>
+    <w:p>
+      <w:pPr>
+        <w:pStyle w:val="Heading2"/>
+      </w:pPr>
+      <w:r>
+        <w:t>Repair and retain the record</w:t>
+      </w:r>
+    </w:p>
+    <w:p>
+      <w:pPr>
+        <w:spacing w:line="336" w:lineRule="auto" w:after="180"/>
+      </w:pPr>
+      <w:r>
+        <w:rPr>
+          <w:b w:val="0"/>
+        </w:rPr>
+        <w:t xml:space="preserve">Review Performance and cost experiments (ai-6/29). Goal: Explain the </w:t>
       </w:r>
       <w:r>
         <w:rPr>
@@ -3189,81 +4658,86 @@
         <w:rPr>
           <w:b w:val="0"/>
         </w:rPr>
-        <w:t xml:space="preserve"> and terminology of security and </w:t>
+        <w:t xml:space="preserve"> and terminology of performance and cost experiments. Short practice: Calculate per-case seconds and cost units for A and B.</w:t>
+      </w:r>
+    </w:p>
+    <w:p>
+      <w:pPr>
+        <w:spacing w:line="336" w:lineRule="auto" w:after="180"/>
+      </w:pPr>
+      <w:r>
+        <w:rPr>
+          <w:b w:val="0"/>
+        </w:rPr>
+        <w:t>Which meets a budget of at most 2 cost units per case, and what speed trade-off does that choice make?. Return to this week and explain what you changed.</w:t>
+      </w:r>
+    </w:p>
+    <w:p>
+      <w:pPr>
+        <w:spacing w:line="336" w:lineRule="auto" w:after="180"/>
+      </w:pPr>
+      <w:r>
+        <w:rPr>
+          <w:b w:val="0"/>
+        </w:rPr>
+        <w:t xml:space="preserve">Review Human escalation workflows (ai-6/27). Goal: Explain the </w:t>
       </w:r>
       <w:r>
         <w:rPr>
           <w:b/>
         </w:rPr>
-        <w:t>privacy review</w:t>
-      </w:r>
-    </w:p>
-    <w:p>
-      <w:pPr>
-        <w:pStyle w:val="Heading3"/>
-      </w:pPr>
-      <w:r>
-        <w:t>My deciding step, evidence and one remaining question</w:t>
-      </w:r>
-    </w:p>
-    <w:p>
-      <w:r>
-        <w:t>________________________________________________________________</w:t>
-      </w:r>
-    </w:p>
-    <w:p>
-      <w:r>
-        <w:t>________________________________________________________________</w:t>
-      </w:r>
-    </w:p>
-    <w:p>
-      <w:r>
-        <w:t>________________________________________________________________</w:t>
-      </w:r>
-    </w:p>
-    <w:p>
-      <w:r>
-        <w:t>________________________________________________________________</w:t>
-      </w:r>
-    </w:p>
-    <w:p>
-      <w:r>
-        <w:t>________________________________________________________________</w:t>
-      </w:r>
-    </w:p>
-    <w:p>
-      <w:pPr>
-        <w:spacing w:line="336" w:lineRule="auto" w:after="180"/>
-      </w:pPr>
+        <w:t>mechanism</w:t>
+      </w:r>
       <w:r>
         <w:rPr>
           <w:b w:val="0"/>
         </w:rPr>
-        <w:t xml:space="preserve">If you are unsure, return to the worked picture and explain one arrow. If you are ready, change an </w:t>
+        <w:t xml:space="preserve"> and terminology of human escalation workflows. Short practice: Identify the exact service boundary in the bottle question.</w:t>
+      </w:r>
+    </w:p>
+    <w:p>
+      <w:pPr>
+        <w:spacing w:line="336" w:lineRule="auto" w:after="180"/>
+      </w:pPr>
+      <w:r>
+        <w:rPr>
+          <w:b w:val="0"/>
+        </w:rPr>
+        <w:t>What accurate information belongs in the supervisor handoff, and what remains unresolved if nobody is reachable?. Return to this week and explain what you changed.</w:t>
+      </w:r>
+    </w:p>
+    <w:p>
+      <w:pPr>
+        <w:spacing w:line="336" w:lineRule="auto" w:after="180"/>
+      </w:pPr>
+      <w:r>
+        <w:rPr>
+          <w:b w:val="0"/>
+        </w:rPr>
+        <w:t xml:space="preserve">Review Release and rollback (ai-6/24). Goal: Explain the </w:t>
       </w:r>
       <w:r>
         <w:rPr>
           <w:b/>
         </w:rPr>
-        <w:t>input</w:t>
+        <w:t>mechanism</w:t>
       </w:r>
       <w:r>
         <w:rPr>
           <w:b w:val="0"/>
         </w:rPr>
-        <w:t xml:space="preserve"> or assumption and justify your </w:t>
-      </w:r>
-      <w:r>
-        <w:rPr>
-          <w:b/>
-        </w:rPr>
-        <w:t>prediction</w:t>
-      </w:r>
+        <w:t xml:space="preserve"> and terminology of release and rollback. Short practice: Compute A’s and B’s correctness percentages.</w:t>
+      </w:r>
+    </w:p>
+    <w:p>
+      <w:pPr>
+        <w:spacing w:line="336" w:lineRule="auto" w:after="180"/>
+      </w:pPr>
       <w:r>
         <w:rPr>
           <w:b w:val="0"/>
         </w:rPr>
-        <w:t>.</w:t>
+        <w:t>Why is B still blocked, and does passing a fresh privacy check automatically satisfy every release gate?. Return to this week and explain what you changed.</w:t>
       </w:r>
     </w:p>
     <w:p>
@@ -3274,7 +4748,7 @@
         <w:rPr>
           <w:b w:val="0"/>
         </w:rPr>
-        <w:t xml:space="preserve">Save your workbook </w:t>
+        <w:t xml:space="preserve">Use Download completed work in the hosted lesson to export your answers, reflections, practice feedback and code-run </w:t>
       </w:r>
       <w:r>
         <w:rPr>
@@ -3286,20 +4760,26 @@
         <w:rPr>
           <w:b w:val="0"/>
         </w:rPr>
-        <w:t>. At the next review, try a different case before opening your old answer.</w:t>
-      </w:r>
-    </w:p>
-    <w:p>
-      <w:pPr>
-        <w:pStyle w:val="Heading1"/>
-      </w:pPr>
-      <w:r>
-        <w:t>17. Supported practice, repair and portfolio</w:t>
-      </w:r>
-    </w:p>
-    <w:p>
-      <w:r>
-        <w:t>Attempt supported questions before using hints or feedback. Review a missing building block, then keep the completed work.</w:t>
+        <w:t>. Open the HTML copy to read or print it.</w:t>
+      </w:r>
+    </w:p>
+    <w:p>
+      <w:pPr>
+        <w:spacing w:line="336" w:lineRule="auto" w:after="180"/>
+      </w:pPr>
+      <w:r>
+        <w:rPr>
+          <w:b w:val="0"/>
+        </w:rPr>
+        <w:t>Drafts stay in this browser when storage is available; clear drafts on a shared device.</w:t>
+      </w:r>
+    </w:p>
+    <w:p>
+      <w:pPr>
+        <w:pStyle w:val="Heading2"/>
+      </w:pPr>
+      <w:r>
+        <w:t>Earlier wording, alternatives and picture transcripts · reference / check after trying</w:t>
       </w:r>
     </w:p>
     <w:p>
@@ -3315,68 +4795,10 @@
     </w:p>
     <w:p>
       <w:pPr>
-        <w:spacing w:line="336" w:lineRule="auto" w:after="180"/>
-      </w:pPr>
-      <w:r>
-        <w:rPr>
-          <w:b w:val="0"/>
-        </w:rPr>
-        <w:t>Review a private note’s path. A revision service reads a learner’s private practice note; analytics need counts only.</w:t>
-      </w:r>
-    </w:p>
-    <w:p>
-      <w:pPr>
         <w:pStyle w:val="Heading3"/>
       </w:pPr>
       <w:r>
-        <w:t>Practice 1: explain the deciding evidence</w:t>
-      </w:r>
-    </w:p>
-    <w:p>
-      <w:pPr>
-        <w:spacing w:line="336" w:lineRule="auto" w:after="180"/>
-      </w:pPr>
-      <w:r>
-        <w:rPr>
-          <w:b w:val="0"/>
-        </w:rPr>
-        <w:t>Which labelled step matches this detail? Send revision counts without copying private notes.</w:t>
-      </w:r>
-    </w:p>
-    <w:p>
-      <w:pPr>
-        <w:spacing w:line="336" w:lineRule="auto" w:after="180"/>
-        <w:shd w:fill="F4F9FC"/>
-      </w:pPr>
-      <w:r>
-        <w:rPr>
-          <w:b w:val="0"/>
-        </w:rPr>
-        <w:t>1. Map content path</w:t>
-      </w:r>
-    </w:p>
-    <w:p>
-      <w:pPr>
-        <w:spacing w:line="336" w:lineRule="auto" w:after="180"/>
-        <w:shd w:fill="F4F9FC"/>
-      </w:pPr>
-      <w:r>
-        <w:rPr>
-          <w:b w:val="0"/>
-        </w:rPr>
-        <w:t>2. Check readers</w:t>
-      </w:r>
-    </w:p>
-    <w:p>
-      <w:pPr>
-        <w:spacing w:line="336" w:lineRule="auto" w:after="180"/>
-        <w:shd w:fill="F4F9FC"/>
-      </w:pPr>
-      <w:r>
-        <w:rPr>
-          <w:b w:val="0"/>
-        </w:rPr>
-        <w:t>3. Minimise analytics</w:t>
+        <w:t>Repair a missing building block</w:t>
       </w:r>
     </w:p>
     <w:p>
@@ -3384,427 +4806,25 @@
         <w:pStyle w:val="Heading3"/>
       </w:pPr>
       <w:r>
-        <w:t>My selected conclusion, deciding fact and explanation</w:t>
-      </w:r>
-    </w:p>
-    <w:p>
-      <w:r>
-        <w:t>________________________________________________________________</w:t>
-      </w:r>
-    </w:p>
-    <w:p>
-      <w:r>
-        <w:t>________________________________________________________________</w:t>
-      </w:r>
-    </w:p>
-    <w:p>
-      <w:r>
-        <w:t>________________________________________________________________</w:t>
-      </w:r>
-    </w:p>
-    <w:p>
-      <w:r>
-        <w:t>________________________________________________________________</w:t>
-      </w:r>
-    </w:p>
-    <w:p>
-      <w:r>
-        <w:t>________________________________________________________________</w:t>
-      </w:r>
-    </w:p>
-    <w:p>
-      <w:pPr>
-        <w:pStyle w:val="Heading3"/>
-      </w:pPr>
-      <w:r>
-        <w:t>Hint · try first</w:t>
-      </w:r>
-    </w:p>
-    <w:p>
-      <w:pPr>
-        <w:spacing w:line="336" w:lineRule="auto" w:after="180"/>
-        <w:shd w:fill="F1F6F8"/>
-      </w:pPr>
-      <w:r>
-        <w:rPr>
-          <w:b w:val="0"/>
-        </w:rPr>
-        <w:t>Hint if needed: Read the steps in the pictorial case. Match the supplied detail to the stage that performs or records it.</w:t>
-      </w:r>
-    </w:p>
-    <w:p>
-      <w:pPr>
-        <w:pStyle w:val="Heading3"/>
-      </w:pPr>
-      <w:r>
-        <w:t>Feedback · compare after trying</w:t>
-      </w:r>
-    </w:p>
-    <w:p>
-      <w:pPr>
-        <w:spacing w:line="336" w:lineRule="auto" w:after="180"/>
-        <w:shd w:fill="F1F6FC"/>
-      </w:pPr>
-      <w:r>
-        <w:rPr>
-          <w:b w:val="0"/>
-        </w:rPr>
-        <w:t xml:space="preserve">After your attempt, compare with the supported explanation: Minimise analytics Send revision counts without copying private notes. A </w:t>
-      </w:r>
-      <w:r>
-        <w:rPr>
-          <w:b/>
-        </w:rPr>
-        <w:t>privacy review</w:t>
-      </w:r>
-      <w:r>
-        <w:rPr>
-          <w:b w:val="0"/>
-        </w:rPr>
-        <w:t xml:space="preserve"> follows data and authority through components.</w:t>
-      </w:r>
-    </w:p>
-    <w:p>
-      <w:pPr>
-        <w:spacing w:line="336" w:lineRule="auto" w:after="180"/>
-        <w:shd w:fill="F1F6FC"/>
-      </w:pPr>
-      <w:r>
-        <w:rPr>
-          <w:b w:val="0"/>
-        </w:rPr>
-        <w:t>A useful dashboard does not automatically need every underlying private detail.</w:t>
-      </w:r>
-    </w:p>
-    <w:p>
-      <w:pPr>
-        <w:pStyle w:val="Heading3"/>
-      </w:pPr>
-      <w:r>
-        <w:t>Practice 2: explain the deciding evidence</w:t>
-      </w:r>
-    </w:p>
-    <w:p>
-      <w:pPr>
-        <w:pStyle w:val="Heading3"/>
-      </w:pPr>
-      <w:r>
-        <w:t>Changed case · predict first</w:t>
-      </w:r>
-    </w:p>
-    <w:p>
-      <w:pPr>
-        <w:spacing w:line="336" w:lineRule="auto" w:after="180"/>
-        <w:shd w:fill="F5F1FB"/>
-      </w:pPr>
-      <w:r>
-        <w:rPr>
-          <w:b w:val="0"/>
-        </w:rPr>
-        <w:t>Changed-case practice: The dashboard starts storing full notes. Which conclusion is supported by the supplied facts?</w:t>
-      </w:r>
-    </w:p>
-    <w:p>
-      <w:pPr>
-        <w:spacing w:line="336" w:lineRule="auto" w:after="180"/>
-        <w:shd w:fill="F4F9FC"/>
-      </w:pPr>
-      <w:r>
-        <w:rPr>
-          <w:b w:val="0"/>
-        </w:rPr>
-        <w:t xml:space="preserve">1. This one example guarantees correct results for every future </w:t>
-      </w:r>
-      <w:r>
-        <w:rPr>
-          <w:b/>
-        </w:rPr>
-        <w:t>input</w:t>
-      </w:r>
-      <w:r>
-        <w:rPr>
-          <w:b w:val="0"/>
-        </w:rPr>
-        <w:t>.</w:t>
-      </w:r>
-    </w:p>
-    <w:p>
-      <w:pPr>
-        <w:spacing w:line="336" w:lineRule="auto" w:after="180"/>
-        <w:shd w:fill="F4F9FC"/>
-      </w:pPr>
-      <w:r>
-        <w:rPr>
-          <w:b w:val="0"/>
-        </w:rPr>
-        <w:t>2. Flag the unapproved content path and remove it from the design.</w:t>
-      </w:r>
-    </w:p>
-    <w:p>
-      <w:pPr>
-        <w:spacing w:line="336" w:lineRule="auto" w:after="180"/>
-        <w:shd w:fill="F4F9FC"/>
-      </w:pPr>
-      <w:r>
-        <w:rPr>
-          <w:b w:val="0"/>
-        </w:rPr>
-        <w:t xml:space="preserve">3. We can decide the result without examining the changed </w:t>
-      </w:r>
-      <w:r>
-        <w:rPr>
-          <w:b/>
-        </w:rPr>
-        <w:t>input</w:t>
-      </w:r>
-      <w:r>
-        <w:rPr>
-          <w:b w:val="0"/>
-        </w:rPr>
-        <w:t xml:space="preserve"> or the procedure.</w:t>
-      </w:r>
-    </w:p>
-    <w:p>
-      <w:pPr>
-        <w:pStyle w:val="Heading3"/>
-      </w:pPr>
-      <w:r>
-        <w:t>My selected conclusion, deciding fact and explanation</w:t>
-      </w:r>
-    </w:p>
-    <w:p>
-      <w:r>
-        <w:t>________________________________________________________________</w:t>
-      </w:r>
-    </w:p>
-    <w:p>
-      <w:r>
-        <w:t>________________________________________________________________</w:t>
-      </w:r>
-    </w:p>
-    <w:p>
-      <w:r>
-        <w:t>________________________________________________________________</w:t>
-      </w:r>
-    </w:p>
-    <w:p>
-      <w:r>
-        <w:t>________________________________________________________________</w:t>
-      </w:r>
-    </w:p>
-    <w:p>
-      <w:r>
-        <w:t>________________________________________________________________</w:t>
-      </w:r>
-    </w:p>
-    <w:p>
-      <w:pPr>
-        <w:pStyle w:val="Heading3"/>
-      </w:pPr>
-      <w:r>
-        <w:t>Hint · try first</w:t>
-      </w:r>
-    </w:p>
-    <w:p>
-      <w:pPr>
-        <w:spacing w:line="336" w:lineRule="auto" w:after="180"/>
-        <w:shd w:fill="F1F6F8"/>
-      </w:pPr>
-      <w:r>
-        <w:rPr>
-          <w:b w:val="0"/>
-        </w:rPr>
-        <w:t>Hint if needed: Use the changed condition and the deciding step in the pictorial trace. The answer must say what follows from those facts.</w:t>
-      </w:r>
-    </w:p>
-    <w:p>
-      <w:pPr>
-        <w:pStyle w:val="Heading3"/>
-      </w:pPr>
-      <w:r>
-        <w:t>Feedback · compare after trying</w:t>
-      </w:r>
-    </w:p>
-    <w:p>
-      <w:pPr>
-        <w:spacing w:line="336" w:lineRule="auto" w:after="180"/>
-        <w:shd w:fill="F1F6FC"/>
-      </w:pPr>
-      <w:r>
-        <w:rPr>
-          <w:b w:val="0"/>
-        </w:rPr>
-        <w:t>After your attempt, compare with the supported explanation: Flag the unapproved content path and remove it from the design. Its count-only purpose does not grant note-reading permission.</w:t>
-      </w:r>
-    </w:p>
-    <w:p>
-      <w:pPr>
-        <w:pStyle w:val="Heading3"/>
-      </w:pPr>
-      <w:r>
-        <w:t>Repair a missing building block</w:t>
-      </w:r>
-    </w:p>
-    <w:p>
-      <w:pPr>
-        <w:spacing w:line="336" w:lineRule="auto" w:after="180"/>
-      </w:pPr>
-      <w:r>
-        <w:rPr>
-          <w:b w:val="0"/>
-        </w:rPr>
-        <w:t xml:space="preserve">Review Performance and cost experiments (ai-6/29). Goal: Explain the </w:t>
-      </w:r>
-      <w:r>
-        <w:rPr>
-          <w:b/>
-        </w:rPr>
-        <w:t>mechanism</w:t>
-      </w:r>
-      <w:r>
-        <w:rPr>
-          <w:b w:val="0"/>
-        </w:rPr>
-        <w:t xml:space="preserve"> and terminology of performance and cost experiments. Short practice: Calculate per-case seconds and cost units for A and B.</w:t>
-      </w:r>
-    </w:p>
-    <w:p>
-      <w:pPr>
-        <w:spacing w:line="336" w:lineRule="auto" w:after="180"/>
-      </w:pPr>
-      <w:r>
-        <w:rPr>
-          <w:b w:val="0"/>
-        </w:rPr>
-        <w:t>Which meets a budget of at most 2 cost units per case, and what speed trade-off does that choice make?. Return to this week and explain what you changed.</w:t>
-      </w:r>
-    </w:p>
-    <w:p>
-      <w:pPr>
-        <w:spacing w:line="336" w:lineRule="auto" w:after="180"/>
-      </w:pPr>
-      <w:r>
-        <w:rPr>
-          <w:b w:val="0"/>
-        </w:rPr>
-        <w:t xml:space="preserve">Review Human escalation workflows (ai-6/27). Goal: Explain the </w:t>
-      </w:r>
-      <w:r>
-        <w:rPr>
-          <w:b/>
-        </w:rPr>
-        <w:t>mechanism</w:t>
-      </w:r>
-      <w:r>
-        <w:rPr>
-          <w:b w:val="0"/>
-        </w:rPr>
-        <w:t xml:space="preserve"> and terminology of human escalation workflows. Short practice: Identify the exact service boundary in the bottle question.</w:t>
-      </w:r>
-    </w:p>
-    <w:p>
-      <w:pPr>
-        <w:spacing w:line="336" w:lineRule="auto" w:after="180"/>
-      </w:pPr>
-      <w:r>
-        <w:rPr>
-          <w:b w:val="0"/>
-        </w:rPr>
-        <w:t>What accurate information belongs in the supervisor handoff, and what remains unresolved if nobody is reachable?. Return to this week and explain what you changed.</w:t>
-      </w:r>
-    </w:p>
-    <w:p>
-      <w:pPr>
-        <w:spacing w:line="336" w:lineRule="auto" w:after="180"/>
-      </w:pPr>
-      <w:r>
-        <w:rPr>
-          <w:b w:val="0"/>
-        </w:rPr>
-        <w:t xml:space="preserve">Review Release and rollback (ai-6/24). Goal: Explain the </w:t>
-      </w:r>
-      <w:r>
-        <w:rPr>
-          <w:b/>
-        </w:rPr>
-        <w:t>mechanism</w:t>
-      </w:r>
-      <w:r>
-        <w:rPr>
-          <w:b w:val="0"/>
-        </w:rPr>
-        <w:t xml:space="preserve"> and terminology of release and rollback. Short practice: Compute A’s and B’s correctness percentages.</w:t>
-      </w:r>
-    </w:p>
-    <w:p>
-      <w:pPr>
-        <w:spacing w:line="336" w:lineRule="auto" w:after="180"/>
-      </w:pPr>
-      <w:r>
-        <w:rPr>
-          <w:b w:val="0"/>
-        </w:rPr>
-        <w:t>Why is B still blocked, and does passing a fresh privacy check automatically satisfy every release gate?. Return to this week and explain what you changed.</w:t>
-      </w:r>
-    </w:p>
-    <w:p>
-      <w:pPr>
-        <w:pStyle w:val="Heading3"/>
-      </w:pPr>
-      <w:r>
         <w:t>Keep your completed work</w:t>
       </w:r>
     </w:p>
     <w:p>
       <w:pPr>
-        <w:spacing w:line="336" w:lineRule="auto" w:after="180"/>
-      </w:pPr>
-      <w:r>
-        <w:rPr>
-          <w:b w:val="0"/>
-        </w:rPr>
-        <w:t xml:space="preserve">Use Download completed work in the hosted lesson to export your answers, reflections, practice feedback and code-run </w:t>
-      </w:r>
-      <w:r>
-        <w:rPr>
-          <w:b/>
-        </w:rPr>
-        <w:t>evidence</w:t>
-      </w:r>
-      <w:r>
-        <w:rPr>
-          <w:b w:val="0"/>
-        </w:rPr>
-        <w:t>. Open the HTML copy to read or print it.</w:t>
-      </w:r>
-    </w:p>
-    <w:p>
-      <w:pPr>
-        <w:spacing w:line="336" w:lineRule="auto" w:after="180"/>
-      </w:pPr>
-      <w:r>
-        <w:rPr>
-          <w:b w:val="0"/>
-        </w:rPr>
-        <w:t>Drafts stay in this browser when storage is available; clear drafts on a shared device.</w:t>
-      </w:r>
-    </w:p>
-    <w:p>
-      <w:pPr>
         <w:pStyle w:val="Heading1"/>
       </w:pPr>
       <w:r>
-        <w:t>18. Visual concept journey</w:t>
-      </w:r>
-    </w:p>
-    <w:p>
-      <w:r>
-        <w:t>Explain each Security and privacy review graphic using its labels, deciding evidence and relevant limitation.</w:t>
-      </w:r>
-    </w:p>
-    <w:p>
-      <w:pPr>
-        <w:pStyle w:val="Heading3"/>
+        <w:t>18. Reference · Six-picture concept journey</w:t>
+      </w:r>
+    </w:p>
+    <w:p>
+      <w:r>
+        <w:t>Choose the picture that supports the current explanation.</w:t>
+      </w:r>
+    </w:p>
+    <w:p>
+      <w:pPr>
+        <w:pStyle w:val="Heading2"/>
       </w:pPr>
       <w:r>
         <w:t>01. Security and privacy review: the case</w:t>
@@ -3815,7 +4835,7 @@
         <w:drawing>
           <wp:inline xmlns:a="http://schemas.openxmlformats.org/drawingml/2006/main" xmlns:pic="http://schemas.openxmlformats.org/drawingml/2006/picture">
             <wp:extent cx="5486400" cy="2834640"/>
-            <wp:docPr id="2" name="Picture 2" descr="Review a private note’s path. A revision service reads a learner’s private practice note; analytics need counts only. Supplied facts: Only the learner and assigned teacher may read note text. The dashboard is authorised for aggregate counts, not notes."/>
+            <wp:docPr id="4" name="Picture 4" descr="Review a private note’s path. A revision service reads a learner’s private practice note; analytics need counts only. Supplied facts: Only the learner and assigned teacher may read note text. The dashboard is authorised for aggregate counts, not notes."/>
             <wp:cNvGraphicFramePr>
               <a:graphicFrameLocks noChangeAspect="1"/>
             </wp:cNvGraphicFramePr>
@@ -3827,7 +4847,7 @@
                     <pic:cNvPicPr/>
                   </pic:nvPicPr>
                   <pic:blipFill>
-                    <a:blip r:embed="rId10"/>
+                    <a:blip r:embed="rId12"/>
                     <a:stretch>
                       <a:fillRect/>
                     </a:stretch>
@@ -3871,7 +4891,6 @@
     <w:p>
       <w:pPr>
         <w:spacing w:line="336" w:lineRule="auto" w:after="180"/>
-        <w:shd w:fill="F5F1FB"/>
       </w:pPr>
       <w:r>
         <w:rPr>
@@ -3882,7 +4901,7 @@
     </w:p>
     <w:p>
       <w:pPr>
-        <w:pStyle w:val="Heading3"/>
+        <w:pStyle w:val="Heading2"/>
       </w:pPr>
       <w:r>
         <w:t>02. Follow the deciding steps</w:t>
@@ -3893,7 +4912,7 @@
         <w:drawing>
           <wp:inline xmlns:a="http://schemas.openxmlformats.org/drawingml/2006/main" xmlns:pic="http://schemas.openxmlformats.org/drawingml/2006/picture">
             <wp:extent cx="5486400" cy="3182112"/>
-            <wp:docPr id="3" name="Picture 3" descr="Map content path: The authorised revision service receives the note. → Check readers: The stated learner and teacher can retrieve its text. → Minimise analytics: Send revision counts without copying private notes."/>
+            <wp:docPr id="5" name="Picture 5" descr="Map content path: The authorised revision service receives the note. → Check readers: The stated learner and teacher can retrieve its text. → Minimise analytics: Send revision counts without copying private notes."/>
             <wp:cNvGraphicFramePr>
               <a:graphicFrameLocks noChangeAspect="1"/>
             </wp:cNvGraphicFramePr>
@@ -3905,7 +4924,7 @@
                     <pic:cNvPicPr/>
                   </pic:nvPicPr>
                   <pic:blipFill>
-                    <a:blip r:embed="rId11"/>
+                    <a:blip r:embed="rId9"/>
                     <a:stretch>
                       <a:fillRect/>
                     </a:stretch>
@@ -3938,7 +4957,6 @@
     <w:p>
       <w:pPr>
         <w:spacing w:line="336" w:lineRule="auto" w:after="180"/>
-        <w:shd w:fill="F5F1FB"/>
       </w:pPr>
       <w:r>
         <w:rPr>
@@ -3961,7 +4979,7 @@
     </w:p>
     <w:p>
       <w:pPr>
-        <w:pStyle w:val="Heading3"/>
+        <w:pStyle w:val="Heading2"/>
       </w:pPr>
       <w:r>
         <w:t>03. Security and privacy review — evidence trace</w:t>
@@ -3972,7 +4990,7 @@
         <w:drawing>
           <wp:inline xmlns:a="http://schemas.openxmlformats.org/drawingml/2006/main" xmlns:pic="http://schemas.openxmlformats.org/drawingml/2006/picture">
             <wp:extent cx="5486400" cy="2996184"/>
-            <wp:docPr id="4" name="Picture 4" descr="Security and privacy review — evidence trace. Output denies teacher guide, but cache contains it under a student-accessible key. | For the classroom service identify restricted guides, session secrets and student content. Test denied roles, unexpected fields, source injection and minimised logging without real credentials. | Access remains broken through the cache path. Review every storage/return path and assert restricted data never reaches student output/context."/>
+            <wp:docPr id="6" name="Picture 6" descr="Security and privacy review — evidence trace. Output denies teacher guide, but cache contains it under a student-accessible key. | For the classroom service identify restricted guides, session secrets and student content. Test denied roles, unexpected fields, source injection and minimised logging without real credentials. | Access remains broken through the cache path. Review every storage/return path and assert restricted data never reaches student output/context."/>
             <wp:cNvGraphicFramePr>
               <a:graphicFrameLocks noChangeAspect="1"/>
             </wp:cNvGraphicFramePr>
@@ -3984,7 +5002,7 @@
                     <pic:cNvPicPr/>
                   </pic:nvPicPr>
                   <pic:blipFill>
-                    <a:blip r:embed="rId12"/>
+                    <a:blip r:embed="rId13"/>
                     <a:stretch>
                       <a:fillRect/>
                     </a:stretch>
@@ -4087,7 +5105,6 @@
     <w:p>
       <w:pPr>
         <w:spacing w:line="336" w:lineRule="auto" w:after="180"/>
-        <w:shd w:fill="F5F1FB"/>
       </w:pPr>
       <w:r>
         <w:rPr>
@@ -4098,7 +5115,7 @@
     </w:p>
     <w:p>
       <w:pPr>
-        <w:pStyle w:val="Heading3"/>
+        <w:pStyle w:val="Heading2"/>
       </w:pPr>
       <w:r>
         <w:t>04. Change one thing. Trace what follows.</w:t>
@@ -4109,7 +5126,7 @@
         <w:drawing>
           <wp:inline xmlns:a="http://schemas.openxmlformats.org/drawingml/2006/main" xmlns:pic="http://schemas.openxmlformats.org/drawingml/2006/picture">
             <wp:extent cx="5486400" cy="3026664"/>
-            <wp:docPr id="5" name="Picture 5" descr="Original case: Send revision counts without copying private notes. Changed condition: The dashboard starts storing full notes. Expected result: Flag the unapproved content path and remove it from the design. Reason: Its count-only purpose does not grant note-reading permission."/>
+            <wp:docPr id="7" name="Picture 7" descr="Original case: Send revision counts without copying private notes. Changed condition: The dashboard starts storing full notes. Expected result: Flag the unapproved content path and remove it from the design. Reason: Its count-only purpose does not grant note-reading permission."/>
             <wp:cNvGraphicFramePr>
               <a:graphicFrameLocks noChangeAspect="1"/>
             </wp:cNvGraphicFramePr>
@@ -4121,7 +5138,7 @@
                     <pic:cNvPicPr/>
                   </pic:nvPicPr>
                   <pic:blipFill>
-                    <a:blip r:embed="rId13"/>
+                    <a:blip r:embed="rId10"/>
                     <a:stretch>
                       <a:fillRect/>
                     </a:stretch>
@@ -4165,7 +5182,6 @@
     <w:p>
       <w:pPr>
         <w:spacing w:line="336" w:lineRule="auto" w:after="180"/>
-        <w:shd w:fill="F5F1FB"/>
       </w:pPr>
       <w:r>
         <w:rPr>
@@ -4176,7 +5192,7 @@
     </w:p>
     <w:p>
       <w:pPr>
-        <w:pStyle w:val="Heading3"/>
+        <w:pStyle w:val="Heading2"/>
       </w:pPr>
       <w:r>
         <w:t>05. Connect the explanation to its limit</w:t>
@@ -4187,7 +5203,7 @@
         <w:drawing>
           <wp:inline xmlns:a="http://schemas.openxmlformats.org/drawingml/2006/main" xmlns:pic="http://schemas.openxmlformats.org/drawingml/2006/picture">
             <wp:extent cx="5486400" cy="2834640"/>
-            <wp:docPr id="6" name="Picture 6" descr="A privacy review follows data and authority through components. A useful dashboard does not automatically need every underlying private detail. Limit: Tiny-group aggregates can still reveal individuals; evaluate linkability, access and retention."/>
+            <wp:docPr id="8" name="Picture 8" descr="A privacy review follows data and authority through components. A useful dashboard does not automatically need every underlying private detail. Limit: Tiny-group aggregates can still reveal individuals; evaluate linkability, access and retention."/>
             <wp:cNvGraphicFramePr>
               <a:graphicFrameLocks noChangeAspect="1"/>
             </wp:cNvGraphicFramePr>
@@ -4255,7 +5271,6 @@
     <w:p>
       <w:pPr>
         <w:spacing w:line="336" w:lineRule="auto" w:after="180"/>
-        <w:shd w:fill="F5F1FB"/>
       </w:pPr>
       <w:r>
         <w:rPr>
@@ -4266,7 +5281,7 @@
     </w:p>
     <w:p>
       <w:pPr>
-        <w:pStyle w:val="Heading3"/>
+        <w:pStyle w:val="Heading2"/>
       </w:pPr>
       <w:r>
         <w:t>06. Make the idea visible in your project</w:t>
@@ -4277,7 +5292,7 @@
         <w:drawing>
           <wp:inline xmlns:a="http://schemas.openxmlformats.org/drawingml/2006/main" xmlns:pic="http://schemas.openxmlformats.org/drawingml/2006/picture">
             <wp:extent cx="5486400" cy="3529584"/>
-            <wp:docPr id="7" name="Picture 7" descr="For the Grounded Learning Service, retain an annotated trace and the changed-case result. Name the contract or evidence that makes the deciding step valid, so another team can review it. Draw your input, deciding step, result and limit. Supported question: Trace private note content and analytics counts to their permitted readers. Why is storing full notes in the dashboard outside this design, and what risk can remain for tiny-group counts?"/>
+            <wp:docPr id="9" name="Picture 9" descr="For the Grounded Learning Service, retain an annotated trace and the changed-case result. Name the contract or evidence that makes the deciding step valid, so another team can review it. Draw your input, deciding step, result and limit. Supported question: Trace private note content and analytics counts to their permitted readers. Why is storing full notes in the dashboard outside this design, and what risk can remain for tiny-group counts?"/>
             <wp:cNvGraphicFramePr>
               <a:graphicFrameLocks noChangeAspect="1"/>
             </wp:cNvGraphicFramePr>
@@ -4368,7 +5383,6 @@
     <w:p>
       <w:pPr>
         <w:spacing w:line="336" w:lineRule="auto" w:after="180"/>
-        <w:shd w:fill="F5F1FB"/>
       </w:pPr>
       <w:r>
         <w:rPr>
@@ -4387,6 +5401,62 @@
           <w:b w:val="0"/>
         </w:rPr>
         <w:t>.</w:t>
+      </w:r>
+    </w:p>
+    <w:p>
+      <w:pPr>
+        <w:pStyle w:val="Heading2"/>
+      </w:pPr>
+      <w:r>
+        <w:t>Earlier wording, alternatives and picture transcripts · reference / check after trying</w:t>
+      </w:r>
+    </w:p>
+    <w:p>
+      <w:pPr>
+        <w:pStyle w:val="Heading3"/>
+      </w:pPr>
+      <w:r>
+        <w:t>01. Security and privacy review: the case</w:t>
+      </w:r>
+    </w:p>
+    <w:p>
+      <w:pPr>
+        <w:pStyle w:val="Heading3"/>
+      </w:pPr>
+      <w:r>
+        <w:t>02. Follow the deciding steps</w:t>
+      </w:r>
+    </w:p>
+    <w:p>
+      <w:pPr>
+        <w:pStyle w:val="Heading3"/>
+      </w:pPr>
+      <w:r>
+        <w:t>03. Security and privacy review — evidence trace</w:t>
+      </w:r>
+    </w:p>
+    <w:p>
+      <w:pPr>
+        <w:pStyle w:val="Heading3"/>
+      </w:pPr>
+      <w:r>
+        <w:t>04. Change one thing. Trace what follows.</w:t>
+      </w:r>
+    </w:p>
+    <w:p>
+      <w:pPr>
+        <w:pStyle w:val="Heading3"/>
+      </w:pPr>
+      <w:r>
+        <w:t>05. Connect the explanation to its limit</w:t>
+      </w:r>
+    </w:p>
+    <w:p>
+      <w:pPr>
+        <w:pStyle w:val="Heading3"/>
+      </w:pPr>
+      <w:r>
+        <w:t>06. Make the idea visible in your project</w:t>
       </w:r>
     </w:p>
     <w:sectPr>
